--- a/Linux/Linux 42 Tasks.docx
+++ b/Linux/Linux 42 Tasks.docx
@@ -867,6 +867,7 @@
       </w:pPr>
       <w:r>
         <w:rPr>
+          <w:noProof/>
           <w:lang w:val="en-US"/>
         </w:rPr>
         <w:drawing>
@@ -946,6 +947,7 @@
       </w:pPr>
       <w:r>
         <w:rPr>
+          <w:noProof/>
           <w:lang w:val="en-US"/>
         </w:rPr>
         <w:drawing>
@@ -1033,6 +1035,9 @@
         <w:br/>
       </w:r>
       <w:r>
+        <w:rPr>
+          <w:noProof/>
+        </w:rPr>
         <w:drawing>
           <wp:inline distT="0" distB="0" distL="0" distR="0" wp14:anchorId="2C0A2491" wp14:editId="1C299F9A">
             <wp:extent cx="5273497" cy="1310754"/>
@@ -1113,6 +1118,9 @@
         <w:br/>
       </w:r>
       <w:r>
+        <w:rPr>
+          <w:noProof/>
+        </w:rPr>
         <w:drawing>
           <wp:inline distT="0" distB="0" distL="0" distR="0" wp14:anchorId="243D8776" wp14:editId="761BF10D">
             <wp:extent cx="5731510" cy="1952625"/>
@@ -1191,6 +1199,9 @@
         </w:rPr>
       </w:pPr>
       <w:r>
+        <w:rPr>
+          <w:noProof/>
+        </w:rPr>
         <w:drawing>
           <wp:inline distT="0" distB="0" distL="0" distR="0" wp14:anchorId="72540F7E" wp14:editId="6B73FD60">
             <wp:extent cx="5608320" cy="2948940"/>
@@ -1270,6 +1281,9 @@
     </w:p>
     <w:p>
       <w:r>
+        <w:rPr>
+          <w:noProof/>
+        </w:rPr>
         <w:drawing>
           <wp:inline distT="0" distB="0" distL="0" distR="0" wp14:anchorId="6EAE6861" wp14:editId="33E74E5F">
             <wp:extent cx="5677392" cy="1691787"/>
@@ -1360,6 +1374,9 @@
         <w:br/>
       </w:r>
       <w:r>
+        <w:rPr>
+          <w:noProof/>
+        </w:rPr>
         <w:drawing>
           <wp:inline distT="0" distB="0" distL="0" distR="0" wp14:anchorId="606A5CA1" wp14:editId="223C4834">
             <wp:extent cx="5731510" cy="1280160"/>
@@ -1444,6 +1461,9 @@
         <w:br/>
       </w:r>
       <w:r>
+        <w:rPr>
+          <w:noProof/>
+        </w:rPr>
         <w:drawing>
           <wp:inline distT="0" distB="0" distL="0" distR="0" wp14:anchorId="595A6362" wp14:editId="7BA38382">
             <wp:extent cx="4625741" cy="1104996"/>
@@ -1533,6 +1553,9 @@
         <w:br/>
       </w:r>
       <w:r>
+        <w:rPr>
+          <w:noProof/>
+        </w:rPr>
         <w:drawing>
           <wp:inline distT="0" distB="0" distL="0" distR="0" wp14:anchorId="293F9B16" wp14:editId="082D5C55">
             <wp:extent cx="3825572" cy="1425063"/>
@@ -1630,6 +1653,9 @@
         <w:br/>
       </w:r>
       <w:r>
+        <w:rPr>
+          <w:noProof/>
+        </w:rPr>
         <w:drawing>
           <wp:inline distT="0" distB="0" distL="0" distR="0" wp14:anchorId="0A34CB62" wp14:editId="266B2AB2">
             <wp:extent cx="5303980" cy="2149026"/>
@@ -1699,6 +1725,9 @@
         <w:br/>
       </w:r>
       <w:r>
+        <w:rPr>
+          <w:noProof/>
+        </w:rPr>
         <w:drawing>
           <wp:inline distT="0" distB="0" distL="0" distR="0" wp14:anchorId="59409AD3" wp14:editId="1E806819">
             <wp:extent cx="4305673" cy="4701947"/>
@@ -1785,6 +1814,7 @@
         <w:rPr>
           <w:b/>
           <w:bCs/>
+          <w:noProof/>
           <w:color w:val="EE0000"/>
           <w:sz w:val="32"/>
           <w:szCs w:val="32"/>
@@ -1872,6 +1902,7 @@
         <w:rPr>
           <w:b/>
           <w:bCs/>
+          <w:noProof/>
           <w:color w:val="EE0000"/>
           <w:sz w:val="32"/>
           <w:szCs w:val="32"/>
@@ -1967,6 +1998,7 @@
         <w:rPr>
           <w:b/>
           <w:bCs/>
+          <w:noProof/>
           <w:color w:val="EE0000"/>
           <w:sz w:val="32"/>
           <w:szCs w:val="32"/>
@@ -2056,6 +2088,9 @@
         <w:br/>
       </w:r>
       <w:r>
+        <w:rPr>
+          <w:noProof/>
+        </w:rPr>
         <w:drawing>
           <wp:inline distT="0" distB="0" distL="0" distR="0" wp14:anchorId="3C30279C" wp14:editId="32E39127">
             <wp:extent cx="5731510" cy="803910"/>
@@ -2103,6 +2138,9 @@
         <w:br/>
       </w:r>
       <w:r>
+        <w:rPr>
+          <w:noProof/>
+        </w:rPr>
         <w:drawing>
           <wp:inline distT="0" distB="0" distL="0" distR="0" wp14:anchorId="358F82A6" wp14:editId="2DB7459A">
             <wp:extent cx="5731510" cy="1040765"/>
@@ -2188,6 +2226,9 @@
         <w:br/>
       </w:r>
       <w:r>
+        <w:rPr>
+          <w:noProof/>
+        </w:rPr>
         <w:drawing>
           <wp:inline distT="0" distB="0" distL="0" distR="0" wp14:anchorId="0FCFAA80" wp14:editId="07F487A1">
             <wp:extent cx="5189220" cy="1264920"/>
@@ -2247,6 +2288,9 @@
         <w:br/>
       </w:r>
       <w:r>
+        <w:rPr>
+          <w:noProof/>
+        </w:rPr>
         <w:drawing>
           <wp:inline distT="0" distB="0" distL="0" distR="0" wp14:anchorId="212AEFA0" wp14:editId="073789D2">
             <wp:extent cx="5182049" cy="1082134"/>
@@ -2303,6 +2347,9 @@
         <w:br/>
       </w:r>
       <w:r>
+        <w:rPr>
+          <w:noProof/>
+        </w:rPr>
         <w:drawing>
           <wp:inline distT="0" distB="0" distL="0" distR="0" wp14:anchorId="6727D74A" wp14:editId="7E7B1396">
             <wp:extent cx="4130398" cy="739204"/>
@@ -2378,6 +2425,9 @@
         <w:br/>
       </w:r>
       <w:r>
+        <w:rPr>
+          <w:noProof/>
+        </w:rPr>
         <w:drawing>
           <wp:inline distT="0" distB="0" distL="0" distR="0" wp14:anchorId="49885B54" wp14:editId="0DE7162C">
             <wp:extent cx="5731510" cy="864870"/>
@@ -2489,38 +2539,5028 @@
         <w:t>-s → Create a symbolic (soft) link</w:t>
       </w:r>
     </w:p>
+    <w:p>
+      <w:r>
+        <w:drawing>
+          <wp:inline distT="0" distB="0" distL="0" distR="0" wp14:anchorId="4A59F92D" wp14:editId="78B90CCF">
+            <wp:extent cx="4694327" cy="1333616"/>
+            <wp:effectExtent l="0" t="0" r="0" b="0"/>
+            <wp:docPr id="605993945" name="Picture 1"/>
+            <wp:cNvGraphicFramePr>
+              <a:graphicFrameLocks xmlns:a="http://schemas.openxmlformats.org/drawingml/2006/main" noChangeAspect="1"/>
+            </wp:cNvGraphicFramePr>
+            <a:graphic xmlns:a="http://schemas.openxmlformats.org/drawingml/2006/main">
+              <a:graphicData uri="http://schemas.openxmlformats.org/drawingml/2006/picture">
+                <pic:pic xmlns:pic="http://schemas.openxmlformats.org/drawingml/2006/picture">
+                  <pic:nvPicPr>
+                    <pic:cNvPr id="605993945" name=""/>
+                    <pic:cNvPicPr/>
+                  </pic:nvPicPr>
+                  <pic:blipFill>
+                    <a:blip r:embed="rId33"/>
+                    <a:stretch>
+                      <a:fillRect/>
+                    </a:stretch>
+                  </pic:blipFill>
+                  <pic:spPr>
+                    <a:xfrm>
+                      <a:off x="0" y="0"/>
+                      <a:ext cx="4694327" cy="1333616"/>
+                    </a:xfrm>
+                    <a:prstGeom prst="rect">
+                      <a:avLst/>
+                    </a:prstGeom>
+                  </pic:spPr>
+                </pic:pic>
+              </a:graphicData>
+            </a:graphic>
+          </wp:inline>
+        </w:drawing>
+      </w:r>
+    </w:p>
     <w:p/>
-    <w:p>
-      <w:pPr>
-        <w:rPr>
-          <w:b/>
-          <w:bCs/>
-          <w:color w:val="EE0000"/>
-          <w:sz w:val="32"/>
-          <w:szCs w:val="32"/>
-        </w:rPr>
-      </w:pPr>
-      <w:r>
-        <w:rPr>
-          <w:b/>
-          <w:bCs/>
-          <w:color w:val="EE0000"/>
-          <w:sz w:val="32"/>
-          <w:szCs w:val="32"/>
-        </w:rPr>
+    <w:p/>
+    <w:p>
+      <w:pPr>
+        <w:rPr>
+          <w:b/>
+          <w:bCs/>
+          <w:color w:val="EE0000"/>
+          <w:sz w:val="32"/>
+          <w:szCs w:val="32"/>
+        </w:rPr>
+      </w:pPr>
+      <w:r>
+        <w:rPr>
+          <w:b/>
+          <w:bCs/>
+          <w:color w:val="EE0000"/>
+          <w:sz w:val="32"/>
+          <w:szCs w:val="32"/>
+        </w:rPr>
+        <w:lastRenderedPageBreak/>
         <w:t>20.Search for files using the find command.</w:t>
       </w:r>
     </w:p>
     <w:p>
       <w:pPr>
-        <w:rPr>
-          <w:b/>
-          <w:bCs/>
-          <w:color w:val="EE0000"/>
-          <w:sz w:val="32"/>
-          <w:szCs w:val="32"/>
-        </w:rPr>
-      </w:pPr>
+        <w:spacing w:after="0"/>
+      </w:pPr>
+      <w:proofErr w:type="gramStart"/>
+      <w:r>
+        <w:t>find .</w:t>
+      </w:r>
+      <w:proofErr w:type="gramEnd"/>
+      <w:r>
+        <w:t xml:space="preserve"> -name "file1.txt"</w:t>
+      </w:r>
+      <w:r>
+        <w:br/>
+      </w:r>
+      <w:r>
+        <w:drawing>
+          <wp:inline distT="0" distB="0" distL="0" distR="0" wp14:anchorId="01D4F878" wp14:editId="624CB456">
+            <wp:extent cx="4877223" cy="845893"/>
+            <wp:effectExtent l="0" t="0" r="0" b="0"/>
+            <wp:docPr id="405210105" name="Picture 1"/>
+            <wp:cNvGraphicFramePr>
+              <a:graphicFrameLocks xmlns:a="http://schemas.openxmlformats.org/drawingml/2006/main" noChangeAspect="1"/>
+            </wp:cNvGraphicFramePr>
+            <a:graphic xmlns:a="http://schemas.openxmlformats.org/drawingml/2006/main">
+              <a:graphicData uri="http://schemas.openxmlformats.org/drawingml/2006/picture">
+                <pic:pic xmlns:pic="http://schemas.openxmlformats.org/drawingml/2006/picture">
+                  <pic:nvPicPr>
+                    <pic:cNvPr id="405210105" name=""/>
+                    <pic:cNvPicPr/>
+                  </pic:nvPicPr>
+                  <pic:blipFill>
+                    <a:blip r:embed="rId34"/>
+                    <a:stretch>
+                      <a:fillRect/>
+                    </a:stretch>
+                  </pic:blipFill>
+                  <pic:spPr>
+                    <a:xfrm>
+                      <a:off x="0" y="0"/>
+                      <a:ext cx="4877223" cy="845893"/>
+                    </a:xfrm>
+                    <a:prstGeom prst="rect">
+                      <a:avLst/>
+                    </a:prstGeom>
+                  </pic:spPr>
+                </pic:pic>
+              </a:graphicData>
+            </a:graphic>
+          </wp:inline>
+        </w:drawing>
+      </w:r>
+      <w:r>
+        <w:br/>
+      </w:r>
+      <w:r>
+        <w:br/>
+      </w:r>
+      <w:r>
+        <w:rPr>
+          <w:b/>
+          <w:bCs/>
+          <w:color w:val="EE0000"/>
+          <w:sz w:val="32"/>
+          <w:szCs w:val="32"/>
+        </w:rPr>
+        <w:t>21.Compress and decompress files using tar.</w:t>
+      </w:r>
+      <w:r>
+        <w:rPr>
+          <w:b/>
+          <w:bCs/>
+          <w:color w:val="EE0000"/>
+          <w:sz w:val="32"/>
+          <w:szCs w:val="32"/>
+        </w:rPr>
+        <w:br/>
+      </w:r>
+      <w:r>
+        <w:t>Create an Archive</w:t>
+      </w:r>
+    </w:p>
+    <w:p>
+      <w:pPr>
+        <w:spacing w:after="0"/>
+      </w:pPr>
+      <w:r>
+        <w:t>tar -</w:t>
+      </w:r>
+      <w:proofErr w:type="spellStart"/>
+      <w:r>
+        <w:t>cvf</w:t>
+      </w:r>
+      <w:proofErr w:type="spellEnd"/>
+      <w:r>
+        <w:t xml:space="preserve"> archive_name.tar </w:t>
+      </w:r>
+      <w:proofErr w:type="spellStart"/>
+      <w:r>
+        <w:t>file_or_directory</w:t>
+      </w:r>
+      <w:proofErr w:type="spellEnd"/>
+    </w:p>
+    <w:p>
+      <w:pPr>
+        <w:rPr>
+          <w:b/>
+          <w:bCs/>
+          <w:color w:val="EE0000"/>
+          <w:sz w:val="32"/>
+          <w:szCs w:val="32"/>
+        </w:rPr>
+      </w:pPr>
+      <w:r>
+        <w:rPr>
+          <w:b/>
+          <w:bCs/>
+          <w:color w:val="EE0000"/>
+          <w:sz w:val="32"/>
+          <w:szCs w:val="32"/>
+        </w:rPr>
+        <w:br/>
+      </w:r>
+      <w:r>
+        <w:rPr>
+          <w:b/>
+          <w:bCs/>
+          <w:color w:val="EE0000"/>
+          <w:sz w:val="32"/>
+          <w:szCs w:val="32"/>
+        </w:rPr>
+        <w:drawing>
+          <wp:inline distT="0" distB="0" distL="0" distR="0" wp14:anchorId="3919EB4E" wp14:editId="1D3BA022">
+            <wp:extent cx="5731510" cy="1935480"/>
+            <wp:effectExtent l="0" t="0" r="2540" b="7620"/>
+            <wp:docPr id="1465975387" name="Picture 1"/>
+            <wp:cNvGraphicFramePr>
+              <a:graphicFrameLocks xmlns:a="http://schemas.openxmlformats.org/drawingml/2006/main" noChangeAspect="1"/>
+            </wp:cNvGraphicFramePr>
+            <a:graphic xmlns:a="http://schemas.openxmlformats.org/drawingml/2006/main">
+              <a:graphicData uri="http://schemas.openxmlformats.org/drawingml/2006/picture">
+                <pic:pic xmlns:pic="http://schemas.openxmlformats.org/drawingml/2006/picture">
+                  <pic:nvPicPr>
+                    <pic:cNvPr id="1465975387" name=""/>
+                    <pic:cNvPicPr/>
+                  </pic:nvPicPr>
+                  <pic:blipFill>
+                    <a:blip r:embed="rId35"/>
+                    <a:stretch>
+                      <a:fillRect/>
+                    </a:stretch>
+                  </pic:blipFill>
+                  <pic:spPr>
+                    <a:xfrm>
+                      <a:off x="0" y="0"/>
+                      <a:ext cx="5731510" cy="1935480"/>
+                    </a:xfrm>
+                    <a:prstGeom prst="rect">
+                      <a:avLst/>
+                    </a:prstGeom>
+                  </pic:spPr>
+                </pic:pic>
+              </a:graphicData>
+            </a:graphic>
+          </wp:inline>
+        </w:drawing>
+      </w:r>
+      <w:r>
+        <w:rPr>
+          <w:b/>
+          <w:bCs/>
+          <w:color w:val="EE0000"/>
+          <w:sz w:val="32"/>
+          <w:szCs w:val="32"/>
+        </w:rPr>
+        <w:br/>
+      </w:r>
+      <w:r>
+        <w:rPr>
+          <w:b/>
+          <w:bCs/>
+          <w:color w:val="EE0000"/>
+          <w:sz w:val="32"/>
+          <w:szCs w:val="32"/>
+        </w:rPr>
+        <w:drawing>
+          <wp:inline distT="0" distB="0" distL="0" distR="0" wp14:anchorId="201C764F" wp14:editId="7EF3750F">
+            <wp:extent cx="3627434" cy="617273"/>
+            <wp:effectExtent l="0" t="0" r="0" b="0"/>
+            <wp:docPr id="902413749" name="Picture 1"/>
+            <wp:cNvGraphicFramePr>
+              <a:graphicFrameLocks xmlns:a="http://schemas.openxmlformats.org/drawingml/2006/main" noChangeAspect="1"/>
+            </wp:cNvGraphicFramePr>
+            <a:graphic xmlns:a="http://schemas.openxmlformats.org/drawingml/2006/main">
+              <a:graphicData uri="http://schemas.openxmlformats.org/drawingml/2006/picture">
+                <pic:pic xmlns:pic="http://schemas.openxmlformats.org/drawingml/2006/picture">
+                  <pic:nvPicPr>
+                    <pic:cNvPr id="902413749" name=""/>
+                    <pic:cNvPicPr/>
+                  </pic:nvPicPr>
+                  <pic:blipFill>
+                    <a:blip r:embed="rId36"/>
+                    <a:stretch>
+                      <a:fillRect/>
+                    </a:stretch>
+                  </pic:blipFill>
+                  <pic:spPr>
+                    <a:xfrm>
+                      <a:off x="0" y="0"/>
+                      <a:ext cx="3627434" cy="617273"/>
+                    </a:xfrm>
+                    <a:prstGeom prst="rect">
+                      <a:avLst/>
+                    </a:prstGeom>
+                  </pic:spPr>
+                </pic:pic>
+              </a:graphicData>
+            </a:graphic>
+          </wp:inline>
+        </w:drawing>
+      </w:r>
+    </w:p>
+    <w:p>
+      <w:pPr>
+        <w:spacing w:after="0"/>
+      </w:pPr>
+      <w:r>
+        <w:t>Create an Archive</w:t>
+      </w:r>
+    </w:p>
+    <w:p>
+      <w:pPr>
+        <w:spacing w:after="0"/>
+      </w:pPr>
+      <w:r>
+        <w:t>tar -</w:t>
+      </w:r>
+      <w:proofErr w:type="spellStart"/>
+      <w:r>
+        <w:t>cvf</w:t>
+      </w:r>
+      <w:proofErr w:type="spellEnd"/>
+      <w:r>
+        <w:t xml:space="preserve"> archive_name.tar </w:t>
+      </w:r>
+      <w:proofErr w:type="spellStart"/>
+      <w:r>
+        <w:t>file_or_directory</w:t>
+      </w:r>
+      <w:proofErr w:type="spellEnd"/>
+      <w:r>
+        <w:br/>
+      </w:r>
+      <w:r>
+        <w:drawing>
+          <wp:inline distT="0" distB="0" distL="0" distR="0" wp14:anchorId="09FD88A0" wp14:editId="545B1BCA">
+            <wp:extent cx="5731510" cy="1973580"/>
+            <wp:effectExtent l="0" t="0" r="2540" b="7620"/>
+            <wp:docPr id="1429365486" name="Picture 1"/>
+            <wp:cNvGraphicFramePr>
+              <a:graphicFrameLocks xmlns:a="http://schemas.openxmlformats.org/drawingml/2006/main" noChangeAspect="1"/>
+            </wp:cNvGraphicFramePr>
+            <a:graphic xmlns:a="http://schemas.openxmlformats.org/drawingml/2006/main">
+              <a:graphicData uri="http://schemas.openxmlformats.org/drawingml/2006/picture">
+                <pic:pic xmlns:pic="http://schemas.openxmlformats.org/drawingml/2006/picture">
+                  <pic:nvPicPr>
+                    <pic:cNvPr id="1429365486" name=""/>
+                    <pic:cNvPicPr/>
+                  </pic:nvPicPr>
+                  <pic:blipFill>
+                    <a:blip r:embed="rId37"/>
+                    <a:stretch>
+                      <a:fillRect/>
+                    </a:stretch>
+                  </pic:blipFill>
+                  <pic:spPr>
+                    <a:xfrm>
+                      <a:off x="0" y="0"/>
+                      <a:ext cx="5731510" cy="1973580"/>
+                    </a:xfrm>
+                    <a:prstGeom prst="rect">
+                      <a:avLst/>
+                    </a:prstGeom>
+                  </pic:spPr>
+                </pic:pic>
+              </a:graphicData>
+            </a:graphic>
+          </wp:inline>
+        </w:drawing>
+      </w:r>
+      <w:r>
+        <w:rPr>
+          <w:noProof/>
+        </w:rPr>
+        <w:t xml:space="preserve"> </w:t>
+      </w:r>
+      <w:r>
+        <w:drawing>
+          <wp:inline distT="0" distB="0" distL="0" distR="0" wp14:anchorId="6FC5763C" wp14:editId="0555CBF8">
+            <wp:extent cx="4153260" cy="891617"/>
+            <wp:effectExtent l="0" t="0" r="0" b="3810"/>
+            <wp:docPr id="1065506427" name="Picture 1"/>
+            <wp:cNvGraphicFramePr>
+              <a:graphicFrameLocks xmlns:a="http://schemas.openxmlformats.org/drawingml/2006/main" noChangeAspect="1"/>
+            </wp:cNvGraphicFramePr>
+            <a:graphic xmlns:a="http://schemas.openxmlformats.org/drawingml/2006/main">
+              <a:graphicData uri="http://schemas.openxmlformats.org/drawingml/2006/picture">
+                <pic:pic xmlns:pic="http://schemas.openxmlformats.org/drawingml/2006/picture">
+                  <pic:nvPicPr>
+                    <pic:cNvPr id="1065506427" name=""/>
+                    <pic:cNvPicPr/>
+                  </pic:nvPicPr>
+                  <pic:blipFill>
+                    <a:blip r:embed="rId38"/>
+                    <a:stretch>
+                      <a:fillRect/>
+                    </a:stretch>
+                  </pic:blipFill>
+                  <pic:spPr>
+                    <a:xfrm>
+                      <a:off x="0" y="0"/>
+                      <a:ext cx="4153260" cy="891617"/>
+                    </a:xfrm>
+                    <a:prstGeom prst="rect">
+                      <a:avLst/>
+                    </a:prstGeom>
+                  </pic:spPr>
+                </pic:pic>
+              </a:graphicData>
+            </a:graphic>
+          </wp:inline>
+        </w:drawing>
+      </w:r>
+    </w:p>
+    <w:p>
+      <w:pPr>
+        <w:rPr>
+          <w:b/>
+          <w:bCs/>
+          <w:color w:val="EE0000"/>
+          <w:sz w:val="32"/>
+          <w:szCs w:val="32"/>
+        </w:rPr>
+      </w:pPr>
+      <w:r>
+        <w:rPr>
+          <w:b/>
+          <w:bCs/>
+          <w:color w:val="EE0000"/>
+          <w:sz w:val="32"/>
+          <w:szCs w:val="32"/>
+        </w:rPr>
+        <w:lastRenderedPageBreak/>
+        <w:t xml:space="preserve">22.Monitor system resources with top or </w:t>
+      </w:r>
+      <w:proofErr w:type="spellStart"/>
+      <w:r>
+        <w:rPr>
+          <w:b/>
+          <w:bCs/>
+          <w:color w:val="EE0000"/>
+          <w:sz w:val="32"/>
+          <w:szCs w:val="32"/>
+        </w:rPr>
+        <w:t>htop</w:t>
+      </w:r>
+      <w:proofErr w:type="spellEnd"/>
+      <w:r>
+        <w:rPr>
+          <w:b/>
+          <w:bCs/>
+          <w:color w:val="EE0000"/>
+          <w:sz w:val="32"/>
+          <w:szCs w:val="32"/>
+        </w:rPr>
+        <w:t>.</w:t>
+      </w:r>
+    </w:p>
+    <w:p>
+      <w:r>
+        <w:rPr>
+          <w:b/>
+          <w:bCs/>
+        </w:rPr>
+        <w:t>top</w:t>
+      </w:r>
+      <w:r>
+        <w:t xml:space="preserve"> → Built-in command to monitor CPU, memory, uptime, and running processes. </w:t>
+      </w:r>
+    </w:p>
+    <w:p>
+      <w:proofErr w:type="spellStart"/>
+      <w:r>
+        <w:rPr>
+          <w:b/>
+          <w:bCs/>
+        </w:rPr>
+        <w:t>htop</w:t>
+      </w:r>
+      <w:proofErr w:type="spellEnd"/>
+      <w:r>
+        <w:t xml:space="preserve"> → Interactive and user-friendly version of top.</w:t>
+      </w:r>
+      <w:r>
+        <w:br/>
+      </w:r>
+      <w:r>
+        <w:br/>
+        <w:t>top</w:t>
+      </w:r>
+      <w:r>
+        <w:br/>
+      </w:r>
+      <w:r>
+        <w:drawing>
+          <wp:inline distT="0" distB="0" distL="0" distR="0" wp14:anchorId="04082FC7" wp14:editId="56798F55">
+            <wp:extent cx="5731510" cy="1830705"/>
+            <wp:effectExtent l="0" t="0" r="2540" b="0"/>
+            <wp:docPr id="1253875466" name="Picture 1"/>
+            <wp:cNvGraphicFramePr>
+              <a:graphicFrameLocks xmlns:a="http://schemas.openxmlformats.org/drawingml/2006/main" noChangeAspect="1"/>
+            </wp:cNvGraphicFramePr>
+            <a:graphic xmlns:a="http://schemas.openxmlformats.org/drawingml/2006/main">
+              <a:graphicData uri="http://schemas.openxmlformats.org/drawingml/2006/picture">
+                <pic:pic xmlns:pic="http://schemas.openxmlformats.org/drawingml/2006/picture">
+                  <pic:nvPicPr>
+                    <pic:cNvPr id="1253875466" name=""/>
+                    <pic:cNvPicPr/>
+                  </pic:nvPicPr>
+                  <pic:blipFill>
+                    <a:blip r:embed="rId39"/>
+                    <a:stretch>
+                      <a:fillRect/>
+                    </a:stretch>
+                  </pic:blipFill>
+                  <pic:spPr>
+                    <a:xfrm>
+                      <a:off x="0" y="0"/>
+                      <a:ext cx="5731510" cy="1830705"/>
+                    </a:xfrm>
+                    <a:prstGeom prst="rect">
+                      <a:avLst/>
+                    </a:prstGeom>
+                  </pic:spPr>
+                </pic:pic>
+              </a:graphicData>
+            </a:graphic>
+          </wp:inline>
+        </w:drawing>
+      </w:r>
+      <w:r>
+        <w:br/>
+      </w:r>
+      <w:r>
+        <w:br/>
+      </w:r>
+      <w:proofErr w:type="spellStart"/>
+      <w:r>
+        <w:t>htop</w:t>
+      </w:r>
+      <w:proofErr w:type="spellEnd"/>
+    </w:p>
+    <w:p>
+      <w:pPr>
+        <w:rPr>
+          <w:b/>
+          <w:bCs/>
+          <w:color w:val="EE0000"/>
+          <w:sz w:val="32"/>
+          <w:szCs w:val="32"/>
+        </w:rPr>
+      </w:pPr>
+      <w:r>
+        <w:drawing>
+          <wp:inline distT="0" distB="0" distL="0" distR="0" wp14:anchorId="26B55521" wp14:editId="18FA078D">
+            <wp:extent cx="5731510" cy="2251075"/>
+            <wp:effectExtent l="0" t="0" r="2540" b="0"/>
+            <wp:docPr id="1048327645" name="Picture 1"/>
+            <wp:cNvGraphicFramePr>
+              <a:graphicFrameLocks xmlns:a="http://schemas.openxmlformats.org/drawingml/2006/main" noChangeAspect="1"/>
+            </wp:cNvGraphicFramePr>
+            <a:graphic xmlns:a="http://schemas.openxmlformats.org/drawingml/2006/main">
+              <a:graphicData uri="http://schemas.openxmlformats.org/drawingml/2006/picture">
+                <pic:pic xmlns:pic="http://schemas.openxmlformats.org/drawingml/2006/picture">
+                  <pic:nvPicPr>
+                    <pic:cNvPr id="1048327645" name=""/>
+                    <pic:cNvPicPr/>
+                  </pic:nvPicPr>
+                  <pic:blipFill>
+                    <a:blip r:embed="rId40"/>
+                    <a:stretch>
+                      <a:fillRect/>
+                    </a:stretch>
+                  </pic:blipFill>
+                  <pic:spPr>
+                    <a:xfrm>
+                      <a:off x="0" y="0"/>
+                      <a:ext cx="5731510" cy="2251075"/>
+                    </a:xfrm>
+                    <a:prstGeom prst="rect">
+                      <a:avLst/>
+                    </a:prstGeom>
+                  </pic:spPr>
+                </pic:pic>
+              </a:graphicData>
+            </a:graphic>
+          </wp:inline>
+        </w:drawing>
+      </w:r>
+    </w:p>
+    <w:p>
+      <w:pPr>
+        <w:rPr>
+          <w:b/>
+          <w:bCs/>
+          <w:color w:val="EE0000"/>
+          <w:sz w:val="32"/>
+          <w:szCs w:val="32"/>
+        </w:rPr>
+      </w:pPr>
+      <w:r>
+        <w:br/>
+      </w:r>
+      <w:r>
+        <w:rPr>
+          <w:b/>
+          <w:bCs/>
+          <w:color w:val="EE0000"/>
+          <w:sz w:val="32"/>
+          <w:szCs w:val="32"/>
+        </w:rPr>
+        <w:t>23.Create and manage user groups.</w:t>
+      </w:r>
+    </w:p>
+    <w:p>
+      <w:r>
+        <w:t>Display Only Username</w:t>
+      </w:r>
+      <w:r>
+        <w:br/>
+        <w:t xml:space="preserve">                   </w:t>
+      </w:r>
+      <w:proofErr w:type="spellStart"/>
+      <w:r>
+        <w:t>whoami</w:t>
+      </w:r>
+      <w:proofErr w:type="spellEnd"/>
+      <w:r>
+        <w:br/>
+      </w:r>
+      <w:r>
+        <w:drawing>
+          <wp:inline distT="0" distB="0" distL="0" distR="0" wp14:anchorId="0FA27A1C" wp14:editId="67334C1A">
+            <wp:extent cx="4892464" cy="571550"/>
+            <wp:effectExtent l="0" t="0" r="3810" b="0"/>
+            <wp:docPr id="1815671865" name="Picture 1"/>
+            <wp:cNvGraphicFramePr>
+              <a:graphicFrameLocks xmlns:a="http://schemas.openxmlformats.org/drawingml/2006/main" noChangeAspect="1"/>
+            </wp:cNvGraphicFramePr>
+            <a:graphic xmlns:a="http://schemas.openxmlformats.org/drawingml/2006/main">
+              <a:graphicData uri="http://schemas.openxmlformats.org/drawingml/2006/picture">
+                <pic:pic xmlns:pic="http://schemas.openxmlformats.org/drawingml/2006/picture">
+                  <pic:nvPicPr>
+                    <pic:cNvPr id="1815671865" name=""/>
+                    <pic:cNvPicPr/>
+                  </pic:nvPicPr>
+                  <pic:blipFill>
+                    <a:blip r:embed="rId41"/>
+                    <a:stretch>
+                      <a:fillRect/>
+                    </a:stretch>
+                  </pic:blipFill>
+                  <pic:spPr>
+                    <a:xfrm>
+                      <a:off x="0" y="0"/>
+                      <a:ext cx="4892464" cy="571550"/>
+                    </a:xfrm>
+                    <a:prstGeom prst="rect">
+                      <a:avLst/>
+                    </a:prstGeom>
+                  </pic:spPr>
+                </pic:pic>
+              </a:graphicData>
+            </a:graphic>
+          </wp:inline>
+        </w:drawing>
+      </w:r>
+      <w:r>
+        <w:br/>
+      </w:r>
+      <w:r>
+        <w:t>Create the group</w:t>
+      </w:r>
+    </w:p>
+    <w:p>
+      <w:r>
+        <w:lastRenderedPageBreak/>
+        <w:t xml:space="preserve">                </w:t>
+      </w:r>
+      <w:proofErr w:type="spellStart"/>
+      <w:r>
+        <w:t>sudo</w:t>
+      </w:r>
+      <w:proofErr w:type="spellEnd"/>
+      <w:r>
+        <w:t xml:space="preserve"> </w:t>
+      </w:r>
+      <w:proofErr w:type="spellStart"/>
+      <w:r>
+        <w:t>groupadd</w:t>
+      </w:r>
+      <w:proofErr w:type="spellEnd"/>
+      <w:r>
+        <w:t xml:space="preserve"> </w:t>
+      </w:r>
+      <w:proofErr w:type="spellStart"/>
+      <w:r>
+        <w:t>devops</w:t>
+      </w:r>
+      <w:proofErr w:type="spellEnd"/>
+      <w:r>
+        <w:br/>
+      </w:r>
+      <w:r>
+        <w:drawing>
+          <wp:inline distT="0" distB="0" distL="0" distR="0" wp14:anchorId="4D3056EC" wp14:editId="6FED1EF4">
+            <wp:extent cx="5731510" cy="986790"/>
+            <wp:effectExtent l="0" t="0" r="2540" b="3810"/>
+            <wp:docPr id="319744690" name="Picture 1"/>
+            <wp:cNvGraphicFramePr>
+              <a:graphicFrameLocks xmlns:a="http://schemas.openxmlformats.org/drawingml/2006/main" noChangeAspect="1"/>
+            </wp:cNvGraphicFramePr>
+            <a:graphic xmlns:a="http://schemas.openxmlformats.org/drawingml/2006/main">
+              <a:graphicData uri="http://schemas.openxmlformats.org/drawingml/2006/picture">
+                <pic:pic xmlns:pic="http://schemas.openxmlformats.org/drawingml/2006/picture">
+                  <pic:nvPicPr>
+                    <pic:cNvPr id="319744690" name=""/>
+                    <pic:cNvPicPr/>
+                  </pic:nvPicPr>
+                  <pic:blipFill>
+                    <a:blip r:embed="rId42"/>
+                    <a:stretch>
+                      <a:fillRect/>
+                    </a:stretch>
+                  </pic:blipFill>
+                  <pic:spPr>
+                    <a:xfrm>
+                      <a:off x="0" y="0"/>
+                      <a:ext cx="5731510" cy="986790"/>
+                    </a:xfrm>
+                    <a:prstGeom prst="rect">
+                      <a:avLst/>
+                    </a:prstGeom>
+                  </pic:spPr>
+                </pic:pic>
+              </a:graphicData>
+            </a:graphic>
+          </wp:inline>
+        </w:drawing>
+      </w:r>
+      <w:r>
+        <w:br/>
+      </w:r>
+      <w:r>
+        <w:br/>
+      </w:r>
+      <w:r>
+        <w:t>Add users:</w:t>
+      </w:r>
+    </w:p>
+    <w:p>
+      <w:r>
+        <w:t xml:space="preserve">                </w:t>
+      </w:r>
+      <w:proofErr w:type="spellStart"/>
+      <w:r>
+        <w:t>sudo</w:t>
+      </w:r>
+      <w:proofErr w:type="spellEnd"/>
+      <w:r>
+        <w:t xml:space="preserve"> </w:t>
+      </w:r>
+      <w:proofErr w:type="spellStart"/>
+      <w:r>
+        <w:t>usermod</w:t>
+      </w:r>
+      <w:proofErr w:type="spellEnd"/>
+      <w:r>
+        <w:t xml:space="preserve"> -</w:t>
+      </w:r>
+      <w:proofErr w:type="spellStart"/>
+      <w:r>
+        <w:t>aG</w:t>
+      </w:r>
+      <w:proofErr w:type="spellEnd"/>
+      <w:r>
+        <w:t xml:space="preserve"> </w:t>
+      </w:r>
+      <w:proofErr w:type="spellStart"/>
+      <w:r>
+        <w:t>devops</w:t>
+      </w:r>
+      <w:proofErr w:type="spellEnd"/>
+      <w:r>
+        <w:t xml:space="preserve"> Rajesh</w:t>
+      </w:r>
+    </w:p>
+    <w:p>
+      <w:pPr>
+        <w:rPr>
+          <w:b/>
+          <w:bCs/>
+          <w:color w:val="EE0000"/>
+          <w:sz w:val="32"/>
+          <w:szCs w:val="32"/>
+        </w:rPr>
+      </w:pPr>
+      <w:r>
+        <w:drawing>
+          <wp:inline distT="0" distB="0" distL="0" distR="0" wp14:anchorId="6B3039FB" wp14:editId="57D7B212">
+            <wp:extent cx="5731510" cy="641350"/>
+            <wp:effectExtent l="0" t="0" r="2540" b="6350"/>
+            <wp:docPr id="1764242972" name="Picture 1"/>
+            <wp:cNvGraphicFramePr>
+              <a:graphicFrameLocks xmlns:a="http://schemas.openxmlformats.org/drawingml/2006/main" noChangeAspect="1"/>
+            </wp:cNvGraphicFramePr>
+            <a:graphic xmlns:a="http://schemas.openxmlformats.org/drawingml/2006/main">
+              <a:graphicData uri="http://schemas.openxmlformats.org/drawingml/2006/picture">
+                <pic:pic xmlns:pic="http://schemas.openxmlformats.org/drawingml/2006/picture">
+                  <pic:nvPicPr>
+                    <pic:cNvPr id="1764242972" name=""/>
+                    <pic:cNvPicPr/>
+                  </pic:nvPicPr>
+                  <pic:blipFill>
+                    <a:blip r:embed="rId43"/>
+                    <a:stretch>
+                      <a:fillRect/>
+                    </a:stretch>
+                  </pic:blipFill>
+                  <pic:spPr>
+                    <a:xfrm>
+                      <a:off x="0" y="0"/>
+                      <a:ext cx="5731510" cy="641350"/>
+                    </a:xfrm>
+                    <a:prstGeom prst="rect">
+                      <a:avLst/>
+                    </a:prstGeom>
+                  </pic:spPr>
+                </pic:pic>
+              </a:graphicData>
+            </a:graphic>
+          </wp:inline>
+        </w:drawing>
+      </w:r>
+      <w:r>
+        <w:rPr>
+          <w:b/>
+          <w:bCs/>
+          <w:color w:val="EE0000"/>
+          <w:sz w:val="32"/>
+          <w:szCs w:val="32"/>
+        </w:rPr>
+        <w:br/>
+      </w:r>
+      <w:r>
+        <w:drawing>
+          <wp:inline distT="0" distB="0" distL="0" distR="0" wp14:anchorId="092EEDEE" wp14:editId="7D8B7383">
+            <wp:extent cx="5731510" cy="499110"/>
+            <wp:effectExtent l="0" t="0" r="2540" b="0"/>
+            <wp:docPr id="537242778" name="Picture 1"/>
+            <wp:cNvGraphicFramePr>
+              <a:graphicFrameLocks xmlns:a="http://schemas.openxmlformats.org/drawingml/2006/main" noChangeAspect="1"/>
+            </wp:cNvGraphicFramePr>
+            <a:graphic xmlns:a="http://schemas.openxmlformats.org/drawingml/2006/main">
+              <a:graphicData uri="http://schemas.openxmlformats.org/drawingml/2006/picture">
+                <pic:pic xmlns:pic="http://schemas.openxmlformats.org/drawingml/2006/picture">
+                  <pic:nvPicPr>
+                    <pic:cNvPr id="537242778" name=""/>
+                    <pic:cNvPicPr/>
+                  </pic:nvPicPr>
+                  <pic:blipFill>
+                    <a:blip r:embed="rId44"/>
+                    <a:stretch>
+                      <a:fillRect/>
+                    </a:stretch>
+                  </pic:blipFill>
+                  <pic:spPr>
+                    <a:xfrm>
+                      <a:off x="0" y="0"/>
+                      <a:ext cx="5731510" cy="499110"/>
+                    </a:xfrm>
+                    <a:prstGeom prst="rect">
+                      <a:avLst/>
+                    </a:prstGeom>
+                  </pic:spPr>
+                </pic:pic>
+              </a:graphicData>
+            </a:graphic>
+          </wp:inline>
+        </w:drawing>
+      </w:r>
+      <w:r>
+        <w:rPr>
+          <w:b/>
+          <w:bCs/>
+          <w:color w:val="EE0000"/>
+          <w:sz w:val="32"/>
+          <w:szCs w:val="32"/>
+        </w:rPr>
+        <w:br/>
+      </w:r>
+      <w:r>
+        <w:br/>
+      </w:r>
+      <w:r>
+        <w:rPr>
+          <w:b/>
+          <w:bCs/>
+          <w:color w:val="EE0000"/>
+          <w:sz w:val="32"/>
+          <w:szCs w:val="32"/>
+        </w:rPr>
+        <w:t>24.Set up SSH password less authentication.</w:t>
+      </w:r>
+    </w:p>
+    <w:p>
+      <w:pPr>
+        <w:rPr>
+          <w:sz w:val="22"/>
+          <w:szCs w:val="22"/>
+        </w:rPr>
+      </w:pPr>
+      <w:r>
+        <w:t xml:space="preserve">Step 1: </w:t>
+      </w:r>
+      <w:r>
+        <w:t>Launch 2 Servers</w:t>
+      </w:r>
+      <w:r>
+        <w:br/>
+      </w:r>
+      <w:r>
+        <w:drawing>
+          <wp:inline distT="0" distB="0" distL="0" distR="0" wp14:anchorId="28D53E58" wp14:editId="5ACA4C3A">
+            <wp:extent cx="5731510" cy="1422400"/>
+            <wp:effectExtent l="0" t="0" r="2540" b="6350"/>
+            <wp:docPr id="799912270" name="Picture 1"/>
+            <wp:cNvGraphicFramePr>
+              <a:graphicFrameLocks xmlns:a="http://schemas.openxmlformats.org/drawingml/2006/main" noChangeAspect="1"/>
+            </wp:cNvGraphicFramePr>
+            <a:graphic xmlns:a="http://schemas.openxmlformats.org/drawingml/2006/main">
+              <a:graphicData uri="http://schemas.openxmlformats.org/drawingml/2006/picture">
+                <pic:pic xmlns:pic="http://schemas.openxmlformats.org/drawingml/2006/picture">
+                  <pic:nvPicPr>
+                    <pic:cNvPr id="799912270" name=""/>
+                    <pic:cNvPicPr/>
+                  </pic:nvPicPr>
+                  <pic:blipFill>
+                    <a:blip r:embed="rId45"/>
+                    <a:stretch>
+                      <a:fillRect/>
+                    </a:stretch>
+                  </pic:blipFill>
+                  <pic:spPr>
+                    <a:xfrm>
+                      <a:off x="0" y="0"/>
+                      <a:ext cx="5731510" cy="1422400"/>
+                    </a:xfrm>
+                    <a:prstGeom prst="rect">
+                      <a:avLst/>
+                    </a:prstGeom>
+                  </pic:spPr>
+                </pic:pic>
+              </a:graphicData>
+            </a:graphic>
+          </wp:inline>
+        </w:drawing>
+      </w:r>
+      <w:r>
+        <w:br/>
+      </w:r>
+      <w:r>
+        <w:br/>
+      </w:r>
+      <w:r>
+        <w:t xml:space="preserve">Step </w:t>
+      </w:r>
+      <w:r>
+        <w:t>2</w:t>
+      </w:r>
+      <w:r>
+        <w:t xml:space="preserve">: </w:t>
+      </w:r>
+      <w:r>
+        <w:t>L</w:t>
+      </w:r>
+      <w:r>
+        <w:t>ogin</w:t>
+      </w:r>
+      <w:r>
+        <w:t xml:space="preserve"> 2 Servers</w:t>
+      </w:r>
+      <w:r>
+        <w:br/>
+      </w:r>
+      <w:r>
+        <w:drawing>
+          <wp:inline distT="0" distB="0" distL="0" distR="0" wp14:anchorId="17A4E5A5" wp14:editId="2D0AAE8C">
+            <wp:extent cx="5731510" cy="1062355"/>
+            <wp:effectExtent l="0" t="0" r="2540" b="4445"/>
+            <wp:docPr id="1016853333" name="Picture 1"/>
+            <wp:cNvGraphicFramePr>
+              <a:graphicFrameLocks xmlns:a="http://schemas.openxmlformats.org/drawingml/2006/main" noChangeAspect="1"/>
+            </wp:cNvGraphicFramePr>
+            <a:graphic xmlns:a="http://schemas.openxmlformats.org/drawingml/2006/main">
+              <a:graphicData uri="http://schemas.openxmlformats.org/drawingml/2006/picture">
+                <pic:pic xmlns:pic="http://schemas.openxmlformats.org/drawingml/2006/picture">
+                  <pic:nvPicPr>
+                    <pic:cNvPr id="1016853333" name=""/>
+                    <pic:cNvPicPr/>
+                  </pic:nvPicPr>
+                  <pic:blipFill>
+                    <a:blip r:embed="rId46"/>
+                    <a:stretch>
+                      <a:fillRect/>
+                    </a:stretch>
+                  </pic:blipFill>
+                  <pic:spPr>
+                    <a:xfrm>
+                      <a:off x="0" y="0"/>
+                      <a:ext cx="5731510" cy="1062355"/>
+                    </a:xfrm>
+                    <a:prstGeom prst="rect">
+                      <a:avLst/>
+                    </a:prstGeom>
+                  </pic:spPr>
+                </pic:pic>
+              </a:graphicData>
+            </a:graphic>
+          </wp:inline>
+        </w:drawing>
+      </w:r>
+      <w:r>
+        <w:br/>
+      </w:r>
+      <w:r>
+        <w:rPr>
+          <w:b/>
+          <w:bCs/>
+          <w:color w:val="EE0000"/>
+          <w:sz w:val="32"/>
+          <w:szCs w:val="32"/>
+        </w:rPr>
+        <w:br/>
+      </w:r>
+      <w:r>
+        <w:rPr>
+          <w:sz w:val="22"/>
+          <w:szCs w:val="22"/>
+        </w:rPr>
+        <w:t xml:space="preserve">Step </w:t>
+      </w:r>
+      <w:r>
+        <w:rPr>
+          <w:sz w:val="22"/>
+          <w:szCs w:val="22"/>
+        </w:rPr>
+        <w:t>3</w:t>
+      </w:r>
+      <w:r>
+        <w:rPr>
+          <w:sz w:val="22"/>
+          <w:szCs w:val="22"/>
+        </w:rPr>
+        <w:t>:</w:t>
+      </w:r>
+      <w:r>
+        <w:rPr>
+          <w:sz w:val="22"/>
+          <w:szCs w:val="22"/>
+        </w:rPr>
+        <w:t xml:space="preserve"> </w:t>
+      </w:r>
+      <w:proofErr w:type="spellStart"/>
+      <w:r>
+        <w:rPr>
+          <w:sz w:val="22"/>
+          <w:szCs w:val="22"/>
+        </w:rPr>
+        <w:t>Genarate</w:t>
+      </w:r>
+      <w:proofErr w:type="spellEnd"/>
+      <w:r>
+        <w:rPr>
+          <w:sz w:val="22"/>
+          <w:szCs w:val="22"/>
+        </w:rPr>
+        <w:t xml:space="preserve"> </w:t>
+      </w:r>
+      <w:r>
+        <w:rPr>
+          <w:sz w:val="22"/>
+          <w:szCs w:val="22"/>
+        </w:rPr>
+        <w:t>ssh-keygen</w:t>
+      </w:r>
+      <w:r>
+        <w:rPr>
+          <w:sz w:val="22"/>
+          <w:szCs w:val="22"/>
+        </w:rPr>
+        <w:t xml:space="preserve"> in server – 1</w:t>
+      </w:r>
+      <w:r>
+        <w:rPr>
+          <w:sz w:val="22"/>
+          <w:szCs w:val="22"/>
+        </w:rPr>
+        <w:br/>
+      </w:r>
+      <w:r>
+        <w:rPr>
+          <w:sz w:val="22"/>
+          <w:szCs w:val="22"/>
+        </w:rPr>
+        <w:lastRenderedPageBreak/>
+        <w:drawing>
+          <wp:inline distT="0" distB="0" distL="0" distR="0" wp14:anchorId="39C163F8" wp14:editId="0655A929">
+            <wp:extent cx="5731510" cy="3735070"/>
+            <wp:effectExtent l="0" t="0" r="2540" b="0"/>
+            <wp:docPr id="726595747" name="Picture 1"/>
+            <wp:cNvGraphicFramePr>
+              <a:graphicFrameLocks xmlns:a="http://schemas.openxmlformats.org/drawingml/2006/main" noChangeAspect="1"/>
+            </wp:cNvGraphicFramePr>
+            <a:graphic xmlns:a="http://schemas.openxmlformats.org/drawingml/2006/main">
+              <a:graphicData uri="http://schemas.openxmlformats.org/drawingml/2006/picture">
+                <pic:pic xmlns:pic="http://schemas.openxmlformats.org/drawingml/2006/picture">
+                  <pic:nvPicPr>
+                    <pic:cNvPr id="726595747" name=""/>
+                    <pic:cNvPicPr/>
+                  </pic:nvPicPr>
+                  <pic:blipFill>
+                    <a:blip r:embed="rId47"/>
+                    <a:stretch>
+                      <a:fillRect/>
+                    </a:stretch>
+                  </pic:blipFill>
+                  <pic:spPr>
+                    <a:xfrm>
+                      <a:off x="0" y="0"/>
+                      <a:ext cx="5731510" cy="3735070"/>
+                    </a:xfrm>
+                    <a:prstGeom prst="rect">
+                      <a:avLst/>
+                    </a:prstGeom>
+                  </pic:spPr>
+                </pic:pic>
+              </a:graphicData>
+            </a:graphic>
+          </wp:inline>
+        </w:drawing>
+      </w:r>
+      <w:r>
+        <w:rPr>
+          <w:sz w:val="22"/>
+          <w:szCs w:val="22"/>
+        </w:rPr>
+        <w:br/>
+      </w:r>
+      <w:r>
+        <w:rPr>
+          <w:sz w:val="22"/>
+          <w:szCs w:val="22"/>
+        </w:rPr>
+        <w:br/>
+      </w:r>
+      <w:r>
+        <w:rPr>
+          <w:sz w:val="22"/>
+          <w:szCs w:val="22"/>
+        </w:rPr>
+        <w:t xml:space="preserve">Step </w:t>
+      </w:r>
+      <w:r>
+        <w:rPr>
+          <w:sz w:val="22"/>
+          <w:szCs w:val="22"/>
+        </w:rPr>
+        <w:t>4</w:t>
+      </w:r>
+      <w:r>
+        <w:rPr>
+          <w:sz w:val="22"/>
+          <w:szCs w:val="22"/>
+        </w:rPr>
+        <w:t>:</w:t>
+      </w:r>
+      <w:r>
+        <w:rPr>
+          <w:sz w:val="22"/>
+          <w:szCs w:val="22"/>
+        </w:rPr>
+        <w:t xml:space="preserve"> </w:t>
+      </w:r>
+      <w:r>
+        <w:rPr>
+          <w:sz w:val="22"/>
+          <w:szCs w:val="22"/>
+        </w:rPr>
+        <w:t>Now check Public Keys</w:t>
+      </w:r>
+    </w:p>
+    <w:p>
+      <w:pPr>
+        <w:rPr>
+          <w:sz w:val="22"/>
+          <w:szCs w:val="22"/>
+        </w:rPr>
+      </w:pPr>
+      <w:r>
+        <w:rPr>
+          <w:sz w:val="22"/>
+          <w:szCs w:val="22"/>
+        </w:rPr>
+        <w:t xml:space="preserve">                Cd .ssh</w:t>
+      </w:r>
+    </w:p>
+    <w:p>
+      <w:pPr>
+        <w:rPr>
+          <w:sz w:val="22"/>
+          <w:szCs w:val="22"/>
+        </w:rPr>
+      </w:pPr>
+      <w:r>
+        <w:rPr>
+          <w:sz w:val="22"/>
+          <w:szCs w:val="22"/>
+        </w:rPr>
+        <w:t xml:space="preserve">                Cat public key and copy</w:t>
+      </w:r>
+      <w:r>
+        <w:rPr>
+          <w:sz w:val="22"/>
+          <w:szCs w:val="22"/>
+        </w:rPr>
+        <w:br/>
+      </w:r>
+      <w:r>
+        <w:rPr>
+          <w:sz w:val="22"/>
+          <w:szCs w:val="22"/>
+        </w:rPr>
+        <w:drawing>
+          <wp:inline distT="0" distB="0" distL="0" distR="0" wp14:anchorId="033DDFFD" wp14:editId="1CFFD059">
+            <wp:extent cx="5731510" cy="954405"/>
+            <wp:effectExtent l="0" t="0" r="2540" b="0"/>
+            <wp:docPr id="64777011" name="Picture 1"/>
+            <wp:cNvGraphicFramePr>
+              <a:graphicFrameLocks xmlns:a="http://schemas.openxmlformats.org/drawingml/2006/main" noChangeAspect="1"/>
+            </wp:cNvGraphicFramePr>
+            <a:graphic xmlns:a="http://schemas.openxmlformats.org/drawingml/2006/main">
+              <a:graphicData uri="http://schemas.openxmlformats.org/drawingml/2006/picture">
+                <pic:pic xmlns:pic="http://schemas.openxmlformats.org/drawingml/2006/picture">
+                  <pic:nvPicPr>
+                    <pic:cNvPr id="64777011" name=""/>
+                    <pic:cNvPicPr/>
+                  </pic:nvPicPr>
+                  <pic:blipFill>
+                    <a:blip r:embed="rId48"/>
+                    <a:stretch>
+                      <a:fillRect/>
+                    </a:stretch>
+                  </pic:blipFill>
+                  <pic:spPr>
+                    <a:xfrm>
+                      <a:off x="0" y="0"/>
+                      <a:ext cx="5731510" cy="954405"/>
+                    </a:xfrm>
+                    <a:prstGeom prst="rect">
+                      <a:avLst/>
+                    </a:prstGeom>
+                  </pic:spPr>
+                </pic:pic>
+              </a:graphicData>
+            </a:graphic>
+          </wp:inline>
+        </w:drawing>
+      </w:r>
+      <w:r>
+        <w:rPr>
+          <w:sz w:val="22"/>
+          <w:szCs w:val="22"/>
+        </w:rPr>
+        <w:br/>
+      </w:r>
+      <w:r>
+        <w:rPr>
+          <w:sz w:val="22"/>
+          <w:szCs w:val="22"/>
+        </w:rPr>
+        <w:t xml:space="preserve">Step </w:t>
+      </w:r>
+      <w:r>
+        <w:rPr>
+          <w:sz w:val="22"/>
+          <w:szCs w:val="22"/>
+        </w:rPr>
+        <w:t>5</w:t>
+      </w:r>
+      <w:r>
+        <w:rPr>
+          <w:sz w:val="22"/>
+          <w:szCs w:val="22"/>
+        </w:rPr>
+        <w:t>:</w:t>
+      </w:r>
+      <w:r>
+        <w:rPr>
+          <w:sz w:val="22"/>
+          <w:szCs w:val="22"/>
+        </w:rPr>
+        <w:t xml:space="preserve"> Now </w:t>
+      </w:r>
+      <w:r>
+        <w:rPr>
+          <w:sz w:val="22"/>
+          <w:szCs w:val="22"/>
+        </w:rPr>
+        <w:t>go to 2</w:t>
+      </w:r>
+      <w:r>
+        <w:rPr>
+          <w:sz w:val="22"/>
+          <w:szCs w:val="22"/>
+          <w:vertAlign w:val="superscript"/>
+        </w:rPr>
+        <w:t>nd</w:t>
+      </w:r>
+      <w:r>
+        <w:rPr>
+          <w:sz w:val="22"/>
+          <w:szCs w:val="22"/>
+        </w:rPr>
+        <w:t xml:space="preserve"> Server </w:t>
+      </w:r>
+      <w:r>
+        <w:rPr>
+          <w:sz w:val="22"/>
+          <w:szCs w:val="22"/>
+        </w:rPr>
+        <w:br/>
+        <w:t xml:space="preserve">                go to .ssh </w:t>
+      </w:r>
+      <w:proofErr w:type="spellStart"/>
+      <w:r>
+        <w:rPr>
+          <w:sz w:val="22"/>
+          <w:szCs w:val="22"/>
+        </w:rPr>
+        <w:t>floder</w:t>
+      </w:r>
+      <w:proofErr w:type="spellEnd"/>
+      <w:r>
+        <w:rPr>
+          <w:sz w:val="22"/>
+          <w:szCs w:val="22"/>
+        </w:rPr>
+        <w:t xml:space="preserve"> paste the pubic key into </w:t>
+      </w:r>
+      <w:proofErr w:type="spellStart"/>
+      <w:r>
+        <w:rPr>
+          <w:sz w:val="22"/>
+          <w:szCs w:val="22"/>
+        </w:rPr>
+        <w:t>authorisedkeys</w:t>
+      </w:r>
+      <w:proofErr w:type="spellEnd"/>
+      <w:r>
+        <w:rPr>
+          <w:sz w:val="22"/>
+          <w:szCs w:val="22"/>
+        </w:rPr>
+        <w:br/>
+      </w:r>
+      <w:r>
+        <w:rPr>
+          <w:sz w:val="22"/>
+          <w:szCs w:val="22"/>
+        </w:rPr>
+        <w:drawing>
+          <wp:inline distT="0" distB="0" distL="0" distR="0" wp14:anchorId="5AC0638C" wp14:editId="7770A550">
+            <wp:extent cx="5731510" cy="2141220"/>
+            <wp:effectExtent l="0" t="0" r="2540" b="0"/>
+            <wp:docPr id="1637850137" name="Picture 1"/>
+            <wp:cNvGraphicFramePr>
+              <a:graphicFrameLocks xmlns:a="http://schemas.openxmlformats.org/drawingml/2006/main" noChangeAspect="1"/>
+            </wp:cNvGraphicFramePr>
+            <a:graphic xmlns:a="http://schemas.openxmlformats.org/drawingml/2006/main">
+              <a:graphicData uri="http://schemas.openxmlformats.org/drawingml/2006/picture">
+                <pic:pic xmlns:pic="http://schemas.openxmlformats.org/drawingml/2006/picture">
+                  <pic:nvPicPr>
+                    <pic:cNvPr id="1637850137" name=""/>
+                    <pic:cNvPicPr/>
+                  </pic:nvPicPr>
+                  <pic:blipFill>
+                    <a:blip r:embed="rId49"/>
+                    <a:stretch>
+                      <a:fillRect/>
+                    </a:stretch>
+                  </pic:blipFill>
+                  <pic:spPr>
+                    <a:xfrm>
+                      <a:off x="0" y="0"/>
+                      <a:ext cx="5731510" cy="2141220"/>
+                    </a:xfrm>
+                    <a:prstGeom prst="rect">
+                      <a:avLst/>
+                    </a:prstGeom>
+                  </pic:spPr>
+                </pic:pic>
+              </a:graphicData>
+            </a:graphic>
+          </wp:inline>
+        </w:drawing>
+      </w:r>
+    </w:p>
+    <w:p>
+      <w:pPr>
+        <w:rPr>
+          <w:b/>
+          <w:bCs/>
+          <w:color w:val="EE0000"/>
+          <w:sz w:val="32"/>
+          <w:szCs w:val="32"/>
+        </w:rPr>
+      </w:pPr>
+      <w:r>
+        <w:rPr>
+          <w:sz w:val="22"/>
+          <w:szCs w:val="22"/>
+        </w:rPr>
+        <w:br/>
+      </w:r>
+    </w:p>
+    <w:p>
+      <w:pPr>
+        <w:rPr>
+          <w:b/>
+          <w:bCs/>
+        </w:rPr>
+      </w:pPr>
+      <w:r>
+        <w:rPr>
+          <w:sz w:val="22"/>
+          <w:szCs w:val="22"/>
+        </w:rPr>
+        <w:lastRenderedPageBreak/>
+        <w:t xml:space="preserve">Step </w:t>
+      </w:r>
+      <w:proofErr w:type="gramStart"/>
+      <w:r>
+        <w:rPr>
+          <w:sz w:val="22"/>
+          <w:szCs w:val="22"/>
+        </w:rPr>
+        <w:t>6</w:t>
+      </w:r>
+      <w:r>
+        <w:rPr>
+          <w:sz w:val="22"/>
+          <w:szCs w:val="22"/>
+        </w:rPr>
+        <w:t>:</w:t>
+      </w:r>
+      <w:r>
+        <w:rPr>
+          <w:sz w:val="22"/>
+          <w:szCs w:val="22"/>
+        </w:rPr>
+        <w:t>Now</w:t>
+      </w:r>
+      <w:proofErr w:type="gramEnd"/>
+      <w:r>
+        <w:rPr>
+          <w:sz w:val="22"/>
+          <w:szCs w:val="22"/>
+        </w:rPr>
+        <w:t xml:space="preserve"> go to 1</w:t>
+      </w:r>
+      <w:r>
+        <w:rPr>
+          <w:sz w:val="22"/>
+          <w:szCs w:val="22"/>
+          <w:vertAlign w:val="superscript"/>
+        </w:rPr>
+        <w:t>st</w:t>
+      </w:r>
+      <w:r>
+        <w:rPr>
+          <w:sz w:val="22"/>
+          <w:szCs w:val="22"/>
+        </w:rPr>
+        <w:t xml:space="preserve"> Server</w:t>
+      </w:r>
+      <w:r>
+        <w:rPr>
+          <w:sz w:val="22"/>
+          <w:szCs w:val="22"/>
+        </w:rPr>
+        <w:t xml:space="preserve"> Test </w:t>
+      </w:r>
+      <w:proofErr w:type="spellStart"/>
+      <w:r>
+        <w:rPr>
+          <w:sz w:val="22"/>
+          <w:szCs w:val="22"/>
+        </w:rPr>
+        <w:t>Passwordless</w:t>
+      </w:r>
+      <w:proofErr w:type="spellEnd"/>
+      <w:r>
+        <w:rPr>
+          <w:sz w:val="22"/>
+          <w:szCs w:val="22"/>
+        </w:rPr>
+        <w:t xml:space="preserve"> Login</w:t>
+      </w:r>
+      <w:r>
+        <w:rPr>
+          <w:sz w:val="22"/>
+          <w:szCs w:val="22"/>
+        </w:rPr>
+        <w:br/>
+        <w:t xml:space="preserve">                  </w:t>
+      </w:r>
+      <w:r>
+        <w:rPr>
+          <w:sz w:val="22"/>
+          <w:szCs w:val="22"/>
+        </w:rPr>
+        <w:t>ssh ubuntu@&lt;EC2-Public-IP&gt;</w:t>
+      </w:r>
+      <w:r>
+        <w:rPr>
+          <w:b/>
+          <w:bCs/>
+        </w:rPr>
+        <w:br/>
+      </w:r>
+      <w:r>
+        <w:rPr>
+          <w:b/>
+          <w:bCs/>
+        </w:rPr>
+        <w:drawing>
+          <wp:inline distT="0" distB="0" distL="0" distR="0" wp14:anchorId="74D596F1" wp14:editId="174D1C04">
+            <wp:extent cx="5731510" cy="2948940"/>
+            <wp:effectExtent l="0" t="0" r="2540" b="3810"/>
+            <wp:docPr id="1224192652" name="Picture 1"/>
+            <wp:cNvGraphicFramePr>
+              <a:graphicFrameLocks xmlns:a="http://schemas.openxmlformats.org/drawingml/2006/main" noChangeAspect="1"/>
+            </wp:cNvGraphicFramePr>
+            <a:graphic xmlns:a="http://schemas.openxmlformats.org/drawingml/2006/main">
+              <a:graphicData uri="http://schemas.openxmlformats.org/drawingml/2006/picture">
+                <pic:pic xmlns:pic="http://schemas.openxmlformats.org/drawingml/2006/picture">
+                  <pic:nvPicPr>
+                    <pic:cNvPr id="1224192652" name=""/>
+                    <pic:cNvPicPr/>
+                  </pic:nvPicPr>
+                  <pic:blipFill>
+                    <a:blip r:embed="rId50"/>
+                    <a:stretch>
+                      <a:fillRect/>
+                    </a:stretch>
+                  </pic:blipFill>
+                  <pic:spPr>
+                    <a:xfrm>
+                      <a:off x="0" y="0"/>
+                      <a:ext cx="5731510" cy="2948940"/>
+                    </a:xfrm>
+                    <a:prstGeom prst="rect">
+                      <a:avLst/>
+                    </a:prstGeom>
+                  </pic:spPr>
+                </pic:pic>
+              </a:graphicData>
+            </a:graphic>
+          </wp:inline>
+        </w:drawing>
+      </w:r>
+    </w:p>
+    <w:p>
+      <w:pPr>
+        <w:rPr>
+          <w:b/>
+          <w:bCs/>
+          <w:color w:val="EE0000"/>
+          <w:sz w:val="32"/>
+          <w:szCs w:val="32"/>
+        </w:rPr>
+      </w:pPr>
+    </w:p>
+    <w:p>
+      <w:pPr>
+        <w:rPr>
+          <w:b/>
+          <w:bCs/>
+          <w:color w:val="EE0000"/>
+          <w:sz w:val="32"/>
+          <w:szCs w:val="32"/>
+        </w:rPr>
+      </w:pPr>
+      <w:r>
+        <w:rPr>
+          <w:b/>
+          <w:bCs/>
+          <w:color w:val="EE0000"/>
+          <w:sz w:val="32"/>
+          <w:szCs w:val="32"/>
+        </w:rPr>
+        <w:t>25.Monitor log files using tail or grep.</w:t>
+      </w:r>
+    </w:p>
+    <w:tbl>
+      <w:tblPr>
+        <w:tblW w:w="0" w:type="auto"/>
+        <w:tblCellSpacing w:w="15" w:type="dxa"/>
+        <w:tblCellMar>
+          <w:top w:w="15" w:type="dxa"/>
+          <w:left w:w="15" w:type="dxa"/>
+          <w:bottom w:w="15" w:type="dxa"/>
+          <w:right w:w="15" w:type="dxa"/>
+        </w:tblCellMar>
+        <w:tblLook w:val="04A0" w:firstRow="1" w:lastRow="0" w:firstColumn="1" w:lastColumn="0" w:noHBand="0" w:noVBand="1"/>
+      </w:tblPr>
+      <w:tblGrid>
+        <w:gridCol w:w="2336"/>
+        <w:gridCol w:w="4186"/>
+      </w:tblGrid>
+      <w:tr>
+        <w:trPr>
+          <w:tblHeader/>
+          <w:tblCellSpacing w:w="15" w:type="dxa"/>
+        </w:trPr>
+        <w:tc>
+          <w:tcPr>
+            <w:tcW w:w="0" w:type="auto"/>
+            <w:vAlign w:val="center"/>
+            <w:hideMark/>
+          </w:tcPr>
+          <w:p>
+            <w:pPr>
+              <w:rPr>
+                <w:b/>
+                <w:bCs/>
+              </w:rPr>
+            </w:pPr>
+            <w:r>
+              <w:rPr>
+                <w:b/>
+                <w:bCs/>
+              </w:rPr>
+              <w:t>Command</w:t>
+            </w:r>
+          </w:p>
+        </w:tc>
+        <w:tc>
+          <w:tcPr>
+            <w:tcW w:w="0" w:type="auto"/>
+            <w:vAlign w:val="center"/>
+            <w:hideMark/>
+          </w:tcPr>
+          <w:p>
+            <w:pPr>
+              <w:rPr>
+                <w:b/>
+                <w:bCs/>
+              </w:rPr>
+            </w:pPr>
+            <w:r>
+              <w:rPr>
+                <w:b/>
+                <w:bCs/>
+              </w:rPr>
+              <w:t xml:space="preserve">                          </w:t>
+            </w:r>
+            <w:r>
+              <w:rPr>
+                <w:b/>
+                <w:bCs/>
+              </w:rPr>
+              <w:t>Purpose</w:t>
+            </w:r>
+          </w:p>
+        </w:tc>
+      </w:tr>
+      <w:tr>
+        <w:trPr>
+          <w:tblCellSpacing w:w="15" w:type="dxa"/>
+        </w:trPr>
+        <w:tc>
+          <w:tcPr>
+            <w:tcW w:w="0" w:type="auto"/>
+            <w:vAlign w:val="center"/>
+            <w:hideMark/>
+          </w:tcPr>
+          <w:p>
+            <w:pPr>
+              <w:spacing w:after="0"/>
+            </w:pPr>
+            <w:r>
+              <w:t>tail file</w:t>
+            </w:r>
+          </w:p>
+        </w:tc>
+        <w:tc>
+          <w:tcPr>
+            <w:tcW w:w="0" w:type="auto"/>
+            <w:vAlign w:val="center"/>
+            <w:hideMark/>
+          </w:tcPr>
+          <w:p>
+            <w:pPr>
+              <w:spacing w:after="0"/>
+            </w:pPr>
+            <w:r>
+              <w:t xml:space="preserve">              </w:t>
+            </w:r>
+            <w:r>
+              <w:t>View the last 10 lines</w:t>
+            </w:r>
+          </w:p>
+        </w:tc>
+      </w:tr>
+      <w:tr>
+        <w:trPr>
+          <w:tblCellSpacing w:w="15" w:type="dxa"/>
+        </w:trPr>
+        <w:tc>
+          <w:tcPr>
+            <w:tcW w:w="0" w:type="auto"/>
+            <w:vAlign w:val="center"/>
+            <w:hideMark/>
+          </w:tcPr>
+          <w:p>
+            <w:pPr>
+              <w:spacing w:after="0"/>
+            </w:pPr>
+            <w:r>
+              <w:t>tail -20 file</w:t>
+            </w:r>
+          </w:p>
+        </w:tc>
+        <w:tc>
+          <w:tcPr>
+            <w:tcW w:w="0" w:type="auto"/>
+            <w:vAlign w:val="center"/>
+            <w:hideMark/>
+          </w:tcPr>
+          <w:p>
+            <w:pPr>
+              <w:spacing w:after="0"/>
+            </w:pPr>
+            <w:r>
+              <w:t xml:space="preserve">              </w:t>
+            </w:r>
+            <w:r>
+              <w:t>View the last 20 lines</w:t>
+            </w:r>
+          </w:p>
+        </w:tc>
+      </w:tr>
+      <w:tr>
+        <w:trPr>
+          <w:tblCellSpacing w:w="15" w:type="dxa"/>
+        </w:trPr>
+        <w:tc>
+          <w:tcPr>
+            <w:tcW w:w="0" w:type="auto"/>
+            <w:vAlign w:val="center"/>
+            <w:hideMark/>
+          </w:tcPr>
+          <w:p>
+            <w:pPr>
+              <w:spacing w:after="0"/>
+            </w:pPr>
+            <w:r>
+              <w:t>tail -f file</w:t>
+            </w:r>
+          </w:p>
+        </w:tc>
+        <w:tc>
+          <w:tcPr>
+            <w:tcW w:w="0" w:type="auto"/>
+            <w:vAlign w:val="center"/>
+            <w:hideMark/>
+          </w:tcPr>
+          <w:p>
+            <w:pPr>
+              <w:spacing w:after="0"/>
+            </w:pPr>
+            <w:r>
+              <w:t xml:space="preserve">              </w:t>
+            </w:r>
+            <w:r>
+              <w:t>Monitor logs in real time</w:t>
+            </w:r>
+          </w:p>
+        </w:tc>
+      </w:tr>
+      <w:tr>
+        <w:trPr>
+          <w:tblCellSpacing w:w="15" w:type="dxa"/>
+        </w:trPr>
+        <w:tc>
+          <w:tcPr>
+            <w:tcW w:w="0" w:type="auto"/>
+            <w:vAlign w:val="center"/>
+            <w:hideMark/>
+          </w:tcPr>
+          <w:p>
+            <w:pPr>
+              <w:spacing w:after="0"/>
+            </w:pPr>
+            <w:r>
+              <w:t xml:space="preserve">grep </w:t>
+            </w:r>
+            <w:r>
+              <w:t>“</w:t>
+            </w:r>
+            <w:r>
+              <w:t>error</w:t>
+            </w:r>
+            <w:r>
+              <w:t>”</w:t>
+            </w:r>
+            <w:r>
+              <w:t xml:space="preserve"> file</w:t>
+            </w:r>
+          </w:p>
+        </w:tc>
+        <w:tc>
+          <w:tcPr>
+            <w:tcW w:w="0" w:type="auto"/>
+            <w:vAlign w:val="center"/>
+            <w:hideMark/>
+          </w:tcPr>
+          <w:p>
+            <w:pPr>
+              <w:spacing w:after="0"/>
+            </w:pPr>
+            <w:r>
+              <w:t xml:space="preserve">              </w:t>
+            </w:r>
+            <w:r>
+              <w:t>Search for a specific pattern</w:t>
+            </w:r>
+          </w:p>
+        </w:tc>
+      </w:tr>
+      <w:tr>
+        <w:trPr>
+          <w:tblCellSpacing w:w="15" w:type="dxa"/>
+        </w:trPr>
+        <w:tc>
+          <w:tcPr>
+            <w:tcW w:w="0" w:type="auto"/>
+            <w:vAlign w:val="center"/>
+            <w:hideMark/>
+          </w:tcPr>
+          <w:p>
+            <w:pPr>
+              <w:spacing w:after="0"/>
+            </w:pPr>
+            <w:r>
+              <w:t>grep -</w:t>
+            </w:r>
+            <w:r>
+              <w:t>I</w:t>
+            </w:r>
+            <w:r>
+              <w:t xml:space="preserve"> </w:t>
+            </w:r>
+            <w:r>
+              <w:t>“</w:t>
+            </w:r>
+            <w:r>
+              <w:t>error</w:t>
+            </w:r>
+            <w:r>
+              <w:t>”</w:t>
+            </w:r>
+            <w:r>
+              <w:t xml:space="preserve"> file</w:t>
+            </w:r>
+          </w:p>
+        </w:tc>
+        <w:tc>
+          <w:tcPr>
+            <w:tcW w:w="0" w:type="auto"/>
+            <w:vAlign w:val="center"/>
+            <w:hideMark/>
+          </w:tcPr>
+          <w:p>
+            <w:pPr>
+              <w:spacing w:after="0"/>
+            </w:pPr>
+            <w:r>
+              <w:t xml:space="preserve">              </w:t>
+            </w:r>
+            <w:r>
+              <w:t>Case-insensitive search</w:t>
+            </w:r>
+          </w:p>
+        </w:tc>
+      </w:tr>
+      <w:tr>
+        <w:trPr>
+          <w:tblCellSpacing w:w="15" w:type="dxa"/>
+        </w:trPr>
+        <w:tc>
+          <w:tcPr>
+            <w:tcW w:w="0" w:type="auto"/>
+            <w:vAlign w:val="center"/>
+            <w:hideMark/>
+          </w:tcPr>
+          <w:p>
+            <w:pPr>
+              <w:spacing w:after="0"/>
+            </w:pPr>
+            <w:r>
+              <w:t xml:space="preserve">tail -f file | grep </w:t>
+            </w:r>
+            <w:r>
+              <w:t>“</w:t>
+            </w:r>
+            <w:r>
+              <w:t>error</w:t>
+            </w:r>
+            <w:r>
+              <w:t>”</w:t>
+            </w:r>
+          </w:p>
+        </w:tc>
+        <w:tc>
+          <w:tcPr>
+            <w:tcW w:w="0" w:type="auto"/>
+            <w:vAlign w:val="center"/>
+            <w:hideMark/>
+          </w:tcPr>
+          <w:p>
+            <w:pPr>
+              <w:spacing w:after="0"/>
+            </w:pPr>
+            <w:r>
+              <w:t xml:space="preserve">              </w:t>
+            </w:r>
+            <w:r>
+              <w:t>Monitor only matching log entries</w:t>
+            </w:r>
+          </w:p>
+        </w:tc>
+      </w:tr>
+    </w:tbl>
+    <w:p>
+      <w:pPr>
+        <w:rPr>
+          <w:b/>
+          <w:bCs/>
+          <w:color w:val="EE0000"/>
+          <w:sz w:val="32"/>
+          <w:szCs w:val="32"/>
+        </w:rPr>
+      </w:pPr>
+      <w:r>
+        <w:rPr>
+          <w:b/>
+          <w:bCs/>
+          <w:color w:val="EE0000"/>
+          <w:sz w:val="32"/>
+          <w:szCs w:val="32"/>
+        </w:rPr>
+        <w:br/>
+      </w:r>
+      <w:r>
+        <w:rPr>
+          <w:b/>
+          <w:bCs/>
+        </w:rPr>
+        <w:t>View the Last 10 Lines of a Log File</w:t>
+      </w:r>
+      <w:r>
+        <w:rPr>
+          <w:b/>
+          <w:bCs/>
+          <w:color w:val="EE0000"/>
+          <w:sz w:val="32"/>
+          <w:szCs w:val="32"/>
+        </w:rPr>
+        <w:br/>
+      </w:r>
+      <w:r>
+        <w:rPr>
+          <w:sz w:val="22"/>
+          <w:szCs w:val="22"/>
+        </w:rPr>
+        <w:t>tail /var/log/syslog</w:t>
+      </w:r>
+      <w:r>
+        <w:rPr>
+          <w:sz w:val="22"/>
+          <w:szCs w:val="22"/>
+        </w:rPr>
+        <w:br/>
+      </w:r>
+      <w:r>
+        <w:rPr>
+          <w:b/>
+          <w:bCs/>
+          <w:color w:val="EE0000"/>
+          <w:sz w:val="32"/>
+          <w:szCs w:val="32"/>
+        </w:rPr>
+        <w:drawing>
+          <wp:inline distT="0" distB="0" distL="0" distR="0" wp14:anchorId="0DE35B21" wp14:editId="4D5940CA">
+            <wp:extent cx="5731510" cy="1704340"/>
+            <wp:effectExtent l="0" t="0" r="2540" b="0"/>
+            <wp:docPr id="1753398947" name="Picture 1"/>
+            <wp:cNvGraphicFramePr>
+              <a:graphicFrameLocks xmlns:a="http://schemas.openxmlformats.org/drawingml/2006/main" noChangeAspect="1"/>
+            </wp:cNvGraphicFramePr>
+            <a:graphic xmlns:a="http://schemas.openxmlformats.org/drawingml/2006/main">
+              <a:graphicData uri="http://schemas.openxmlformats.org/drawingml/2006/picture">
+                <pic:pic xmlns:pic="http://schemas.openxmlformats.org/drawingml/2006/picture">
+                  <pic:nvPicPr>
+                    <pic:cNvPr id="1753398947" name=""/>
+                    <pic:cNvPicPr/>
+                  </pic:nvPicPr>
+                  <pic:blipFill>
+                    <a:blip r:embed="rId51"/>
+                    <a:stretch>
+                      <a:fillRect/>
+                    </a:stretch>
+                  </pic:blipFill>
+                  <pic:spPr>
+                    <a:xfrm>
+                      <a:off x="0" y="0"/>
+                      <a:ext cx="5731510" cy="1704340"/>
+                    </a:xfrm>
+                    <a:prstGeom prst="rect">
+                      <a:avLst/>
+                    </a:prstGeom>
+                  </pic:spPr>
+                </pic:pic>
+              </a:graphicData>
+            </a:graphic>
+          </wp:inline>
+        </w:drawing>
+      </w:r>
+      <w:r>
+        <w:rPr>
+          <w:b/>
+          <w:bCs/>
+          <w:color w:val="EE0000"/>
+          <w:sz w:val="32"/>
+          <w:szCs w:val="32"/>
+        </w:rPr>
+        <w:br/>
+      </w:r>
+    </w:p>
+    <w:p>
+      <w:pPr>
+        <w:rPr>
+          <w:b/>
+          <w:bCs/>
+          <w:color w:val="EE0000"/>
+          <w:sz w:val="32"/>
+          <w:szCs w:val="32"/>
+        </w:rPr>
+      </w:pPr>
+      <w:r>
+        <w:rPr>
+          <w:b/>
+          <w:bCs/>
+        </w:rPr>
+        <w:lastRenderedPageBreak/>
+        <w:t>Search for a Specific Word Using grep</w:t>
+      </w:r>
+      <w:r>
+        <w:rPr>
+          <w:b/>
+          <w:bCs/>
+        </w:rPr>
+        <w:t xml:space="preserve"> </w:t>
+      </w:r>
+      <w:r>
+        <w:rPr>
+          <w:b/>
+          <w:bCs/>
+        </w:rPr>
+        <w:br/>
+      </w:r>
+      <w:r>
+        <w:rPr>
+          <w:sz w:val="22"/>
+          <w:szCs w:val="22"/>
+        </w:rPr>
+        <w:t>grep "error" /var/log/syslog</w:t>
+      </w:r>
+      <w:r>
+        <w:rPr>
+          <w:sz w:val="22"/>
+          <w:szCs w:val="22"/>
+        </w:rPr>
+        <w:br/>
+      </w:r>
+      <w:r>
+        <w:rPr>
+          <w:sz w:val="22"/>
+          <w:szCs w:val="22"/>
+        </w:rPr>
+        <w:drawing>
+          <wp:inline distT="0" distB="0" distL="0" distR="0" wp14:anchorId="01F0D85F" wp14:editId="6273AC1B">
+            <wp:extent cx="5731510" cy="1318260"/>
+            <wp:effectExtent l="0" t="0" r="2540" b="0"/>
+            <wp:docPr id="1737931581" name="Picture 1"/>
+            <wp:cNvGraphicFramePr>
+              <a:graphicFrameLocks xmlns:a="http://schemas.openxmlformats.org/drawingml/2006/main" noChangeAspect="1"/>
+            </wp:cNvGraphicFramePr>
+            <a:graphic xmlns:a="http://schemas.openxmlformats.org/drawingml/2006/main">
+              <a:graphicData uri="http://schemas.openxmlformats.org/drawingml/2006/picture">
+                <pic:pic xmlns:pic="http://schemas.openxmlformats.org/drawingml/2006/picture">
+                  <pic:nvPicPr>
+                    <pic:cNvPr id="1737931581" name=""/>
+                    <pic:cNvPicPr/>
+                  </pic:nvPicPr>
+                  <pic:blipFill>
+                    <a:blip r:embed="rId52"/>
+                    <a:stretch>
+                      <a:fillRect/>
+                    </a:stretch>
+                  </pic:blipFill>
+                  <pic:spPr>
+                    <a:xfrm>
+                      <a:off x="0" y="0"/>
+                      <a:ext cx="5731510" cy="1318260"/>
+                    </a:xfrm>
+                    <a:prstGeom prst="rect">
+                      <a:avLst/>
+                    </a:prstGeom>
+                  </pic:spPr>
+                </pic:pic>
+              </a:graphicData>
+            </a:graphic>
+          </wp:inline>
+        </w:drawing>
+      </w:r>
+      <w:r>
+        <w:rPr>
+          <w:sz w:val="22"/>
+          <w:szCs w:val="22"/>
+        </w:rPr>
+        <w:br/>
+      </w:r>
+    </w:p>
+    <w:p>
+      <w:pPr>
+        <w:rPr>
+          <w:b/>
+          <w:bCs/>
+          <w:color w:val="EE0000"/>
+          <w:sz w:val="32"/>
+          <w:szCs w:val="32"/>
+        </w:rPr>
+      </w:pPr>
+      <w:r>
+        <w:rPr>
+          <w:b/>
+          <w:bCs/>
+          <w:color w:val="EE0000"/>
+          <w:sz w:val="32"/>
+          <w:szCs w:val="32"/>
+        </w:rPr>
+        <w:t>26.Set up a web server (e.g., Apache or Nginx).</w:t>
+      </w:r>
+    </w:p>
+    <w:p>
+      <w:pPr>
+        <w:spacing w:after="0"/>
+        <w:rPr>
+          <w:b/>
+          <w:bCs/>
+        </w:rPr>
+      </w:pPr>
+      <w:r>
+        <w:rPr>
+          <w:b/>
+          <w:bCs/>
+        </w:rPr>
+        <w:t>Step 1: Update the Package List</w:t>
+      </w:r>
+    </w:p>
+    <w:p>
+      <w:pPr>
+        <w:spacing w:after="0"/>
+        <w:rPr>
+          <w:b/>
+          <w:bCs/>
+        </w:rPr>
+      </w:pPr>
+      <w:r>
+        <w:rPr>
+          <w:b/>
+          <w:bCs/>
+        </w:rPr>
+        <w:t xml:space="preserve"> </w:t>
+      </w:r>
+      <w:proofErr w:type="spellStart"/>
+      <w:r>
+        <w:t>sudo</w:t>
+      </w:r>
+      <w:proofErr w:type="spellEnd"/>
+      <w:r>
+        <w:t xml:space="preserve"> apt update</w:t>
+      </w:r>
+      <w:r>
+        <w:br/>
+      </w:r>
+      <w:r>
+        <w:rPr>
+          <w:b/>
+          <w:bCs/>
+        </w:rPr>
+        <w:drawing>
+          <wp:inline distT="0" distB="0" distL="0" distR="0" wp14:anchorId="71B0AE32" wp14:editId="5F07CB54">
+            <wp:extent cx="5731510" cy="1531620"/>
+            <wp:effectExtent l="0" t="0" r="2540" b="0"/>
+            <wp:docPr id="70053148" name="Picture 1"/>
+            <wp:cNvGraphicFramePr>
+              <a:graphicFrameLocks xmlns:a="http://schemas.openxmlformats.org/drawingml/2006/main" noChangeAspect="1"/>
+            </wp:cNvGraphicFramePr>
+            <a:graphic xmlns:a="http://schemas.openxmlformats.org/drawingml/2006/main">
+              <a:graphicData uri="http://schemas.openxmlformats.org/drawingml/2006/picture">
+                <pic:pic xmlns:pic="http://schemas.openxmlformats.org/drawingml/2006/picture">
+                  <pic:nvPicPr>
+                    <pic:cNvPr id="70053148" name=""/>
+                    <pic:cNvPicPr/>
+                  </pic:nvPicPr>
+                  <pic:blipFill>
+                    <a:blip r:embed="rId53"/>
+                    <a:stretch>
+                      <a:fillRect/>
+                    </a:stretch>
+                  </pic:blipFill>
+                  <pic:spPr>
+                    <a:xfrm>
+                      <a:off x="0" y="0"/>
+                      <a:ext cx="5731510" cy="1531620"/>
+                    </a:xfrm>
+                    <a:prstGeom prst="rect">
+                      <a:avLst/>
+                    </a:prstGeom>
+                  </pic:spPr>
+                </pic:pic>
+              </a:graphicData>
+            </a:graphic>
+          </wp:inline>
+        </w:drawing>
+      </w:r>
+      <w:r>
+        <w:br/>
+      </w:r>
+      <w:r>
+        <w:br/>
+      </w:r>
+      <w:r>
+        <w:rPr>
+          <w:b/>
+          <w:bCs/>
+        </w:rPr>
+        <w:t>Step 2: Install Nginx</w:t>
+      </w:r>
+    </w:p>
+    <w:p>
+      <w:pPr>
+        <w:spacing w:after="0"/>
+      </w:pPr>
+      <w:r>
+        <w:rPr>
+          <w:b/>
+          <w:bCs/>
+        </w:rPr>
+        <w:t xml:space="preserve"> </w:t>
+      </w:r>
+      <w:proofErr w:type="spellStart"/>
+      <w:r>
+        <w:t>sudo</w:t>
+      </w:r>
+      <w:proofErr w:type="spellEnd"/>
+      <w:r>
+        <w:t xml:space="preserve"> apt install nginx -y</w:t>
+      </w:r>
+    </w:p>
+    <w:p>
+      <w:pPr>
+        <w:spacing w:after="0"/>
+        <w:rPr>
+          <w:b/>
+          <w:bCs/>
+        </w:rPr>
+      </w:pPr>
+      <w:r>
+        <w:drawing>
+          <wp:inline distT="0" distB="0" distL="0" distR="0" wp14:anchorId="369FA251" wp14:editId="6C75E8AE">
+            <wp:extent cx="5731510" cy="2346960"/>
+            <wp:effectExtent l="0" t="0" r="2540" b="0"/>
+            <wp:docPr id="1975222754" name="Picture 1"/>
+            <wp:cNvGraphicFramePr>
+              <a:graphicFrameLocks xmlns:a="http://schemas.openxmlformats.org/drawingml/2006/main" noChangeAspect="1"/>
+            </wp:cNvGraphicFramePr>
+            <a:graphic xmlns:a="http://schemas.openxmlformats.org/drawingml/2006/main">
+              <a:graphicData uri="http://schemas.openxmlformats.org/drawingml/2006/picture">
+                <pic:pic xmlns:pic="http://schemas.openxmlformats.org/drawingml/2006/picture">
+                  <pic:nvPicPr>
+                    <pic:cNvPr id="1975222754" name=""/>
+                    <pic:cNvPicPr/>
+                  </pic:nvPicPr>
+                  <pic:blipFill>
+                    <a:blip r:embed="rId54"/>
+                    <a:stretch>
+                      <a:fillRect/>
+                    </a:stretch>
+                  </pic:blipFill>
+                  <pic:spPr>
+                    <a:xfrm>
+                      <a:off x="0" y="0"/>
+                      <a:ext cx="5731510" cy="2346960"/>
+                    </a:xfrm>
+                    <a:prstGeom prst="rect">
+                      <a:avLst/>
+                    </a:prstGeom>
+                  </pic:spPr>
+                </pic:pic>
+              </a:graphicData>
+            </a:graphic>
+          </wp:inline>
+        </w:drawing>
+      </w:r>
+      <w:r>
+        <w:br/>
+      </w:r>
+      <w:r>
+        <w:br/>
+      </w:r>
+      <w:r>
+        <w:t>nginx -v</w:t>
+      </w:r>
+      <w:r>
+        <w:br/>
+      </w:r>
+      <w:r>
+        <w:drawing>
+          <wp:inline distT="0" distB="0" distL="0" distR="0" wp14:anchorId="22C28C20" wp14:editId="1C8669A4">
+            <wp:extent cx="3444538" cy="739204"/>
+            <wp:effectExtent l="0" t="0" r="3810" b="3810"/>
+            <wp:docPr id="825286245" name="Picture 1"/>
+            <wp:cNvGraphicFramePr>
+              <a:graphicFrameLocks xmlns:a="http://schemas.openxmlformats.org/drawingml/2006/main" noChangeAspect="1"/>
+            </wp:cNvGraphicFramePr>
+            <a:graphic xmlns:a="http://schemas.openxmlformats.org/drawingml/2006/main">
+              <a:graphicData uri="http://schemas.openxmlformats.org/drawingml/2006/picture">
+                <pic:pic xmlns:pic="http://schemas.openxmlformats.org/drawingml/2006/picture">
+                  <pic:nvPicPr>
+                    <pic:cNvPr id="825286245" name=""/>
+                    <pic:cNvPicPr/>
+                  </pic:nvPicPr>
+                  <pic:blipFill>
+                    <a:blip r:embed="rId55"/>
+                    <a:stretch>
+                      <a:fillRect/>
+                    </a:stretch>
+                  </pic:blipFill>
+                  <pic:spPr>
+                    <a:xfrm>
+                      <a:off x="0" y="0"/>
+                      <a:ext cx="3444538" cy="739204"/>
+                    </a:xfrm>
+                    <a:prstGeom prst="rect">
+                      <a:avLst/>
+                    </a:prstGeom>
+                  </pic:spPr>
+                </pic:pic>
+              </a:graphicData>
+            </a:graphic>
+          </wp:inline>
+        </w:drawing>
+      </w:r>
+      <w:r>
+        <w:br/>
+      </w:r>
+      <w:r>
+        <w:lastRenderedPageBreak/>
+        <w:br/>
+      </w:r>
+      <w:r>
+        <w:rPr>
+          <w:b/>
+          <w:bCs/>
+        </w:rPr>
+        <w:t>Step 3: Start the Nginx Service</w:t>
+      </w:r>
+    </w:p>
+    <w:p>
+      <w:pPr>
+        <w:spacing w:after="0"/>
+        <w:rPr>
+          <w:b/>
+          <w:bCs/>
+        </w:rPr>
+      </w:pPr>
+      <w:r>
+        <w:rPr>
+          <w:b/>
+          <w:bCs/>
+        </w:rPr>
+        <w:t xml:space="preserve"> </w:t>
+      </w:r>
+      <w:proofErr w:type="spellStart"/>
+      <w:r>
+        <w:t>sudo</w:t>
+      </w:r>
+      <w:proofErr w:type="spellEnd"/>
+      <w:r>
+        <w:t xml:space="preserve"> </w:t>
+      </w:r>
+      <w:proofErr w:type="spellStart"/>
+      <w:r>
+        <w:t>systemctl</w:t>
+      </w:r>
+      <w:proofErr w:type="spellEnd"/>
+      <w:r>
+        <w:t xml:space="preserve"> start nginx</w:t>
+      </w:r>
+      <w:r>
+        <w:br/>
+      </w:r>
+      <w:r>
+        <w:drawing>
+          <wp:inline distT="0" distB="0" distL="0" distR="0" wp14:anchorId="586BDB7E" wp14:editId="3CD045E4">
+            <wp:extent cx="4961050" cy="502964"/>
+            <wp:effectExtent l="0" t="0" r="0" b="0"/>
+            <wp:docPr id="7226516" name="Picture 1"/>
+            <wp:cNvGraphicFramePr>
+              <a:graphicFrameLocks xmlns:a="http://schemas.openxmlformats.org/drawingml/2006/main" noChangeAspect="1"/>
+            </wp:cNvGraphicFramePr>
+            <a:graphic xmlns:a="http://schemas.openxmlformats.org/drawingml/2006/main">
+              <a:graphicData uri="http://schemas.openxmlformats.org/drawingml/2006/picture">
+                <pic:pic xmlns:pic="http://schemas.openxmlformats.org/drawingml/2006/picture">
+                  <pic:nvPicPr>
+                    <pic:cNvPr id="7226516" name=""/>
+                    <pic:cNvPicPr/>
+                  </pic:nvPicPr>
+                  <pic:blipFill>
+                    <a:blip r:embed="rId56"/>
+                    <a:stretch>
+                      <a:fillRect/>
+                    </a:stretch>
+                  </pic:blipFill>
+                  <pic:spPr>
+                    <a:xfrm>
+                      <a:off x="0" y="0"/>
+                      <a:ext cx="4961050" cy="502964"/>
+                    </a:xfrm>
+                    <a:prstGeom prst="rect">
+                      <a:avLst/>
+                    </a:prstGeom>
+                  </pic:spPr>
+                </pic:pic>
+              </a:graphicData>
+            </a:graphic>
+          </wp:inline>
+        </w:drawing>
+      </w:r>
+      <w:r>
+        <w:br/>
+      </w:r>
+      <w:r>
+        <w:br/>
+      </w:r>
+      <w:r>
+        <w:rPr>
+          <w:b/>
+          <w:bCs/>
+        </w:rPr>
+        <w:t>Step 4: Enable Nginx at Boot</w:t>
+      </w:r>
+    </w:p>
+    <w:p>
+      <w:pPr>
+        <w:spacing w:after="0"/>
+        <w:rPr>
+          <w:b/>
+          <w:bCs/>
+        </w:rPr>
+      </w:pPr>
+      <w:r>
+        <w:rPr>
+          <w:b/>
+          <w:bCs/>
+        </w:rPr>
+        <w:t xml:space="preserve"> </w:t>
+      </w:r>
+      <w:proofErr w:type="spellStart"/>
+      <w:r>
+        <w:t>sudo</w:t>
+      </w:r>
+      <w:proofErr w:type="spellEnd"/>
+      <w:r>
+        <w:t xml:space="preserve"> </w:t>
+      </w:r>
+      <w:proofErr w:type="spellStart"/>
+      <w:r>
+        <w:t>systemctl</w:t>
+      </w:r>
+      <w:proofErr w:type="spellEnd"/>
+      <w:r>
+        <w:t xml:space="preserve"> enable nginx</w:t>
+      </w:r>
+      <w:r>
+        <w:br/>
+      </w:r>
+      <w:r>
+        <w:drawing>
+          <wp:inline distT="0" distB="0" distL="0" distR="0" wp14:anchorId="6EF7A4E8" wp14:editId="17B1A379">
+            <wp:extent cx="5731510" cy="473075"/>
+            <wp:effectExtent l="0" t="0" r="2540" b="3175"/>
+            <wp:docPr id="1415052526" name="Picture 1"/>
+            <wp:cNvGraphicFramePr>
+              <a:graphicFrameLocks xmlns:a="http://schemas.openxmlformats.org/drawingml/2006/main" noChangeAspect="1"/>
+            </wp:cNvGraphicFramePr>
+            <a:graphic xmlns:a="http://schemas.openxmlformats.org/drawingml/2006/main">
+              <a:graphicData uri="http://schemas.openxmlformats.org/drawingml/2006/picture">
+                <pic:pic xmlns:pic="http://schemas.openxmlformats.org/drawingml/2006/picture">
+                  <pic:nvPicPr>
+                    <pic:cNvPr id="1415052526" name=""/>
+                    <pic:cNvPicPr/>
+                  </pic:nvPicPr>
+                  <pic:blipFill>
+                    <a:blip r:embed="rId57"/>
+                    <a:stretch>
+                      <a:fillRect/>
+                    </a:stretch>
+                  </pic:blipFill>
+                  <pic:spPr>
+                    <a:xfrm>
+                      <a:off x="0" y="0"/>
+                      <a:ext cx="5731510" cy="473075"/>
+                    </a:xfrm>
+                    <a:prstGeom prst="rect">
+                      <a:avLst/>
+                    </a:prstGeom>
+                  </pic:spPr>
+                </pic:pic>
+              </a:graphicData>
+            </a:graphic>
+          </wp:inline>
+        </w:drawing>
+      </w:r>
+      <w:r>
+        <w:br/>
+      </w:r>
+      <w:r>
+        <w:br/>
+      </w:r>
+      <w:r>
+        <w:rPr>
+          <w:b/>
+          <w:bCs/>
+        </w:rPr>
+        <w:t>Step 5: Check the Service Status</w:t>
+      </w:r>
+    </w:p>
+    <w:p>
+      <w:pPr>
+        <w:spacing w:after="0"/>
+        <w:rPr>
+          <w:b/>
+          <w:bCs/>
+        </w:rPr>
+      </w:pPr>
+      <w:r>
+        <w:rPr>
+          <w:b/>
+          <w:bCs/>
+        </w:rPr>
+        <w:t xml:space="preserve"> </w:t>
+      </w:r>
+      <w:proofErr w:type="spellStart"/>
+      <w:r>
+        <w:t>sudo</w:t>
+      </w:r>
+      <w:proofErr w:type="spellEnd"/>
+      <w:r>
+        <w:t xml:space="preserve"> </w:t>
+      </w:r>
+      <w:proofErr w:type="spellStart"/>
+      <w:r>
+        <w:t>systemctl</w:t>
+      </w:r>
+      <w:proofErr w:type="spellEnd"/>
+      <w:r>
+        <w:t xml:space="preserve"> status nginx</w:t>
+      </w:r>
+      <w:r>
+        <w:br/>
+      </w:r>
+      <w:r>
+        <w:drawing>
+          <wp:inline distT="0" distB="0" distL="0" distR="0" wp14:anchorId="796E4DCD" wp14:editId="499C288C">
+            <wp:extent cx="5731510" cy="1619250"/>
+            <wp:effectExtent l="0" t="0" r="2540" b="0"/>
+            <wp:docPr id="1674989864" name="Picture 1"/>
+            <wp:cNvGraphicFramePr>
+              <a:graphicFrameLocks xmlns:a="http://schemas.openxmlformats.org/drawingml/2006/main" noChangeAspect="1"/>
+            </wp:cNvGraphicFramePr>
+            <a:graphic xmlns:a="http://schemas.openxmlformats.org/drawingml/2006/main">
+              <a:graphicData uri="http://schemas.openxmlformats.org/drawingml/2006/picture">
+                <pic:pic xmlns:pic="http://schemas.openxmlformats.org/drawingml/2006/picture">
+                  <pic:nvPicPr>
+                    <pic:cNvPr id="1674989864" name=""/>
+                    <pic:cNvPicPr/>
+                  </pic:nvPicPr>
+                  <pic:blipFill>
+                    <a:blip r:embed="rId58"/>
+                    <a:stretch>
+                      <a:fillRect/>
+                    </a:stretch>
+                  </pic:blipFill>
+                  <pic:spPr>
+                    <a:xfrm>
+                      <a:off x="0" y="0"/>
+                      <a:ext cx="5731510" cy="1619250"/>
+                    </a:xfrm>
+                    <a:prstGeom prst="rect">
+                      <a:avLst/>
+                    </a:prstGeom>
+                  </pic:spPr>
+                </pic:pic>
+              </a:graphicData>
+            </a:graphic>
+          </wp:inline>
+        </w:drawing>
+      </w:r>
+      <w:r>
+        <w:br/>
+      </w:r>
+      <w:r>
+        <w:br/>
+      </w:r>
+      <w:r>
+        <w:rPr>
+          <w:b/>
+          <w:bCs/>
+        </w:rPr>
+        <w:t>Step 6: Verify Using Browser</w:t>
+      </w:r>
+    </w:p>
+    <w:p>
+      <w:pPr>
+        <w:rPr>
+          <w:b/>
+          <w:bCs/>
+        </w:rPr>
+      </w:pPr>
+      <w:r>
+        <w:rPr>
+          <w:b/>
+          <w:bCs/>
+        </w:rPr>
+        <w:t xml:space="preserve"> </w:t>
+      </w:r>
+      <w:r>
+        <w:t>http://&lt;Server-IP&gt;</w:t>
+      </w:r>
+      <w:r>
+        <w:br/>
+      </w:r>
+      <w:r>
+        <w:rPr>
+          <w:b/>
+          <w:bCs/>
+        </w:rPr>
+        <w:drawing>
+          <wp:inline distT="0" distB="0" distL="0" distR="0" wp14:anchorId="01DD8B4C" wp14:editId="4E9C15DF">
+            <wp:extent cx="5731510" cy="1130300"/>
+            <wp:effectExtent l="0" t="0" r="2540" b="0"/>
+            <wp:docPr id="1837935276" name="Picture 1"/>
+            <wp:cNvGraphicFramePr>
+              <a:graphicFrameLocks xmlns:a="http://schemas.openxmlformats.org/drawingml/2006/main" noChangeAspect="1"/>
+            </wp:cNvGraphicFramePr>
+            <a:graphic xmlns:a="http://schemas.openxmlformats.org/drawingml/2006/main">
+              <a:graphicData uri="http://schemas.openxmlformats.org/drawingml/2006/picture">
+                <pic:pic xmlns:pic="http://schemas.openxmlformats.org/drawingml/2006/picture">
+                  <pic:nvPicPr>
+                    <pic:cNvPr id="1837935276" name=""/>
+                    <pic:cNvPicPr/>
+                  </pic:nvPicPr>
+                  <pic:blipFill>
+                    <a:blip r:embed="rId59"/>
+                    <a:stretch>
+                      <a:fillRect/>
+                    </a:stretch>
+                  </pic:blipFill>
+                  <pic:spPr>
+                    <a:xfrm>
+                      <a:off x="0" y="0"/>
+                      <a:ext cx="5731510" cy="1130300"/>
+                    </a:xfrm>
+                    <a:prstGeom prst="rect">
+                      <a:avLst/>
+                    </a:prstGeom>
+                  </pic:spPr>
+                </pic:pic>
+              </a:graphicData>
+            </a:graphic>
+          </wp:inline>
+        </w:drawing>
+      </w:r>
+      <w:r>
+        <w:br/>
+      </w:r>
+      <w:r>
+        <w:br/>
+      </w:r>
+    </w:p>
+    <w:p>
+      <w:pPr>
+        <w:rPr>
+          <w:b/>
+          <w:bCs/>
+          <w:color w:val="EE0000"/>
+          <w:sz w:val="32"/>
+          <w:szCs w:val="32"/>
+        </w:rPr>
+      </w:pPr>
+      <w:r>
+        <w:rPr>
+          <w:b/>
+          <w:bCs/>
+          <w:color w:val="EE0000"/>
+          <w:sz w:val="32"/>
+          <w:szCs w:val="32"/>
+        </w:rPr>
+        <w:t>27.Configure and secure a MySQL Database.</w:t>
+      </w:r>
+    </w:p>
+    <w:p>
+      <w:r>
+        <w:rPr>
+          <w:b/>
+          <w:bCs/>
+        </w:rPr>
+        <w:t>Step 1: Update the Package List</w:t>
+      </w:r>
+      <w:r>
+        <w:rPr>
+          <w:b/>
+          <w:bCs/>
+        </w:rPr>
+        <w:br/>
+      </w:r>
+      <w:r>
+        <w:rPr>
+          <w:b/>
+          <w:bCs/>
+        </w:rPr>
+        <w:t xml:space="preserve"> </w:t>
+      </w:r>
+      <w:proofErr w:type="spellStart"/>
+      <w:r>
+        <w:t>sudo</w:t>
+      </w:r>
+      <w:proofErr w:type="spellEnd"/>
+      <w:r>
+        <w:t xml:space="preserve"> apt update</w:t>
+      </w:r>
+      <w:r>
+        <w:br/>
+      </w:r>
+      <w:r>
+        <w:drawing>
+          <wp:inline distT="0" distB="0" distL="0" distR="0" wp14:anchorId="6CE55A7C" wp14:editId="0998C182">
+            <wp:extent cx="5731510" cy="1014730"/>
+            <wp:effectExtent l="0" t="0" r="2540" b="0"/>
+            <wp:docPr id="78046504" name="Picture 1"/>
+            <wp:cNvGraphicFramePr>
+              <a:graphicFrameLocks xmlns:a="http://schemas.openxmlformats.org/drawingml/2006/main" noChangeAspect="1"/>
+            </wp:cNvGraphicFramePr>
+            <a:graphic xmlns:a="http://schemas.openxmlformats.org/drawingml/2006/main">
+              <a:graphicData uri="http://schemas.openxmlformats.org/drawingml/2006/picture">
+                <pic:pic xmlns:pic="http://schemas.openxmlformats.org/drawingml/2006/picture">
+                  <pic:nvPicPr>
+                    <pic:cNvPr id="78046504" name=""/>
+                    <pic:cNvPicPr/>
+                  </pic:nvPicPr>
+                  <pic:blipFill>
+                    <a:blip r:embed="rId60"/>
+                    <a:stretch>
+                      <a:fillRect/>
+                    </a:stretch>
+                  </pic:blipFill>
+                  <pic:spPr>
+                    <a:xfrm>
+                      <a:off x="0" y="0"/>
+                      <a:ext cx="5731510" cy="1014730"/>
+                    </a:xfrm>
+                    <a:prstGeom prst="rect">
+                      <a:avLst/>
+                    </a:prstGeom>
+                  </pic:spPr>
+                </pic:pic>
+              </a:graphicData>
+            </a:graphic>
+          </wp:inline>
+        </w:drawing>
+      </w:r>
+      <w:r>
+        <w:br/>
+      </w:r>
+      <w:r>
+        <w:rPr>
+          <w:b/>
+          <w:bCs/>
+          <w:color w:val="EE0000"/>
+          <w:sz w:val="32"/>
+          <w:szCs w:val="32"/>
+        </w:rPr>
+        <w:lastRenderedPageBreak/>
+        <w:br/>
+      </w:r>
+      <w:r>
+        <w:rPr>
+          <w:b/>
+          <w:bCs/>
+        </w:rPr>
+        <w:t>Step 2: Install MySQL</w:t>
+      </w:r>
+      <w:r>
+        <w:rPr>
+          <w:b/>
+          <w:bCs/>
+        </w:rPr>
+        <w:br/>
+      </w:r>
+      <w:r>
+        <w:rPr>
+          <w:b/>
+          <w:bCs/>
+        </w:rPr>
+        <w:t xml:space="preserve"> </w:t>
+      </w:r>
+      <w:proofErr w:type="spellStart"/>
+      <w:r>
+        <w:t>sudo</w:t>
+      </w:r>
+      <w:proofErr w:type="spellEnd"/>
+      <w:r>
+        <w:t xml:space="preserve"> apt install </w:t>
+      </w:r>
+      <w:proofErr w:type="spellStart"/>
+      <w:r>
+        <w:t>mysql</w:t>
+      </w:r>
+      <w:proofErr w:type="spellEnd"/>
+      <w:r>
+        <w:t>-server -y</w:t>
+      </w:r>
+    </w:p>
+    <w:p>
+      <w:r>
+        <w:drawing>
+          <wp:inline distT="0" distB="0" distL="0" distR="0" wp14:anchorId="53F792DC" wp14:editId="51317722">
+            <wp:extent cx="5731510" cy="1409700"/>
+            <wp:effectExtent l="0" t="0" r="2540" b="0"/>
+            <wp:docPr id="1466994865" name="Picture 1"/>
+            <wp:cNvGraphicFramePr>
+              <a:graphicFrameLocks xmlns:a="http://schemas.openxmlformats.org/drawingml/2006/main" noChangeAspect="1"/>
+            </wp:cNvGraphicFramePr>
+            <a:graphic xmlns:a="http://schemas.openxmlformats.org/drawingml/2006/main">
+              <a:graphicData uri="http://schemas.openxmlformats.org/drawingml/2006/picture">
+                <pic:pic xmlns:pic="http://schemas.openxmlformats.org/drawingml/2006/picture">
+                  <pic:nvPicPr>
+                    <pic:cNvPr id="1466994865" name=""/>
+                    <pic:cNvPicPr/>
+                  </pic:nvPicPr>
+                  <pic:blipFill>
+                    <a:blip r:embed="rId61"/>
+                    <a:stretch>
+                      <a:fillRect/>
+                    </a:stretch>
+                  </pic:blipFill>
+                  <pic:spPr>
+                    <a:xfrm>
+                      <a:off x="0" y="0"/>
+                      <a:ext cx="5731510" cy="1409700"/>
+                    </a:xfrm>
+                    <a:prstGeom prst="rect">
+                      <a:avLst/>
+                    </a:prstGeom>
+                  </pic:spPr>
+                </pic:pic>
+              </a:graphicData>
+            </a:graphic>
+          </wp:inline>
+        </w:drawing>
+      </w:r>
+      <w:r>
+        <w:br/>
+      </w:r>
+      <w:r>
+        <w:t>Verify installation:</w:t>
+      </w:r>
+    </w:p>
+    <w:p>
+      <w:proofErr w:type="spellStart"/>
+      <w:r>
+        <w:t>mysql</w:t>
+      </w:r>
+      <w:proofErr w:type="spellEnd"/>
+      <w:r>
+        <w:t xml:space="preserve"> </w:t>
+      </w:r>
+      <w:r>
+        <w:t>–</w:t>
+      </w:r>
+      <w:r>
+        <w:t>version</w:t>
+      </w:r>
+    </w:p>
+    <w:p>
+      <w:pPr>
+        <w:spacing w:after="0"/>
+      </w:pPr>
+      <w:r>
+        <w:drawing>
+          <wp:inline distT="0" distB="0" distL="0" distR="0" wp14:anchorId="1FB21860" wp14:editId="7A7ABD13">
+            <wp:extent cx="5731510" cy="426720"/>
+            <wp:effectExtent l="0" t="0" r="2540" b="0"/>
+            <wp:docPr id="2055897360" name="Picture 1"/>
+            <wp:cNvGraphicFramePr>
+              <a:graphicFrameLocks xmlns:a="http://schemas.openxmlformats.org/drawingml/2006/main" noChangeAspect="1"/>
+            </wp:cNvGraphicFramePr>
+            <a:graphic xmlns:a="http://schemas.openxmlformats.org/drawingml/2006/main">
+              <a:graphicData uri="http://schemas.openxmlformats.org/drawingml/2006/picture">
+                <pic:pic xmlns:pic="http://schemas.openxmlformats.org/drawingml/2006/picture">
+                  <pic:nvPicPr>
+                    <pic:cNvPr id="2055897360" name=""/>
+                    <pic:cNvPicPr/>
+                  </pic:nvPicPr>
+                  <pic:blipFill>
+                    <a:blip r:embed="rId62"/>
+                    <a:stretch>
+                      <a:fillRect/>
+                    </a:stretch>
+                  </pic:blipFill>
+                  <pic:spPr>
+                    <a:xfrm>
+                      <a:off x="0" y="0"/>
+                      <a:ext cx="5731510" cy="426720"/>
+                    </a:xfrm>
+                    <a:prstGeom prst="rect">
+                      <a:avLst/>
+                    </a:prstGeom>
+                  </pic:spPr>
+                </pic:pic>
+              </a:graphicData>
+            </a:graphic>
+          </wp:inline>
+        </w:drawing>
+      </w:r>
+      <w:r>
+        <w:br/>
+      </w:r>
+      <w:r>
+        <w:br/>
+      </w:r>
+      <w:r>
+        <w:rPr>
+          <w:b/>
+          <w:bCs/>
+        </w:rPr>
+        <w:t>Step 3: Start MySQL Service</w:t>
+      </w:r>
+      <w:r>
+        <w:rPr>
+          <w:b/>
+          <w:bCs/>
+        </w:rPr>
+        <w:br/>
+      </w:r>
+      <w:proofErr w:type="spellStart"/>
+      <w:r>
+        <w:t>sudo</w:t>
+      </w:r>
+      <w:proofErr w:type="spellEnd"/>
+      <w:r>
+        <w:t xml:space="preserve"> </w:t>
+      </w:r>
+      <w:proofErr w:type="spellStart"/>
+      <w:r>
+        <w:t>systemctl</w:t>
+      </w:r>
+      <w:proofErr w:type="spellEnd"/>
+      <w:r>
+        <w:t xml:space="preserve"> start </w:t>
+      </w:r>
+      <w:proofErr w:type="spellStart"/>
+      <w:r>
+        <w:t>mysql</w:t>
+      </w:r>
+      <w:proofErr w:type="spellEnd"/>
+      <w:r>
+        <w:br/>
+      </w:r>
+      <w:r>
+        <w:drawing>
+          <wp:inline distT="0" distB="0" distL="0" distR="0" wp14:anchorId="6AA2C1C0" wp14:editId="5216C092">
+            <wp:extent cx="5731510" cy="487680"/>
+            <wp:effectExtent l="0" t="0" r="2540" b="7620"/>
+            <wp:docPr id="169573631" name="Picture 1"/>
+            <wp:cNvGraphicFramePr>
+              <a:graphicFrameLocks xmlns:a="http://schemas.openxmlformats.org/drawingml/2006/main" noChangeAspect="1"/>
+            </wp:cNvGraphicFramePr>
+            <a:graphic xmlns:a="http://schemas.openxmlformats.org/drawingml/2006/main">
+              <a:graphicData uri="http://schemas.openxmlformats.org/drawingml/2006/picture">
+                <pic:pic xmlns:pic="http://schemas.openxmlformats.org/drawingml/2006/picture">
+                  <pic:nvPicPr>
+                    <pic:cNvPr id="169573631" name=""/>
+                    <pic:cNvPicPr/>
+                  </pic:nvPicPr>
+                  <pic:blipFill>
+                    <a:blip r:embed="rId63"/>
+                    <a:stretch>
+                      <a:fillRect/>
+                    </a:stretch>
+                  </pic:blipFill>
+                  <pic:spPr>
+                    <a:xfrm>
+                      <a:off x="0" y="0"/>
+                      <a:ext cx="5731510" cy="487680"/>
+                    </a:xfrm>
+                    <a:prstGeom prst="rect">
+                      <a:avLst/>
+                    </a:prstGeom>
+                  </pic:spPr>
+                </pic:pic>
+              </a:graphicData>
+            </a:graphic>
+          </wp:inline>
+        </w:drawing>
+      </w:r>
+      <w:r>
+        <w:br/>
+      </w:r>
+      <w:r>
+        <w:br/>
+      </w:r>
+      <w:r>
+        <w:t>Enable MySQL at boot:</w:t>
+      </w:r>
+    </w:p>
+    <w:p>
+      <w:pPr>
+        <w:spacing w:after="0"/>
+      </w:pPr>
+      <w:proofErr w:type="spellStart"/>
+      <w:r>
+        <w:t>sudo</w:t>
+      </w:r>
+      <w:proofErr w:type="spellEnd"/>
+      <w:r>
+        <w:t xml:space="preserve"> </w:t>
+      </w:r>
+      <w:proofErr w:type="spellStart"/>
+      <w:r>
+        <w:t>systemctl</w:t>
+      </w:r>
+      <w:proofErr w:type="spellEnd"/>
+      <w:r>
+        <w:t xml:space="preserve"> enable </w:t>
+      </w:r>
+      <w:proofErr w:type="spellStart"/>
+      <w:r>
+        <w:t>mysql</w:t>
+      </w:r>
+      <w:proofErr w:type="spellEnd"/>
+    </w:p>
+    <w:p>
+      <w:r>
+        <w:drawing>
+          <wp:inline distT="0" distB="0" distL="0" distR="0" wp14:anchorId="7B0F6ECE" wp14:editId="1779B544">
+            <wp:extent cx="5113020" cy="624840"/>
+            <wp:effectExtent l="0" t="0" r="0" b="3810"/>
+            <wp:docPr id="538457530" name="Picture 1"/>
+            <wp:cNvGraphicFramePr>
+              <a:graphicFrameLocks xmlns:a="http://schemas.openxmlformats.org/drawingml/2006/main" noChangeAspect="1"/>
+            </wp:cNvGraphicFramePr>
+            <a:graphic xmlns:a="http://schemas.openxmlformats.org/drawingml/2006/main">
+              <a:graphicData uri="http://schemas.openxmlformats.org/drawingml/2006/picture">
+                <pic:pic xmlns:pic="http://schemas.openxmlformats.org/drawingml/2006/picture">
+                  <pic:nvPicPr>
+                    <pic:cNvPr id="538457530" name=""/>
+                    <pic:cNvPicPr/>
+                  </pic:nvPicPr>
+                  <pic:blipFill>
+                    <a:blip r:embed="rId64"/>
+                    <a:stretch>
+                      <a:fillRect/>
+                    </a:stretch>
+                  </pic:blipFill>
+                  <pic:spPr>
+                    <a:xfrm>
+                      <a:off x="0" y="0"/>
+                      <a:ext cx="5113463" cy="624894"/>
+                    </a:xfrm>
+                    <a:prstGeom prst="rect">
+                      <a:avLst/>
+                    </a:prstGeom>
+                  </pic:spPr>
+                </pic:pic>
+              </a:graphicData>
+            </a:graphic>
+          </wp:inline>
+        </w:drawing>
+      </w:r>
+    </w:p>
+    <w:p>
+      <w:pPr>
+        <w:spacing w:after="0"/>
+      </w:pPr>
+      <w:r>
+        <w:br/>
+      </w:r>
+      <w:r>
+        <w:t>Check status:</w:t>
+      </w:r>
+    </w:p>
+    <w:p>
+      <w:pPr>
+        <w:spacing w:after="0"/>
+      </w:pPr>
+      <w:proofErr w:type="spellStart"/>
+      <w:r>
+        <w:t>sudo</w:t>
+      </w:r>
+      <w:proofErr w:type="spellEnd"/>
+      <w:r>
+        <w:t xml:space="preserve"> </w:t>
+      </w:r>
+      <w:proofErr w:type="spellStart"/>
+      <w:r>
+        <w:t>systemctl</w:t>
+      </w:r>
+      <w:proofErr w:type="spellEnd"/>
+      <w:r>
+        <w:t xml:space="preserve"> status </w:t>
+      </w:r>
+      <w:proofErr w:type="spellStart"/>
+      <w:r>
+        <w:t>mysql</w:t>
+      </w:r>
+      <w:proofErr w:type="spellEnd"/>
+    </w:p>
+    <w:p>
+      <w:r>
+        <w:drawing>
+          <wp:inline distT="0" distB="0" distL="0" distR="0" wp14:anchorId="1A8C28BE" wp14:editId="38300A26">
+            <wp:extent cx="5731510" cy="1950720"/>
+            <wp:effectExtent l="0" t="0" r="2540" b="0"/>
+            <wp:docPr id="1223772980" name="Picture 1"/>
+            <wp:cNvGraphicFramePr>
+              <a:graphicFrameLocks xmlns:a="http://schemas.openxmlformats.org/drawingml/2006/main" noChangeAspect="1"/>
+            </wp:cNvGraphicFramePr>
+            <a:graphic xmlns:a="http://schemas.openxmlformats.org/drawingml/2006/main">
+              <a:graphicData uri="http://schemas.openxmlformats.org/drawingml/2006/picture">
+                <pic:pic xmlns:pic="http://schemas.openxmlformats.org/drawingml/2006/picture">
+                  <pic:nvPicPr>
+                    <pic:cNvPr id="1223772980" name=""/>
+                    <pic:cNvPicPr/>
+                  </pic:nvPicPr>
+                  <pic:blipFill>
+                    <a:blip r:embed="rId65"/>
+                    <a:stretch>
+                      <a:fillRect/>
+                    </a:stretch>
+                  </pic:blipFill>
+                  <pic:spPr>
+                    <a:xfrm>
+                      <a:off x="0" y="0"/>
+                      <a:ext cx="5731510" cy="1950720"/>
+                    </a:xfrm>
+                    <a:prstGeom prst="rect">
+                      <a:avLst/>
+                    </a:prstGeom>
+                  </pic:spPr>
+                </pic:pic>
+              </a:graphicData>
+            </a:graphic>
+          </wp:inline>
+        </w:drawing>
+      </w:r>
+      <w:r>
+        <w:br/>
+      </w:r>
+      <w:r>
+        <w:br/>
+      </w:r>
+      <w:r>
+        <w:rPr>
+          <w:b/>
+          <w:bCs/>
+        </w:rPr>
+        <w:lastRenderedPageBreak/>
+        <w:t>Step 4: Secure MySQL Installation</w:t>
+      </w:r>
+      <w:r>
+        <w:br/>
+      </w:r>
+      <w:proofErr w:type="spellStart"/>
+      <w:r>
+        <w:t>sudo</w:t>
+      </w:r>
+      <w:proofErr w:type="spellEnd"/>
+      <w:r>
+        <w:t xml:space="preserve"> </w:t>
+      </w:r>
+      <w:proofErr w:type="spellStart"/>
+      <w:r>
+        <w:t>mysql_secure_installation</w:t>
+      </w:r>
+      <w:proofErr w:type="spellEnd"/>
+      <w:r>
+        <w:br/>
+      </w:r>
+      <w:r>
+        <w:br/>
+      </w:r>
+      <w:r>
+        <w:t>Recommended Answers:</w:t>
+      </w:r>
+      <w:r>
+        <w:br/>
+      </w:r>
+      <w:r>
+        <w:t>Set root password?             Y</w:t>
+      </w:r>
+    </w:p>
+    <w:p>
+      <w:r>
+        <w:t>Remove anonymous users?         Y</w:t>
+      </w:r>
+    </w:p>
+    <w:p>
+      <w:r>
+        <w:t>Disallow root login remotely?   Y</w:t>
+      </w:r>
+    </w:p>
+    <w:p>
+      <w:r>
+        <w:t>Remove test database?           Y</w:t>
+      </w:r>
+    </w:p>
+    <w:p>
+      <w:r>
+        <w:t>Reload privilege tables?        Y</w:t>
+      </w:r>
+      <w:r>
+        <w:br/>
+      </w:r>
+      <w:r>
+        <w:br/>
+      </w:r>
+      <w:r>
+        <w:drawing>
+          <wp:inline distT="0" distB="0" distL="0" distR="0" wp14:anchorId="06C948E7" wp14:editId="5B531607">
+            <wp:extent cx="5731510" cy="2978785"/>
+            <wp:effectExtent l="0" t="0" r="2540" b="0"/>
+            <wp:docPr id="996360076" name="Picture 1"/>
+            <wp:cNvGraphicFramePr>
+              <a:graphicFrameLocks xmlns:a="http://schemas.openxmlformats.org/drawingml/2006/main" noChangeAspect="1"/>
+            </wp:cNvGraphicFramePr>
+            <a:graphic xmlns:a="http://schemas.openxmlformats.org/drawingml/2006/main">
+              <a:graphicData uri="http://schemas.openxmlformats.org/drawingml/2006/picture">
+                <pic:pic xmlns:pic="http://schemas.openxmlformats.org/drawingml/2006/picture">
+                  <pic:nvPicPr>
+                    <pic:cNvPr id="996360076" name=""/>
+                    <pic:cNvPicPr/>
+                  </pic:nvPicPr>
+                  <pic:blipFill>
+                    <a:blip r:embed="rId66"/>
+                    <a:stretch>
+                      <a:fillRect/>
+                    </a:stretch>
+                  </pic:blipFill>
+                  <pic:spPr>
+                    <a:xfrm>
+                      <a:off x="0" y="0"/>
+                      <a:ext cx="5731510" cy="2978785"/>
+                    </a:xfrm>
+                    <a:prstGeom prst="rect">
+                      <a:avLst/>
+                    </a:prstGeom>
+                  </pic:spPr>
+                </pic:pic>
+              </a:graphicData>
+            </a:graphic>
+          </wp:inline>
+        </w:drawing>
+      </w:r>
+      <w:r>
+        <w:br/>
+      </w:r>
+      <w:r>
+        <w:br/>
+      </w:r>
+      <w:r>
+        <w:rPr>
+          <w:b/>
+          <w:bCs/>
+        </w:rPr>
+        <w:t>Step 5: Login to MySQL</w:t>
+      </w:r>
+      <w:r>
+        <w:br/>
+      </w:r>
+      <w:proofErr w:type="spellStart"/>
+      <w:r>
+        <w:t>sudo</w:t>
+      </w:r>
+      <w:proofErr w:type="spellEnd"/>
+      <w:r>
+        <w:t xml:space="preserve"> </w:t>
+      </w:r>
+      <w:proofErr w:type="spellStart"/>
+      <w:r>
+        <w:t>mysql</w:t>
+      </w:r>
+      <w:proofErr w:type="spellEnd"/>
+      <w:r>
+        <w:br/>
+      </w:r>
+      <w:r>
+        <w:drawing>
+          <wp:inline distT="0" distB="0" distL="0" distR="0" wp14:anchorId="565EF200" wp14:editId="5B28DBD7">
+            <wp:extent cx="5731510" cy="2258695"/>
+            <wp:effectExtent l="0" t="0" r="2540" b="8255"/>
+            <wp:docPr id="964627250" name="Picture 1"/>
+            <wp:cNvGraphicFramePr>
+              <a:graphicFrameLocks xmlns:a="http://schemas.openxmlformats.org/drawingml/2006/main" noChangeAspect="1"/>
+            </wp:cNvGraphicFramePr>
+            <a:graphic xmlns:a="http://schemas.openxmlformats.org/drawingml/2006/main">
+              <a:graphicData uri="http://schemas.openxmlformats.org/drawingml/2006/picture">
+                <pic:pic xmlns:pic="http://schemas.openxmlformats.org/drawingml/2006/picture">
+                  <pic:nvPicPr>
+                    <pic:cNvPr id="964627250" name=""/>
+                    <pic:cNvPicPr/>
+                  </pic:nvPicPr>
+                  <pic:blipFill>
+                    <a:blip r:embed="rId67"/>
+                    <a:stretch>
+                      <a:fillRect/>
+                    </a:stretch>
+                  </pic:blipFill>
+                  <pic:spPr>
+                    <a:xfrm>
+                      <a:off x="0" y="0"/>
+                      <a:ext cx="5731510" cy="2258695"/>
+                    </a:xfrm>
+                    <a:prstGeom prst="rect">
+                      <a:avLst/>
+                    </a:prstGeom>
+                  </pic:spPr>
+                </pic:pic>
+              </a:graphicData>
+            </a:graphic>
+          </wp:inline>
+        </w:drawing>
+      </w:r>
+      <w:r>
+        <w:br/>
+      </w:r>
+      <w:r>
+        <w:br/>
+      </w:r>
+      <w:r>
+        <w:rPr>
+          <w:b/>
+          <w:bCs/>
+        </w:rPr>
+        <w:lastRenderedPageBreak/>
+        <w:t>Step 6: Create a Database</w:t>
+      </w:r>
+      <w:r>
+        <w:br/>
+      </w:r>
+      <w:r>
+        <w:t xml:space="preserve">CREATE DATABASE </w:t>
+      </w:r>
+      <w:proofErr w:type="spellStart"/>
+      <w:r>
+        <w:t>devopsdb</w:t>
+      </w:r>
+      <w:proofErr w:type="spellEnd"/>
+      <w:r>
+        <w:t>;</w:t>
+      </w:r>
+    </w:p>
+    <w:p>
+      <w:r>
+        <w:drawing>
+          <wp:inline distT="0" distB="0" distL="0" distR="0" wp14:anchorId="23F54F96" wp14:editId="14FAEF5B">
+            <wp:extent cx="4618120" cy="998307"/>
+            <wp:effectExtent l="0" t="0" r="0" b="0"/>
+            <wp:docPr id="251444558" name="Picture 1"/>
+            <wp:cNvGraphicFramePr>
+              <a:graphicFrameLocks xmlns:a="http://schemas.openxmlformats.org/drawingml/2006/main" noChangeAspect="1"/>
+            </wp:cNvGraphicFramePr>
+            <a:graphic xmlns:a="http://schemas.openxmlformats.org/drawingml/2006/main">
+              <a:graphicData uri="http://schemas.openxmlformats.org/drawingml/2006/picture">
+                <pic:pic xmlns:pic="http://schemas.openxmlformats.org/drawingml/2006/picture">
+                  <pic:nvPicPr>
+                    <pic:cNvPr id="251444558" name=""/>
+                    <pic:cNvPicPr/>
+                  </pic:nvPicPr>
+                  <pic:blipFill>
+                    <a:blip r:embed="rId68"/>
+                    <a:stretch>
+                      <a:fillRect/>
+                    </a:stretch>
+                  </pic:blipFill>
+                  <pic:spPr>
+                    <a:xfrm>
+                      <a:off x="0" y="0"/>
+                      <a:ext cx="4618120" cy="998307"/>
+                    </a:xfrm>
+                    <a:prstGeom prst="rect">
+                      <a:avLst/>
+                    </a:prstGeom>
+                  </pic:spPr>
+                </pic:pic>
+              </a:graphicData>
+            </a:graphic>
+          </wp:inline>
+        </w:drawing>
+      </w:r>
+      <w:r>
+        <w:br/>
+      </w:r>
+      <w:r>
+        <w:br/>
+      </w:r>
+      <w:r>
+        <w:t>Verify:</w:t>
+      </w:r>
+      <w:r>
+        <w:br/>
+      </w:r>
+      <w:r>
+        <w:t>SHOW DATABASES;</w:t>
+      </w:r>
+    </w:p>
+    <w:p>
+      <w:r>
+        <w:drawing>
+          <wp:inline distT="0" distB="0" distL="0" distR="0" wp14:anchorId="3702A011" wp14:editId="7AC37A2C">
+            <wp:extent cx="3939881" cy="2179509"/>
+            <wp:effectExtent l="0" t="0" r="3810" b="0"/>
+            <wp:docPr id="315414818" name="Picture 1"/>
+            <wp:cNvGraphicFramePr>
+              <a:graphicFrameLocks xmlns:a="http://schemas.openxmlformats.org/drawingml/2006/main" noChangeAspect="1"/>
+            </wp:cNvGraphicFramePr>
+            <a:graphic xmlns:a="http://schemas.openxmlformats.org/drawingml/2006/main">
+              <a:graphicData uri="http://schemas.openxmlformats.org/drawingml/2006/picture">
+                <pic:pic xmlns:pic="http://schemas.openxmlformats.org/drawingml/2006/picture">
+                  <pic:nvPicPr>
+                    <pic:cNvPr id="315414818" name=""/>
+                    <pic:cNvPicPr/>
+                  </pic:nvPicPr>
+                  <pic:blipFill>
+                    <a:blip r:embed="rId69"/>
+                    <a:stretch>
+                      <a:fillRect/>
+                    </a:stretch>
+                  </pic:blipFill>
+                  <pic:spPr>
+                    <a:xfrm>
+                      <a:off x="0" y="0"/>
+                      <a:ext cx="3939881" cy="2179509"/>
+                    </a:xfrm>
+                    <a:prstGeom prst="rect">
+                      <a:avLst/>
+                    </a:prstGeom>
+                  </pic:spPr>
+                </pic:pic>
+              </a:graphicData>
+            </a:graphic>
+          </wp:inline>
+        </w:drawing>
+      </w:r>
+      <w:r>
+        <w:br/>
+      </w:r>
+      <w:r>
+        <w:br/>
+      </w:r>
+      <w:r>
+        <w:rPr>
+          <w:b/>
+          <w:bCs/>
+        </w:rPr>
+        <w:t>Step 7: Create a User</w:t>
+      </w:r>
+      <w:r>
+        <w:br/>
+      </w:r>
+      <w:r>
+        <w:t>CREATE USER '</w:t>
+      </w:r>
+      <w:proofErr w:type="spellStart"/>
+      <w:r>
+        <w:t>techie'@'localhost</w:t>
+      </w:r>
+      <w:proofErr w:type="spellEnd"/>
+      <w:r>
+        <w:t>' IDENTIFIED BY 'Password@123';</w:t>
+      </w:r>
+    </w:p>
+    <w:p>
+      <w:r>
+        <w:drawing>
+          <wp:inline distT="0" distB="0" distL="0" distR="0" wp14:anchorId="79B79B77" wp14:editId="72AF277E">
+            <wp:extent cx="5731510" cy="431800"/>
+            <wp:effectExtent l="0" t="0" r="2540" b="6350"/>
+            <wp:docPr id="670868696" name="Picture 1"/>
+            <wp:cNvGraphicFramePr>
+              <a:graphicFrameLocks xmlns:a="http://schemas.openxmlformats.org/drawingml/2006/main" noChangeAspect="1"/>
+            </wp:cNvGraphicFramePr>
+            <a:graphic xmlns:a="http://schemas.openxmlformats.org/drawingml/2006/main">
+              <a:graphicData uri="http://schemas.openxmlformats.org/drawingml/2006/picture">
+                <pic:pic xmlns:pic="http://schemas.openxmlformats.org/drawingml/2006/picture">
+                  <pic:nvPicPr>
+                    <pic:cNvPr id="670868696" name=""/>
+                    <pic:cNvPicPr/>
+                  </pic:nvPicPr>
+                  <pic:blipFill>
+                    <a:blip r:embed="rId70"/>
+                    <a:stretch>
+                      <a:fillRect/>
+                    </a:stretch>
+                  </pic:blipFill>
+                  <pic:spPr>
+                    <a:xfrm>
+                      <a:off x="0" y="0"/>
+                      <a:ext cx="5731510" cy="431800"/>
+                    </a:xfrm>
+                    <a:prstGeom prst="rect">
+                      <a:avLst/>
+                    </a:prstGeom>
+                  </pic:spPr>
+                </pic:pic>
+              </a:graphicData>
+            </a:graphic>
+          </wp:inline>
+        </w:drawing>
+      </w:r>
+      <w:r>
+        <w:br/>
+      </w:r>
+      <w:r>
+        <w:rPr>
+          <w:b/>
+          <w:bCs/>
+          <w:color w:val="EE0000"/>
+          <w:sz w:val="32"/>
+          <w:szCs w:val="32"/>
+        </w:rPr>
+        <w:br/>
+      </w:r>
+      <w:r>
+        <w:rPr>
+          <w:b/>
+          <w:bCs/>
+        </w:rPr>
+        <w:t>Step 8: Grant Permissions</w:t>
+      </w:r>
+      <w:r>
+        <w:br/>
+      </w:r>
+      <w:r>
+        <w:t xml:space="preserve">GRANT ALL PRIVILEGES ON </w:t>
+      </w:r>
+      <w:proofErr w:type="gramStart"/>
+      <w:r>
+        <w:t>devopsdb.*</w:t>
+      </w:r>
+      <w:proofErr w:type="gramEnd"/>
+      <w:r>
+        <w:t xml:space="preserve"> TO '</w:t>
+      </w:r>
+      <w:proofErr w:type="spellStart"/>
+      <w:r>
+        <w:t>techie'@'localhost</w:t>
+      </w:r>
+      <w:proofErr w:type="spellEnd"/>
+      <w:r>
+        <w:t>';</w:t>
+      </w:r>
+      <w:r>
+        <w:br/>
+      </w:r>
+      <w:r>
+        <w:drawing>
+          <wp:inline distT="0" distB="0" distL="0" distR="0" wp14:anchorId="009EF1D6" wp14:editId="6CB04B06">
+            <wp:extent cx="5540220" cy="434378"/>
+            <wp:effectExtent l="0" t="0" r="3810" b="3810"/>
+            <wp:docPr id="1184705414" name="Picture 1"/>
+            <wp:cNvGraphicFramePr>
+              <a:graphicFrameLocks xmlns:a="http://schemas.openxmlformats.org/drawingml/2006/main" noChangeAspect="1"/>
+            </wp:cNvGraphicFramePr>
+            <a:graphic xmlns:a="http://schemas.openxmlformats.org/drawingml/2006/main">
+              <a:graphicData uri="http://schemas.openxmlformats.org/drawingml/2006/picture">
+                <pic:pic xmlns:pic="http://schemas.openxmlformats.org/drawingml/2006/picture">
+                  <pic:nvPicPr>
+                    <pic:cNvPr id="1184705414" name=""/>
+                    <pic:cNvPicPr/>
+                  </pic:nvPicPr>
+                  <pic:blipFill>
+                    <a:blip r:embed="rId71"/>
+                    <a:stretch>
+                      <a:fillRect/>
+                    </a:stretch>
+                  </pic:blipFill>
+                  <pic:spPr>
+                    <a:xfrm>
+                      <a:off x="0" y="0"/>
+                      <a:ext cx="5540220" cy="434378"/>
+                    </a:xfrm>
+                    <a:prstGeom prst="rect">
+                      <a:avLst/>
+                    </a:prstGeom>
+                  </pic:spPr>
+                </pic:pic>
+              </a:graphicData>
+            </a:graphic>
+          </wp:inline>
+        </w:drawing>
+      </w:r>
+      <w:r>
+        <w:br/>
+      </w:r>
+      <w:r>
+        <w:t>Apply changes:</w:t>
+      </w:r>
+      <w:r>
+        <w:br/>
+      </w:r>
+      <w:r>
+        <w:t>FLUSH PRIVILEGES;</w:t>
+      </w:r>
+    </w:p>
+    <w:p>
+      <w:pPr>
+        <w:rPr>
+          <w:b/>
+          <w:bCs/>
+        </w:rPr>
+      </w:pPr>
+      <w:r>
+        <w:drawing>
+          <wp:inline distT="0" distB="0" distL="0" distR="0" wp14:anchorId="50F93FF9" wp14:editId="05180E33">
+            <wp:extent cx="3810330" cy="502964"/>
+            <wp:effectExtent l="0" t="0" r="0" b="0"/>
+            <wp:docPr id="1329391999" name="Picture 1"/>
+            <wp:cNvGraphicFramePr>
+              <a:graphicFrameLocks xmlns:a="http://schemas.openxmlformats.org/drawingml/2006/main" noChangeAspect="1"/>
+            </wp:cNvGraphicFramePr>
+            <a:graphic xmlns:a="http://schemas.openxmlformats.org/drawingml/2006/main">
+              <a:graphicData uri="http://schemas.openxmlformats.org/drawingml/2006/picture">
+                <pic:pic xmlns:pic="http://schemas.openxmlformats.org/drawingml/2006/picture">
+                  <pic:nvPicPr>
+                    <pic:cNvPr id="1329391999" name=""/>
+                    <pic:cNvPicPr/>
+                  </pic:nvPicPr>
+                  <pic:blipFill>
+                    <a:blip r:embed="rId72"/>
+                    <a:stretch>
+                      <a:fillRect/>
+                    </a:stretch>
+                  </pic:blipFill>
+                  <pic:spPr>
+                    <a:xfrm>
+                      <a:off x="0" y="0"/>
+                      <a:ext cx="3810330" cy="502964"/>
+                    </a:xfrm>
+                    <a:prstGeom prst="rect">
+                      <a:avLst/>
+                    </a:prstGeom>
+                  </pic:spPr>
+                </pic:pic>
+              </a:graphicData>
+            </a:graphic>
+          </wp:inline>
+        </w:drawing>
+      </w:r>
+      <w:r>
+        <w:br/>
+      </w:r>
+      <w:r>
+        <w:br/>
+      </w:r>
+    </w:p>
+    <w:p>
+      <w:pPr>
+        <w:rPr>
+          <w:b/>
+          <w:bCs/>
+        </w:rPr>
+      </w:pPr>
+    </w:p>
+    <w:p>
+      <w:r>
+        <w:rPr>
+          <w:b/>
+          <w:bCs/>
+        </w:rPr>
+        <w:lastRenderedPageBreak/>
+        <w:t>Step 9: Verify User</w:t>
+      </w:r>
+      <w:r>
+        <w:br/>
+      </w:r>
+      <w:r>
+        <w:t xml:space="preserve">SELECT </w:t>
+      </w:r>
+      <w:proofErr w:type="spellStart"/>
+      <w:proofErr w:type="gramStart"/>
+      <w:r>
+        <w:t>user,host</w:t>
+      </w:r>
+      <w:proofErr w:type="spellEnd"/>
+      <w:proofErr w:type="gramEnd"/>
+      <w:r>
+        <w:t xml:space="preserve"> FROM </w:t>
+      </w:r>
+      <w:proofErr w:type="spellStart"/>
+      <w:r>
+        <w:t>mysql.user</w:t>
+      </w:r>
+      <w:proofErr w:type="spellEnd"/>
+      <w:r>
+        <w:t>;</w:t>
+      </w:r>
+    </w:p>
+    <w:p>
+      <w:r>
+        <w:drawing>
+          <wp:inline distT="0" distB="0" distL="0" distR="0" wp14:anchorId="5A7CC13E" wp14:editId="7F0E56B7">
+            <wp:extent cx="3551228" cy="2530059"/>
+            <wp:effectExtent l="0" t="0" r="0" b="3810"/>
+            <wp:docPr id="747956491" name="Picture 1"/>
+            <wp:cNvGraphicFramePr>
+              <a:graphicFrameLocks xmlns:a="http://schemas.openxmlformats.org/drawingml/2006/main" noChangeAspect="1"/>
+            </wp:cNvGraphicFramePr>
+            <a:graphic xmlns:a="http://schemas.openxmlformats.org/drawingml/2006/main">
+              <a:graphicData uri="http://schemas.openxmlformats.org/drawingml/2006/picture">
+                <pic:pic xmlns:pic="http://schemas.openxmlformats.org/drawingml/2006/picture">
+                  <pic:nvPicPr>
+                    <pic:cNvPr id="747956491" name=""/>
+                    <pic:cNvPicPr/>
+                  </pic:nvPicPr>
+                  <pic:blipFill>
+                    <a:blip r:embed="rId73"/>
+                    <a:stretch>
+                      <a:fillRect/>
+                    </a:stretch>
+                  </pic:blipFill>
+                  <pic:spPr>
+                    <a:xfrm>
+                      <a:off x="0" y="0"/>
+                      <a:ext cx="3551228" cy="2530059"/>
+                    </a:xfrm>
+                    <a:prstGeom prst="rect">
+                      <a:avLst/>
+                    </a:prstGeom>
+                  </pic:spPr>
+                </pic:pic>
+              </a:graphicData>
+            </a:graphic>
+          </wp:inline>
+        </w:drawing>
+      </w:r>
+      <w:r>
+        <w:br/>
+      </w:r>
+      <w:r>
+        <w:rPr>
+          <w:b/>
+          <w:bCs/>
+          <w:color w:val="EE0000"/>
+          <w:sz w:val="32"/>
+          <w:szCs w:val="32"/>
+        </w:rPr>
+        <w:br/>
+      </w:r>
+      <w:r>
+        <w:rPr>
+          <w:b/>
+          <w:bCs/>
+        </w:rPr>
+        <w:t>Step 10: Exit MySQL</w:t>
+      </w:r>
+      <w:r>
+        <w:br/>
+      </w:r>
+      <w:r>
+        <w:t>EXIT;</w:t>
+      </w:r>
+    </w:p>
+    <w:p>
+      <w:pPr>
+        <w:rPr>
+          <w:b/>
+          <w:bCs/>
+          <w:color w:val="EE0000"/>
+          <w:sz w:val="32"/>
+          <w:szCs w:val="32"/>
+        </w:rPr>
+      </w:pPr>
+      <w:r>
+        <w:rPr>
+          <w:b/>
+          <w:bCs/>
+          <w:color w:val="EE0000"/>
+          <w:sz w:val="32"/>
+          <w:szCs w:val="32"/>
+        </w:rPr>
+        <w:drawing>
+          <wp:inline distT="0" distB="0" distL="0" distR="0" wp14:anchorId="53BF62AC" wp14:editId="70394184">
+            <wp:extent cx="2758679" cy="586791"/>
+            <wp:effectExtent l="0" t="0" r="3810" b="3810"/>
+            <wp:docPr id="1284191873" name="Picture 1"/>
+            <wp:cNvGraphicFramePr>
+              <a:graphicFrameLocks xmlns:a="http://schemas.openxmlformats.org/drawingml/2006/main" noChangeAspect="1"/>
+            </wp:cNvGraphicFramePr>
+            <a:graphic xmlns:a="http://schemas.openxmlformats.org/drawingml/2006/main">
+              <a:graphicData uri="http://schemas.openxmlformats.org/drawingml/2006/picture">
+                <pic:pic xmlns:pic="http://schemas.openxmlformats.org/drawingml/2006/picture">
+                  <pic:nvPicPr>
+                    <pic:cNvPr id="1284191873" name=""/>
+                    <pic:cNvPicPr/>
+                  </pic:nvPicPr>
+                  <pic:blipFill>
+                    <a:blip r:embed="rId74"/>
+                    <a:stretch>
+                      <a:fillRect/>
+                    </a:stretch>
+                  </pic:blipFill>
+                  <pic:spPr>
+                    <a:xfrm>
+                      <a:off x="0" y="0"/>
+                      <a:ext cx="2758679" cy="586791"/>
+                    </a:xfrm>
+                    <a:prstGeom prst="rect">
+                      <a:avLst/>
+                    </a:prstGeom>
+                  </pic:spPr>
+                </pic:pic>
+              </a:graphicData>
+            </a:graphic>
+          </wp:inline>
+        </w:drawing>
+      </w:r>
+      <w:r>
+        <w:rPr>
+          <w:b/>
+          <w:bCs/>
+          <w:color w:val="EE0000"/>
+          <w:sz w:val="32"/>
+          <w:szCs w:val="32"/>
+        </w:rPr>
+        <w:br/>
+      </w:r>
+    </w:p>
+    <w:p>
+      <w:pPr>
+        <w:rPr>
+          <w:b/>
+          <w:bCs/>
+          <w:color w:val="EE0000"/>
+          <w:sz w:val="32"/>
+          <w:szCs w:val="32"/>
+        </w:rPr>
+      </w:pPr>
+      <w:r>
+        <w:rPr>
+          <w:b/>
+          <w:bCs/>
+          <w:color w:val="EE0000"/>
+          <w:sz w:val="32"/>
+          <w:szCs w:val="32"/>
+        </w:rPr>
+        <w:t xml:space="preserve">28.Set up </w:t>
+      </w:r>
+      <w:proofErr w:type="spellStart"/>
+      <w:proofErr w:type="gramStart"/>
+      <w:r>
+        <w:rPr>
+          <w:b/>
+          <w:bCs/>
+          <w:color w:val="EE0000"/>
+          <w:sz w:val="32"/>
+          <w:szCs w:val="32"/>
+        </w:rPr>
+        <w:t>a</w:t>
+      </w:r>
+      <w:proofErr w:type="spellEnd"/>
+      <w:proofErr w:type="gramEnd"/>
+      <w:r>
+        <w:rPr>
+          <w:b/>
+          <w:bCs/>
+          <w:color w:val="EE0000"/>
+          <w:sz w:val="32"/>
+          <w:szCs w:val="32"/>
+        </w:rPr>
+        <w:t xml:space="preserve"> Application Server (</w:t>
+      </w:r>
+      <w:proofErr w:type="spellStart"/>
+      <w:proofErr w:type="gramStart"/>
+      <w:r>
+        <w:rPr>
+          <w:b/>
+          <w:bCs/>
+          <w:color w:val="EE0000"/>
+          <w:sz w:val="32"/>
+          <w:szCs w:val="32"/>
+        </w:rPr>
+        <w:t>e.g.,Apache</w:t>
+      </w:r>
+      <w:proofErr w:type="spellEnd"/>
+      <w:proofErr w:type="gramEnd"/>
+      <w:r>
+        <w:rPr>
+          <w:b/>
+          <w:bCs/>
+          <w:color w:val="EE0000"/>
+          <w:sz w:val="32"/>
+          <w:szCs w:val="32"/>
+        </w:rPr>
+        <w:t xml:space="preserve"> Tomcat)</w:t>
+      </w:r>
+    </w:p>
+    <w:p>
+      <w:r>
+        <w:rPr>
+          <w:b/>
+          <w:bCs/>
+        </w:rPr>
+        <w:t>Step 1: Update the Package List</w:t>
+      </w:r>
+      <w:r>
+        <w:br/>
+      </w:r>
+      <w:proofErr w:type="spellStart"/>
+      <w:r>
+        <w:t>sudo</w:t>
+      </w:r>
+      <w:proofErr w:type="spellEnd"/>
+      <w:r>
+        <w:t xml:space="preserve"> apt update</w:t>
+      </w:r>
+      <w:r>
+        <w:br/>
+      </w:r>
+      <w:r>
+        <w:drawing>
+          <wp:inline distT="0" distB="0" distL="0" distR="0" wp14:anchorId="71A4EBF0" wp14:editId="1136260B">
+            <wp:extent cx="5731510" cy="1327785"/>
+            <wp:effectExtent l="0" t="0" r="2540" b="5715"/>
+            <wp:docPr id="494710012" name="Picture 1"/>
+            <wp:cNvGraphicFramePr>
+              <a:graphicFrameLocks xmlns:a="http://schemas.openxmlformats.org/drawingml/2006/main" noChangeAspect="1"/>
+            </wp:cNvGraphicFramePr>
+            <a:graphic xmlns:a="http://schemas.openxmlformats.org/drawingml/2006/main">
+              <a:graphicData uri="http://schemas.openxmlformats.org/drawingml/2006/picture">
+                <pic:pic xmlns:pic="http://schemas.openxmlformats.org/drawingml/2006/picture">
+                  <pic:nvPicPr>
+                    <pic:cNvPr id="494710012" name=""/>
+                    <pic:cNvPicPr/>
+                  </pic:nvPicPr>
+                  <pic:blipFill>
+                    <a:blip r:embed="rId75"/>
+                    <a:stretch>
+                      <a:fillRect/>
+                    </a:stretch>
+                  </pic:blipFill>
+                  <pic:spPr>
+                    <a:xfrm>
+                      <a:off x="0" y="0"/>
+                      <a:ext cx="5731510" cy="1327785"/>
+                    </a:xfrm>
+                    <a:prstGeom prst="rect">
+                      <a:avLst/>
+                    </a:prstGeom>
+                  </pic:spPr>
+                </pic:pic>
+              </a:graphicData>
+            </a:graphic>
+          </wp:inline>
+        </w:drawing>
+      </w:r>
+    </w:p>
+    <w:p>
+      <w:r>
+        <w:rPr>
+          <w:b/>
+          <w:bCs/>
+        </w:rPr>
+        <w:t>Step 2: Install Java</w:t>
+      </w:r>
+      <w:r>
+        <w:br/>
+      </w:r>
+      <w:proofErr w:type="spellStart"/>
+      <w:r>
+        <w:t>sudo</w:t>
+      </w:r>
+      <w:proofErr w:type="spellEnd"/>
+      <w:r>
+        <w:t xml:space="preserve"> apt install openjdk-17-jdk -y</w:t>
+      </w:r>
+      <w:r>
+        <w:br/>
+      </w:r>
+      <w:r>
+        <w:drawing>
+          <wp:inline distT="0" distB="0" distL="0" distR="0" wp14:anchorId="0364FA32" wp14:editId="030E1EF4">
+            <wp:extent cx="5731510" cy="1125220"/>
+            <wp:effectExtent l="0" t="0" r="2540" b="0"/>
+            <wp:docPr id="1512585269" name="Picture 1"/>
+            <wp:cNvGraphicFramePr>
+              <a:graphicFrameLocks xmlns:a="http://schemas.openxmlformats.org/drawingml/2006/main" noChangeAspect="1"/>
+            </wp:cNvGraphicFramePr>
+            <a:graphic xmlns:a="http://schemas.openxmlformats.org/drawingml/2006/main">
+              <a:graphicData uri="http://schemas.openxmlformats.org/drawingml/2006/picture">
+                <pic:pic xmlns:pic="http://schemas.openxmlformats.org/drawingml/2006/picture">
+                  <pic:nvPicPr>
+                    <pic:cNvPr id="1512585269" name=""/>
+                    <pic:cNvPicPr/>
+                  </pic:nvPicPr>
+                  <pic:blipFill>
+                    <a:blip r:embed="rId76"/>
+                    <a:stretch>
+                      <a:fillRect/>
+                    </a:stretch>
+                  </pic:blipFill>
+                  <pic:spPr>
+                    <a:xfrm>
+                      <a:off x="0" y="0"/>
+                      <a:ext cx="5731510" cy="1125220"/>
+                    </a:xfrm>
+                    <a:prstGeom prst="rect">
+                      <a:avLst/>
+                    </a:prstGeom>
+                  </pic:spPr>
+                </pic:pic>
+              </a:graphicData>
+            </a:graphic>
+          </wp:inline>
+        </w:drawing>
+      </w:r>
+      <w:r>
+        <w:br/>
+      </w:r>
+      <w:r>
+        <w:lastRenderedPageBreak/>
+        <w:br/>
+      </w:r>
+      <w:r>
+        <w:t>Verify Java installation:</w:t>
+      </w:r>
+      <w:r>
+        <w:br/>
+      </w:r>
+      <w:r>
+        <w:t>java -version</w:t>
+      </w:r>
+      <w:r>
+        <w:br/>
+      </w:r>
+      <w:r>
+        <w:drawing>
+          <wp:inline distT="0" distB="0" distL="0" distR="0" wp14:anchorId="2204A6A1" wp14:editId="5F33B825">
+            <wp:extent cx="5731510" cy="944245"/>
+            <wp:effectExtent l="0" t="0" r="2540" b="8255"/>
+            <wp:docPr id="1238719998" name="Picture 1"/>
+            <wp:cNvGraphicFramePr>
+              <a:graphicFrameLocks xmlns:a="http://schemas.openxmlformats.org/drawingml/2006/main" noChangeAspect="1"/>
+            </wp:cNvGraphicFramePr>
+            <a:graphic xmlns:a="http://schemas.openxmlformats.org/drawingml/2006/main">
+              <a:graphicData uri="http://schemas.openxmlformats.org/drawingml/2006/picture">
+                <pic:pic xmlns:pic="http://schemas.openxmlformats.org/drawingml/2006/picture">
+                  <pic:nvPicPr>
+                    <pic:cNvPr id="1238719998" name=""/>
+                    <pic:cNvPicPr/>
+                  </pic:nvPicPr>
+                  <pic:blipFill>
+                    <a:blip r:embed="rId77"/>
+                    <a:stretch>
+                      <a:fillRect/>
+                    </a:stretch>
+                  </pic:blipFill>
+                  <pic:spPr>
+                    <a:xfrm>
+                      <a:off x="0" y="0"/>
+                      <a:ext cx="5731510" cy="944245"/>
+                    </a:xfrm>
+                    <a:prstGeom prst="rect">
+                      <a:avLst/>
+                    </a:prstGeom>
+                  </pic:spPr>
+                </pic:pic>
+              </a:graphicData>
+            </a:graphic>
+          </wp:inline>
+        </w:drawing>
+      </w:r>
+      <w:r>
+        <w:br/>
+      </w:r>
+    </w:p>
+    <w:p>
+      <w:r>
+        <w:rPr>
+          <w:b/>
+          <w:bCs/>
+        </w:rPr>
+        <w:t>Step 3: Download Apache Tomcat</w:t>
+      </w:r>
+      <w:r>
+        <w:br/>
+      </w:r>
+      <w:r>
+        <w:t>cd /opt</w:t>
+      </w:r>
+    </w:p>
+    <w:p>
+      <w:r>
+        <w:drawing>
+          <wp:inline distT="0" distB="0" distL="0" distR="0" wp14:anchorId="2055970D" wp14:editId="421E9950">
+            <wp:extent cx="4244339" cy="465667"/>
+            <wp:effectExtent l="0" t="0" r="4445" b="0"/>
+            <wp:docPr id="606205806" name="Picture 1"/>
+            <wp:cNvGraphicFramePr>
+              <a:graphicFrameLocks xmlns:a="http://schemas.openxmlformats.org/drawingml/2006/main" noChangeAspect="1"/>
+            </wp:cNvGraphicFramePr>
+            <a:graphic xmlns:a="http://schemas.openxmlformats.org/drawingml/2006/main">
+              <a:graphicData uri="http://schemas.openxmlformats.org/drawingml/2006/picture">
+                <pic:pic xmlns:pic="http://schemas.openxmlformats.org/drawingml/2006/picture">
+                  <pic:nvPicPr>
+                    <pic:cNvPr id="606205806" name=""/>
+                    <pic:cNvPicPr/>
+                  </pic:nvPicPr>
+                  <pic:blipFill>
+                    <a:blip r:embed="rId78"/>
+                    <a:stretch>
+                      <a:fillRect/>
+                    </a:stretch>
+                  </pic:blipFill>
+                  <pic:spPr>
+                    <a:xfrm>
+                      <a:off x="0" y="0"/>
+                      <a:ext cx="4254798" cy="466815"/>
+                    </a:xfrm>
+                    <a:prstGeom prst="rect">
+                      <a:avLst/>
+                    </a:prstGeom>
+                  </pic:spPr>
+                </pic:pic>
+              </a:graphicData>
+            </a:graphic>
+          </wp:inline>
+        </w:drawing>
+      </w:r>
+      <w:r>
+        <w:br/>
+      </w:r>
+      <w:r>
+        <w:br/>
+      </w:r>
+      <w:proofErr w:type="spellStart"/>
+      <w:r>
+        <w:t>sudo</w:t>
+      </w:r>
+      <w:proofErr w:type="spellEnd"/>
+      <w:r>
+        <w:t xml:space="preserve"> </w:t>
+      </w:r>
+      <w:proofErr w:type="spellStart"/>
+      <w:r>
+        <w:t>wget</w:t>
+      </w:r>
+      <w:proofErr w:type="spellEnd"/>
+      <w:r>
+        <w:t xml:space="preserve"> </w:t>
+      </w:r>
+      <w:hyperlink r:id="rId79" w:history="1">
+        <w:r>
+          <w:rPr>
+            <w:rStyle w:val="Hyperlink"/>
+          </w:rPr>
+          <w:t>https://dlcdn.apache.org/tomcat/tomcat-10/v10.1.57/bin/apache-tomcat-10.1.57.tar.gz</w:t>
+        </w:r>
+      </w:hyperlink>
+      <w:r>
+        <w:br/>
+      </w:r>
+      <w:r>
+        <w:drawing>
+          <wp:inline distT="0" distB="0" distL="0" distR="0" wp14:anchorId="04FF3576" wp14:editId="2AA31249">
+            <wp:extent cx="5731510" cy="1144905"/>
+            <wp:effectExtent l="0" t="0" r="2540" b="0"/>
+            <wp:docPr id="724995935" name="Picture 1"/>
+            <wp:cNvGraphicFramePr>
+              <a:graphicFrameLocks xmlns:a="http://schemas.openxmlformats.org/drawingml/2006/main" noChangeAspect="1"/>
+            </wp:cNvGraphicFramePr>
+            <a:graphic xmlns:a="http://schemas.openxmlformats.org/drawingml/2006/main">
+              <a:graphicData uri="http://schemas.openxmlformats.org/drawingml/2006/picture">
+                <pic:pic xmlns:pic="http://schemas.openxmlformats.org/drawingml/2006/picture">
+                  <pic:nvPicPr>
+                    <pic:cNvPr id="724995935" name=""/>
+                    <pic:cNvPicPr/>
+                  </pic:nvPicPr>
+                  <pic:blipFill>
+                    <a:blip r:embed="rId80"/>
+                    <a:stretch>
+                      <a:fillRect/>
+                    </a:stretch>
+                  </pic:blipFill>
+                  <pic:spPr>
+                    <a:xfrm>
+                      <a:off x="0" y="0"/>
+                      <a:ext cx="5731510" cy="1144905"/>
+                    </a:xfrm>
+                    <a:prstGeom prst="rect">
+                      <a:avLst/>
+                    </a:prstGeom>
+                  </pic:spPr>
+                </pic:pic>
+              </a:graphicData>
+            </a:graphic>
+          </wp:inline>
+        </w:drawing>
+      </w:r>
+      <w:r>
+        <w:br/>
+      </w:r>
+    </w:p>
+    <w:p>
+      <w:pPr>
+        <w:rPr>
+          <w:b/>
+          <w:bCs/>
+        </w:rPr>
+      </w:pPr>
+      <w:r>
+        <w:rPr>
+          <w:b/>
+          <w:bCs/>
+        </w:rPr>
+        <w:t>Step 4: Extract Tomcat</w:t>
+      </w:r>
+      <w:r>
+        <w:br/>
+      </w:r>
+      <w:r>
+        <w:t>tar -</w:t>
+      </w:r>
+      <w:proofErr w:type="spellStart"/>
+      <w:r>
+        <w:t>xvzf</w:t>
+      </w:r>
+      <w:proofErr w:type="spellEnd"/>
+      <w:r>
+        <w:t xml:space="preserve"> apache-tomcat-10.1.57.tar.gz</w:t>
+      </w:r>
+      <w:r>
+        <w:br/>
+      </w:r>
+      <w:r>
+        <w:drawing>
+          <wp:inline distT="0" distB="0" distL="0" distR="0" wp14:anchorId="2AC129B5" wp14:editId="74DB1BDA">
+            <wp:extent cx="5731510" cy="1413933"/>
+            <wp:effectExtent l="0" t="0" r="2540" b="0"/>
+            <wp:docPr id="1529233204" name="Picture 1"/>
+            <wp:cNvGraphicFramePr>
+              <a:graphicFrameLocks xmlns:a="http://schemas.openxmlformats.org/drawingml/2006/main" noChangeAspect="1"/>
+            </wp:cNvGraphicFramePr>
+            <a:graphic xmlns:a="http://schemas.openxmlformats.org/drawingml/2006/main">
+              <a:graphicData uri="http://schemas.openxmlformats.org/drawingml/2006/picture">
+                <pic:pic xmlns:pic="http://schemas.openxmlformats.org/drawingml/2006/picture">
+                  <pic:nvPicPr>
+                    <pic:cNvPr id="1529233204" name=""/>
+                    <pic:cNvPicPr/>
+                  </pic:nvPicPr>
+                  <pic:blipFill>
+                    <a:blip r:embed="rId81"/>
+                    <a:stretch>
+                      <a:fillRect/>
+                    </a:stretch>
+                  </pic:blipFill>
+                  <pic:spPr>
+                    <a:xfrm>
+                      <a:off x="0" y="0"/>
+                      <a:ext cx="5736278" cy="1415109"/>
+                    </a:xfrm>
+                    <a:prstGeom prst="rect">
+                      <a:avLst/>
+                    </a:prstGeom>
+                  </pic:spPr>
+                </pic:pic>
+              </a:graphicData>
+            </a:graphic>
+          </wp:inline>
+        </w:drawing>
+      </w:r>
+      <w:r>
+        <w:br/>
+      </w:r>
+      <w:r>
+        <w:br/>
+      </w:r>
+      <w:r>
+        <w:t>Rename the directory:</w:t>
+      </w:r>
+      <w:r>
+        <w:br/>
+      </w:r>
+      <w:proofErr w:type="spellStart"/>
+      <w:r>
+        <w:t>sudo</w:t>
+      </w:r>
+      <w:proofErr w:type="spellEnd"/>
+      <w:r>
+        <w:t xml:space="preserve"> mv apache-tomcat-10.1.57 tomcat10</w:t>
+      </w:r>
+      <w:r>
+        <w:br/>
+      </w:r>
+      <w:r>
+        <w:rPr>
+          <w:b/>
+          <w:bCs/>
+        </w:rPr>
+        <w:drawing>
+          <wp:inline distT="0" distB="0" distL="0" distR="0" wp14:anchorId="3F337C86" wp14:editId="353CEDEF">
+            <wp:extent cx="4054191" cy="891617"/>
+            <wp:effectExtent l="0" t="0" r="3810" b="3810"/>
+            <wp:docPr id="1484838218" name="Picture 1"/>
+            <wp:cNvGraphicFramePr>
+              <a:graphicFrameLocks xmlns:a="http://schemas.openxmlformats.org/drawingml/2006/main" noChangeAspect="1"/>
+            </wp:cNvGraphicFramePr>
+            <a:graphic xmlns:a="http://schemas.openxmlformats.org/drawingml/2006/main">
+              <a:graphicData uri="http://schemas.openxmlformats.org/drawingml/2006/picture">
+                <pic:pic xmlns:pic="http://schemas.openxmlformats.org/drawingml/2006/picture">
+                  <pic:nvPicPr>
+                    <pic:cNvPr id="1484838218" name=""/>
+                    <pic:cNvPicPr/>
+                  </pic:nvPicPr>
+                  <pic:blipFill>
+                    <a:blip r:embed="rId82"/>
+                    <a:stretch>
+                      <a:fillRect/>
+                    </a:stretch>
+                  </pic:blipFill>
+                  <pic:spPr>
+                    <a:xfrm>
+                      <a:off x="0" y="0"/>
+                      <a:ext cx="4054191" cy="891617"/>
+                    </a:xfrm>
+                    <a:prstGeom prst="rect">
+                      <a:avLst/>
+                    </a:prstGeom>
+                  </pic:spPr>
+                </pic:pic>
+              </a:graphicData>
+            </a:graphic>
+          </wp:inline>
+        </w:drawing>
+      </w:r>
+    </w:p>
+    <w:p>
+      <w:r>
+        <w:rPr>
+          <w:b/>
+          <w:bCs/>
+        </w:rPr>
+        <w:lastRenderedPageBreak/>
+        <w:t>Step 5: Give Execute Permission</w:t>
+      </w:r>
+      <w:r>
+        <w:rPr>
+          <w:b/>
+          <w:bCs/>
+        </w:rPr>
+        <w:br/>
+      </w:r>
+      <w:proofErr w:type="spellStart"/>
+      <w:r>
+        <w:t>sudo</w:t>
+      </w:r>
+      <w:proofErr w:type="spellEnd"/>
+      <w:r>
+        <w:t xml:space="preserve"> </w:t>
+      </w:r>
+      <w:proofErr w:type="spellStart"/>
+      <w:r>
+        <w:t>chmod</w:t>
+      </w:r>
+      <w:proofErr w:type="spellEnd"/>
+      <w:r>
+        <w:t xml:space="preserve"> +x /opt/tomcat10/bin/*.sh</w:t>
+      </w:r>
+    </w:p>
+    <w:p>
+      <w:r>
+        <w:drawing>
+          <wp:inline distT="0" distB="0" distL="0" distR="0" wp14:anchorId="739104F5" wp14:editId="1D782092">
+            <wp:extent cx="5349704" cy="701101"/>
+            <wp:effectExtent l="0" t="0" r="3810" b="3810"/>
+            <wp:docPr id="1872275109" name="Picture 1"/>
+            <wp:cNvGraphicFramePr>
+              <a:graphicFrameLocks xmlns:a="http://schemas.openxmlformats.org/drawingml/2006/main" noChangeAspect="1"/>
+            </wp:cNvGraphicFramePr>
+            <a:graphic xmlns:a="http://schemas.openxmlformats.org/drawingml/2006/main">
+              <a:graphicData uri="http://schemas.openxmlformats.org/drawingml/2006/picture">
+                <pic:pic xmlns:pic="http://schemas.openxmlformats.org/drawingml/2006/picture">
+                  <pic:nvPicPr>
+                    <pic:cNvPr id="1872275109" name=""/>
+                    <pic:cNvPicPr/>
+                  </pic:nvPicPr>
+                  <pic:blipFill>
+                    <a:blip r:embed="rId83"/>
+                    <a:stretch>
+                      <a:fillRect/>
+                    </a:stretch>
+                  </pic:blipFill>
+                  <pic:spPr>
+                    <a:xfrm>
+                      <a:off x="0" y="0"/>
+                      <a:ext cx="5349704" cy="701101"/>
+                    </a:xfrm>
+                    <a:prstGeom prst="rect">
+                      <a:avLst/>
+                    </a:prstGeom>
+                  </pic:spPr>
+                </pic:pic>
+              </a:graphicData>
+            </a:graphic>
+          </wp:inline>
+        </w:drawing>
+      </w:r>
+      <w:r>
+        <w:br/>
+      </w:r>
+    </w:p>
+    <w:p>
+      <w:r>
+        <w:rPr>
+          <w:b/>
+          <w:bCs/>
+        </w:rPr>
+        <w:t>Step 6: Start Tomcat</w:t>
+      </w:r>
+      <w:r>
+        <w:br/>
+      </w:r>
+      <w:proofErr w:type="spellStart"/>
+      <w:r>
+        <w:t>sudo</w:t>
+      </w:r>
+      <w:proofErr w:type="spellEnd"/>
+      <w:r>
+        <w:t xml:space="preserve"> /opt/tomcat10/bin/startup.sh</w:t>
+      </w:r>
+    </w:p>
+    <w:p>
+      <w:r>
+        <w:drawing>
+          <wp:inline distT="0" distB="0" distL="0" distR="0" wp14:anchorId="35FE7B26" wp14:editId="186E8793">
+            <wp:extent cx="5731510" cy="1216660"/>
+            <wp:effectExtent l="0" t="0" r="2540" b="2540"/>
+            <wp:docPr id="1706459387" name="Picture 1"/>
+            <wp:cNvGraphicFramePr>
+              <a:graphicFrameLocks xmlns:a="http://schemas.openxmlformats.org/drawingml/2006/main" noChangeAspect="1"/>
+            </wp:cNvGraphicFramePr>
+            <a:graphic xmlns:a="http://schemas.openxmlformats.org/drawingml/2006/main">
+              <a:graphicData uri="http://schemas.openxmlformats.org/drawingml/2006/picture">
+                <pic:pic xmlns:pic="http://schemas.openxmlformats.org/drawingml/2006/picture">
+                  <pic:nvPicPr>
+                    <pic:cNvPr id="1706459387" name=""/>
+                    <pic:cNvPicPr/>
+                  </pic:nvPicPr>
+                  <pic:blipFill>
+                    <a:blip r:embed="rId84"/>
+                    <a:stretch>
+                      <a:fillRect/>
+                    </a:stretch>
+                  </pic:blipFill>
+                  <pic:spPr>
+                    <a:xfrm>
+                      <a:off x="0" y="0"/>
+                      <a:ext cx="5731510" cy="1216660"/>
+                    </a:xfrm>
+                    <a:prstGeom prst="rect">
+                      <a:avLst/>
+                    </a:prstGeom>
+                  </pic:spPr>
+                </pic:pic>
+              </a:graphicData>
+            </a:graphic>
+          </wp:inline>
+        </w:drawing>
+      </w:r>
+      <w:r>
+        <w:br/>
+      </w:r>
+    </w:p>
+    <w:p>
+      <w:r>
+        <w:rPr>
+          <w:b/>
+          <w:bCs/>
+        </w:rPr>
+        <w:t>Step 7: Verify Tomcat Process</w:t>
+      </w:r>
+      <w:r>
+        <w:br/>
+      </w:r>
+      <w:proofErr w:type="spellStart"/>
+      <w:r>
+        <w:t>ps</w:t>
+      </w:r>
+      <w:proofErr w:type="spellEnd"/>
+      <w:r>
+        <w:t xml:space="preserve"> -</w:t>
+      </w:r>
+      <w:proofErr w:type="spellStart"/>
+      <w:r>
+        <w:t>ef</w:t>
+      </w:r>
+      <w:proofErr w:type="spellEnd"/>
+      <w:r>
+        <w:t xml:space="preserve"> | grep tomcat</w:t>
+      </w:r>
+      <w:r>
+        <w:br/>
+      </w:r>
+      <w:r>
+        <w:drawing>
+          <wp:inline distT="0" distB="0" distL="0" distR="0" wp14:anchorId="57C7C9B5" wp14:editId="1A0B5778">
+            <wp:extent cx="5731510" cy="1100667"/>
+            <wp:effectExtent l="0" t="0" r="2540" b="4445"/>
+            <wp:docPr id="1771317428" name="Picture 1"/>
+            <wp:cNvGraphicFramePr>
+              <a:graphicFrameLocks xmlns:a="http://schemas.openxmlformats.org/drawingml/2006/main" noChangeAspect="1"/>
+            </wp:cNvGraphicFramePr>
+            <a:graphic xmlns:a="http://schemas.openxmlformats.org/drawingml/2006/main">
+              <a:graphicData uri="http://schemas.openxmlformats.org/drawingml/2006/picture">
+                <pic:pic xmlns:pic="http://schemas.openxmlformats.org/drawingml/2006/picture">
+                  <pic:nvPicPr>
+                    <pic:cNvPr id="1771317428" name=""/>
+                    <pic:cNvPicPr/>
+                  </pic:nvPicPr>
+                  <pic:blipFill>
+                    <a:blip r:embed="rId85"/>
+                    <a:stretch>
+                      <a:fillRect/>
+                    </a:stretch>
+                  </pic:blipFill>
+                  <pic:spPr>
+                    <a:xfrm>
+                      <a:off x="0" y="0"/>
+                      <a:ext cx="5737630" cy="1101842"/>
+                    </a:xfrm>
+                    <a:prstGeom prst="rect">
+                      <a:avLst/>
+                    </a:prstGeom>
+                  </pic:spPr>
+                </pic:pic>
+              </a:graphicData>
+            </a:graphic>
+          </wp:inline>
+        </w:drawing>
+      </w:r>
+      <w:r>
+        <w:br/>
+      </w:r>
+    </w:p>
+    <w:p>
+      <w:r>
+        <w:rPr>
+          <w:b/>
+          <w:bCs/>
+        </w:rPr>
+        <w:t>Step 8: Check Tomcat Port</w:t>
+      </w:r>
+      <w:r>
+        <w:rPr>
+          <w:b/>
+          <w:bCs/>
+        </w:rPr>
+        <w:br/>
+      </w:r>
+      <w:r>
+        <w:t>netstat -</w:t>
+      </w:r>
+      <w:proofErr w:type="spellStart"/>
+      <w:r>
+        <w:t>tulnp</w:t>
+      </w:r>
+      <w:proofErr w:type="spellEnd"/>
+      <w:r>
+        <w:t xml:space="preserve"> | grep 8080</w:t>
+      </w:r>
+    </w:p>
+    <w:p>
+      <w:r>
+        <w:drawing>
+          <wp:inline distT="0" distB="0" distL="0" distR="0" wp14:anchorId="6E6DDD80" wp14:editId="33DD427A">
+            <wp:extent cx="5731510" cy="795655"/>
+            <wp:effectExtent l="0" t="0" r="2540" b="4445"/>
+            <wp:docPr id="1768590367" name="Picture 1"/>
+            <wp:cNvGraphicFramePr>
+              <a:graphicFrameLocks xmlns:a="http://schemas.openxmlformats.org/drawingml/2006/main" noChangeAspect="1"/>
+            </wp:cNvGraphicFramePr>
+            <a:graphic xmlns:a="http://schemas.openxmlformats.org/drawingml/2006/main">
+              <a:graphicData uri="http://schemas.openxmlformats.org/drawingml/2006/picture">
+                <pic:pic xmlns:pic="http://schemas.openxmlformats.org/drawingml/2006/picture">
+                  <pic:nvPicPr>
+                    <pic:cNvPr id="1768590367" name=""/>
+                    <pic:cNvPicPr/>
+                  </pic:nvPicPr>
+                  <pic:blipFill>
+                    <a:blip r:embed="rId86"/>
+                    <a:stretch>
+                      <a:fillRect/>
+                    </a:stretch>
+                  </pic:blipFill>
+                  <pic:spPr>
+                    <a:xfrm>
+                      <a:off x="0" y="0"/>
+                      <a:ext cx="5731510" cy="795655"/>
+                    </a:xfrm>
+                    <a:prstGeom prst="rect">
+                      <a:avLst/>
+                    </a:prstGeom>
+                  </pic:spPr>
+                </pic:pic>
+              </a:graphicData>
+            </a:graphic>
+          </wp:inline>
+        </w:drawing>
+      </w:r>
+      <w:r>
+        <w:br/>
+      </w:r>
+    </w:p>
+    <w:p>
+      <w:pPr>
+        <w:rPr>
+          <w:b/>
+          <w:bCs/>
+        </w:rPr>
+      </w:pPr>
+    </w:p>
+    <w:p>
+      <w:pPr>
+        <w:rPr>
+          <w:b/>
+          <w:bCs/>
+        </w:rPr>
+      </w:pPr>
+    </w:p>
+    <w:p>
+      <w:pPr>
+        <w:rPr>
+          <w:b/>
+          <w:bCs/>
+        </w:rPr>
+      </w:pPr>
+    </w:p>
+    <w:p>
+      <w:pPr>
+        <w:rPr>
+          <w:b/>
+          <w:bCs/>
+        </w:rPr>
+      </w:pPr>
+    </w:p>
+    <w:p>
+      <w:pPr>
+        <w:rPr>
+          <w:b/>
+          <w:bCs/>
+        </w:rPr>
+      </w:pPr>
+    </w:p>
+    <w:p>
+      <w:r>
+        <w:rPr>
+          <w:b/>
+          <w:bCs/>
+        </w:rPr>
+        <w:lastRenderedPageBreak/>
+        <w:t>Step 9: Allow Port 8080 (AWS EC2)</w:t>
+      </w:r>
+      <w:r>
+        <w:br/>
+      </w:r>
+      <w:r>
+        <w:t>EC2 → Security Groups → Inbound Rules</w:t>
+      </w:r>
+    </w:p>
+    <w:tbl>
+      <w:tblPr>
+        <w:tblW w:w="0" w:type="auto"/>
+        <w:tblCellSpacing w:w="15" w:type="dxa"/>
+        <w:tblCellMar>
+          <w:top w:w="15" w:type="dxa"/>
+          <w:left w:w="15" w:type="dxa"/>
+          <w:bottom w:w="15" w:type="dxa"/>
+          <w:right w:w="15" w:type="dxa"/>
+        </w:tblCellMar>
+        <w:tblLook w:val="04A0" w:firstRow="1" w:lastRow="0" w:firstColumn="1" w:lastColumn="0" w:noHBand="0" w:noVBand="1"/>
+      </w:tblPr>
+      <w:tblGrid>
+        <w:gridCol w:w="581"/>
+        <w:gridCol w:w="509"/>
+        <w:gridCol w:w="848"/>
+      </w:tblGrid>
+      <w:tr>
+        <w:trPr>
+          <w:tblHeader/>
+          <w:tblCellSpacing w:w="15" w:type="dxa"/>
+        </w:trPr>
+        <w:tc>
+          <w:tcPr>
+            <w:tcW w:w="0" w:type="auto"/>
+            <w:vAlign w:val="center"/>
+            <w:hideMark/>
+          </w:tcPr>
+          <w:p>
+            <w:pPr>
+              <w:rPr>
+                <w:b/>
+                <w:bCs/>
+              </w:rPr>
+            </w:pPr>
+            <w:r>
+              <w:rPr>
+                <w:b/>
+                <w:bCs/>
+              </w:rPr>
+              <w:t>Type</w:t>
+            </w:r>
+          </w:p>
+        </w:tc>
+        <w:tc>
+          <w:tcPr>
+            <w:tcW w:w="0" w:type="auto"/>
+            <w:vAlign w:val="center"/>
+            <w:hideMark/>
+          </w:tcPr>
+          <w:p>
+            <w:pPr>
+              <w:rPr>
+                <w:b/>
+                <w:bCs/>
+              </w:rPr>
+            </w:pPr>
+            <w:r>
+              <w:rPr>
+                <w:b/>
+                <w:bCs/>
+              </w:rPr>
+              <w:t>Port</w:t>
+            </w:r>
+          </w:p>
+        </w:tc>
+        <w:tc>
+          <w:tcPr>
+            <w:tcW w:w="0" w:type="auto"/>
+            <w:vAlign w:val="center"/>
+            <w:hideMark/>
+          </w:tcPr>
+          <w:p>
+            <w:pPr>
+              <w:rPr>
+                <w:b/>
+                <w:bCs/>
+              </w:rPr>
+            </w:pPr>
+            <w:r>
+              <w:rPr>
+                <w:b/>
+                <w:bCs/>
+              </w:rPr>
+              <w:t>Source</w:t>
+            </w:r>
+          </w:p>
+        </w:tc>
+      </w:tr>
+    </w:tbl>
+    <w:p>
+      <w:pPr>
+        <w:rPr>
+          <w:vanish/>
+        </w:rPr>
+      </w:pPr>
+    </w:p>
+    <w:tbl>
+      <w:tblPr>
+        <w:tblW w:w="0" w:type="auto"/>
+        <w:tblCellSpacing w:w="15" w:type="dxa"/>
+        <w:tblCellMar>
+          <w:top w:w="15" w:type="dxa"/>
+          <w:left w:w="15" w:type="dxa"/>
+          <w:bottom w:w="15" w:type="dxa"/>
+          <w:right w:w="15" w:type="dxa"/>
+        </w:tblCellMar>
+        <w:tblLook w:val="04A0" w:firstRow="1" w:lastRow="0" w:firstColumn="1" w:lastColumn="0" w:noHBand="0" w:noVBand="1"/>
+      </w:tblPr>
+      <w:tblGrid>
+        <w:gridCol w:w="1366"/>
+        <w:gridCol w:w="573"/>
+        <w:gridCol w:w="1004"/>
+      </w:tblGrid>
+      <w:tr>
+        <w:trPr>
+          <w:tblCellSpacing w:w="15" w:type="dxa"/>
+        </w:trPr>
+        <w:tc>
+          <w:tcPr>
+            <w:tcW w:w="0" w:type="auto"/>
+            <w:vAlign w:val="center"/>
+            <w:hideMark/>
+          </w:tcPr>
+          <w:p>
+            <w:r>
+              <w:t>Custom TCP</w:t>
+            </w:r>
+          </w:p>
+        </w:tc>
+        <w:tc>
+          <w:tcPr>
+            <w:tcW w:w="0" w:type="auto"/>
+            <w:vAlign w:val="center"/>
+            <w:hideMark/>
+          </w:tcPr>
+          <w:p>
+            <w:r>
+              <w:t>8080</w:t>
+            </w:r>
+          </w:p>
+        </w:tc>
+        <w:tc>
+          <w:tcPr>
+            <w:tcW w:w="0" w:type="auto"/>
+            <w:vAlign w:val="center"/>
+            <w:hideMark/>
+          </w:tcPr>
+          <w:p>
+            <w:r>
+              <w:t>0.0.0.0/0</w:t>
+            </w:r>
+          </w:p>
+        </w:tc>
+      </w:tr>
+    </w:tbl>
+    <w:p>
+      <w:r>
+        <w:drawing>
+          <wp:inline distT="0" distB="0" distL="0" distR="0" wp14:anchorId="3F51CF1A" wp14:editId="52B80CBE">
+            <wp:extent cx="5731510" cy="1295400"/>
+            <wp:effectExtent l="0" t="0" r="2540" b="0"/>
+            <wp:docPr id="2110650759" name="Picture 1"/>
+            <wp:cNvGraphicFramePr>
+              <a:graphicFrameLocks xmlns:a="http://schemas.openxmlformats.org/drawingml/2006/main" noChangeAspect="1"/>
+            </wp:cNvGraphicFramePr>
+            <a:graphic xmlns:a="http://schemas.openxmlformats.org/drawingml/2006/main">
+              <a:graphicData uri="http://schemas.openxmlformats.org/drawingml/2006/picture">
+                <pic:pic xmlns:pic="http://schemas.openxmlformats.org/drawingml/2006/picture">
+                  <pic:nvPicPr>
+                    <pic:cNvPr id="2110650759" name=""/>
+                    <pic:cNvPicPr/>
+                  </pic:nvPicPr>
+                  <pic:blipFill>
+                    <a:blip r:embed="rId87"/>
+                    <a:stretch>
+                      <a:fillRect/>
+                    </a:stretch>
+                  </pic:blipFill>
+                  <pic:spPr>
+                    <a:xfrm>
+                      <a:off x="0" y="0"/>
+                      <a:ext cx="5734865" cy="1296158"/>
+                    </a:xfrm>
+                    <a:prstGeom prst="rect">
+                      <a:avLst/>
+                    </a:prstGeom>
+                  </pic:spPr>
+                </pic:pic>
+              </a:graphicData>
+            </a:graphic>
+          </wp:inline>
+        </w:drawing>
+      </w:r>
+    </w:p>
+    <w:p>
+      <w:r>
+        <w:rPr>
+          <w:b/>
+          <w:bCs/>
+        </w:rPr>
+        <w:t>Step 10: Access Tomcat</w:t>
+      </w:r>
+      <w:r>
+        <w:br/>
+      </w:r>
+      <w:r>
+        <w:t>Open your browser:</w:t>
+      </w:r>
+    </w:p>
+    <w:p>
+      <w:r>
+        <w:rPr>
+          <w:b/>
+          <w:bCs/>
+          <w:color w:val="EE0000"/>
+          <w:sz w:val="32"/>
+          <w:szCs w:val="32"/>
+        </w:rPr>
+        <w:drawing>
+          <wp:inline distT="0" distB="0" distL="0" distR="0" wp14:anchorId="2E164F1B" wp14:editId="3F05C1BB">
+            <wp:extent cx="5731510" cy="1591733"/>
+            <wp:effectExtent l="0" t="0" r="2540" b="8890"/>
+            <wp:docPr id="127964670" name="Picture 1"/>
+            <wp:cNvGraphicFramePr>
+              <a:graphicFrameLocks xmlns:a="http://schemas.openxmlformats.org/drawingml/2006/main" noChangeAspect="1"/>
+            </wp:cNvGraphicFramePr>
+            <a:graphic xmlns:a="http://schemas.openxmlformats.org/drawingml/2006/main">
+              <a:graphicData uri="http://schemas.openxmlformats.org/drawingml/2006/picture">
+                <pic:pic xmlns:pic="http://schemas.openxmlformats.org/drawingml/2006/picture">
+                  <pic:nvPicPr>
+                    <pic:cNvPr id="127964670" name=""/>
+                    <pic:cNvPicPr/>
+                  </pic:nvPicPr>
+                  <pic:blipFill>
+                    <a:blip r:embed="rId88"/>
+                    <a:stretch>
+                      <a:fillRect/>
+                    </a:stretch>
+                  </pic:blipFill>
+                  <pic:spPr>
+                    <a:xfrm>
+                      <a:off x="0" y="0"/>
+                      <a:ext cx="5734366" cy="1592526"/>
+                    </a:xfrm>
+                    <a:prstGeom prst="rect">
+                      <a:avLst/>
+                    </a:prstGeom>
+                  </pic:spPr>
+                </pic:pic>
+              </a:graphicData>
+            </a:graphic>
+          </wp:inline>
+        </w:drawing>
+      </w:r>
+    </w:p>
+    <w:p/>
+    <w:p>
+      <w:pPr>
+        <w:rPr>
+          <w:b/>
+          <w:bCs/>
+          <w:color w:val="EE0000"/>
+          <w:sz w:val="32"/>
+          <w:szCs w:val="32"/>
+        </w:rPr>
+      </w:pPr>
+      <w:r>
+        <w:rPr>
+          <w:b/>
+          <w:bCs/>
+          <w:color w:val="EE0000"/>
+          <w:sz w:val="32"/>
+          <w:szCs w:val="32"/>
+        </w:rPr>
+        <w:t xml:space="preserve">29.create a service file for Apache </w:t>
+      </w:r>
+      <w:proofErr w:type="gramStart"/>
+      <w:r>
+        <w:rPr>
+          <w:b/>
+          <w:bCs/>
+          <w:color w:val="EE0000"/>
+          <w:sz w:val="32"/>
+          <w:szCs w:val="32"/>
+        </w:rPr>
+        <w:t>Tomcat.(</w:t>
+      </w:r>
+      <w:proofErr w:type="gramEnd"/>
+      <w:r>
+        <w:rPr>
+          <w:b/>
+          <w:bCs/>
+          <w:color w:val="EE0000"/>
+          <w:sz w:val="32"/>
+          <w:szCs w:val="32"/>
+        </w:rPr>
+        <w:t xml:space="preserve">Should execute by using </w:t>
+      </w:r>
+      <w:proofErr w:type="spellStart"/>
+      <w:r>
+        <w:rPr>
+          <w:b/>
+          <w:bCs/>
+          <w:color w:val="EE0000"/>
+          <w:sz w:val="32"/>
+          <w:szCs w:val="32"/>
+        </w:rPr>
+        <w:t>systemtctl</w:t>
+      </w:r>
+      <w:proofErr w:type="spellEnd"/>
+      <w:r>
+        <w:rPr>
+          <w:b/>
+          <w:bCs/>
+          <w:color w:val="EE0000"/>
+          <w:sz w:val="32"/>
+          <w:szCs w:val="32"/>
+        </w:rPr>
+        <w:t xml:space="preserve"> command)</w:t>
+      </w:r>
+    </w:p>
+    <w:p>
       <w:r>
         <w:t>mv &lt;</w:t>
       </w:r>
@@ -2551,27 +7591,29 @@
           <w:szCs w:val="32"/>
         </w:rPr>
       </w:pPr>
-      <w:r>
-        <w:rPr>
-          <w:b/>
-          <w:bCs/>
-          <w:color w:val="EE0000"/>
-          <w:sz w:val="32"/>
-          <w:szCs w:val="32"/>
-        </w:rPr>
-        <w:t>21.Compress and decompress files using tar.</w:t>
-      </w:r>
-    </w:p>
-    <w:p>
-      <w:pPr>
-        <w:rPr>
-          <w:b/>
-          <w:bCs/>
-          <w:color w:val="EE0000"/>
-          <w:sz w:val="32"/>
-          <w:szCs w:val="32"/>
-        </w:rPr>
-      </w:pPr>
+    </w:p>
+    <w:p>
+      <w:pPr>
+        <w:rPr>
+          <w:b/>
+          <w:bCs/>
+          <w:color w:val="EE0000"/>
+          <w:sz w:val="32"/>
+          <w:szCs w:val="32"/>
+        </w:rPr>
+      </w:pPr>
+      <w:r>
+        <w:rPr>
+          <w:b/>
+          <w:bCs/>
+          <w:color w:val="EE0000"/>
+          <w:sz w:val="32"/>
+          <w:szCs w:val="32"/>
+        </w:rPr>
+        <w:t>30.Print specific columns from a delimited file.</w:t>
+      </w:r>
+    </w:p>
+    <w:p>
       <w:r>
         <w:t>mv &lt;</w:t>
       </w:r>
@@ -2602,49 +7644,29 @@
           <w:szCs w:val="32"/>
         </w:rPr>
       </w:pPr>
-      <w:r>
-        <w:rPr>
-          <w:b/>
-          <w:bCs/>
-          <w:color w:val="EE0000"/>
-          <w:sz w:val="32"/>
-          <w:szCs w:val="32"/>
-        </w:rPr>
-        <w:t xml:space="preserve">22.Monitor system resources with top or </w:t>
-      </w:r>
-      <w:proofErr w:type="spellStart"/>
-      <w:r>
-        <w:rPr>
-          <w:b/>
-          <w:bCs/>
-          <w:color w:val="EE0000"/>
-          <w:sz w:val="32"/>
-          <w:szCs w:val="32"/>
-        </w:rPr>
-        <w:t>htop</w:t>
-      </w:r>
-      <w:proofErr w:type="spellEnd"/>
-      <w:r>
-        <w:rPr>
-          <w:b/>
-          <w:bCs/>
-          <w:color w:val="EE0000"/>
-          <w:sz w:val="32"/>
-          <w:szCs w:val="32"/>
-        </w:rPr>
-        <w:t>.</w:t>
-      </w:r>
-    </w:p>
-    <w:p>
-      <w:pPr>
-        <w:rPr>
-          <w:b/>
-          <w:bCs/>
-          <w:color w:val="EE0000"/>
-          <w:sz w:val="32"/>
-          <w:szCs w:val="32"/>
-        </w:rPr>
-      </w:pPr>
+    </w:p>
+    <w:p>
+      <w:pPr>
+        <w:rPr>
+          <w:b/>
+          <w:bCs/>
+          <w:color w:val="EE0000"/>
+          <w:sz w:val="32"/>
+          <w:szCs w:val="32"/>
+        </w:rPr>
+      </w:pPr>
+      <w:r>
+        <w:rPr>
+          <w:b/>
+          <w:bCs/>
+          <w:color w:val="EE0000"/>
+          <w:sz w:val="32"/>
+          <w:szCs w:val="32"/>
+        </w:rPr>
+        <w:t>31.Filter and print lines based on a specific pattern or condition.</w:t>
+      </w:r>
+    </w:p>
+    <w:p>
       <w:r>
         <w:t>mv &lt;</w:t>
       </w:r>
@@ -2675,6 +7697,375 @@
           <w:szCs w:val="32"/>
         </w:rPr>
       </w:pPr>
+    </w:p>
+    <w:p>
+      <w:pPr>
+        <w:rPr>
+          <w:b/>
+          <w:bCs/>
+          <w:color w:val="EE0000"/>
+          <w:sz w:val="32"/>
+          <w:szCs w:val="32"/>
+        </w:rPr>
+      </w:pPr>
+      <w:r>
+        <w:rPr>
+          <w:b/>
+          <w:bCs/>
+          <w:color w:val="EE0000"/>
+          <w:sz w:val="32"/>
+          <w:szCs w:val="32"/>
+        </w:rPr>
+        <w:t>32.Calculate and print the average, sum, or other statistics of a column.</w:t>
+      </w:r>
+    </w:p>
+    <w:p>
+      <w:r>
+        <w:t>mv &lt;</w:t>
+      </w:r>
+      <w:proofErr w:type="spellStart"/>
+      <w:r>
+        <w:t>old_file_name</w:t>
+      </w:r>
+      <w:proofErr w:type="spellEnd"/>
+      <w:r>
+        <w:t>&gt; &lt;</w:t>
+      </w:r>
+      <w:proofErr w:type="spellStart"/>
+      <w:r>
+        <w:t>new_file_name</w:t>
+      </w:r>
+      <w:proofErr w:type="spellEnd"/>
+      <w:r>
+        <w:t>&gt;</w:t>
+      </w:r>
+    </w:p>
+    <w:p>
+      <w:pPr>
+        <w:rPr>
+          <w:b/>
+          <w:bCs/>
+          <w:color w:val="EE0000"/>
+          <w:sz w:val="32"/>
+          <w:szCs w:val="32"/>
+        </w:rPr>
+      </w:pPr>
+    </w:p>
+    <w:p>
+      <w:pPr>
+        <w:rPr>
+          <w:b/>
+          <w:bCs/>
+          <w:color w:val="EE0000"/>
+          <w:sz w:val="32"/>
+          <w:szCs w:val="32"/>
+        </w:rPr>
+      </w:pPr>
+      <w:r>
+        <w:rPr>
+          <w:b/>
+          <w:bCs/>
+          <w:color w:val="EE0000"/>
+          <w:sz w:val="32"/>
+          <w:szCs w:val="32"/>
+        </w:rPr>
+        <w:t>33.Perform string manipulation, such as extracting substrings or changing case.</w:t>
+      </w:r>
+    </w:p>
+    <w:p>
+      <w:r>
+        <w:t>mv &lt;</w:t>
+      </w:r>
+      <w:proofErr w:type="spellStart"/>
+      <w:r>
+        <w:t>old_file_name</w:t>
+      </w:r>
+      <w:proofErr w:type="spellEnd"/>
+      <w:r>
+        <w:t>&gt; &lt;</w:t>
+      </w:r>
+      <w:proofErr w:type="spellStart"/>
+      <w:r>
+        <w:t>new_file_name</w:t>
+      </w:r>
+      <w:proofErr w:type="spellEnd"/>
+      <w:r>
+        <w:t>&gt;</w:t>
+      </w:r>
+    </w:p>
+    <w:p>
+      <w:pPr>
+        <w:rPr>
+          <w:b/>
+          <w:bCs/>
+          <w:color w:val="EE0000"/>
+          <w:sz w:val="32"/>
+          <w:szCs w:val="32"/>
+        </w:rPr>
+      </w:pPr>
+    </w:p>
+    <w:p>
+      <w:pPr>
+        <w:rPr>
+          <w:b/>
+          <w:bCs/>
+          <w:color w:val="EE0000"/>
+          <w:sz w:val="32"/>
+          <w:szCs w:val="32"/>
+        </w:rPr>
+      </w:pPr>
+      <w:r>
+        <w:rPr>
+          <w:b/>
+          <w:bCs/>
+          <w:color w:val="EE0000"/>
+          <w:sz w:val="32"/>
+          <w:szCs w:val="32"/>
+        </w:rPr>
+        <w:t>34.Count the occurrences of a specific pattern in a file.</w:t>
+      </w:r>
+    </w:p>
+    <w:p>
+      <w:r>
+        <w:t>mv &lt;</w:t>
+      </w:r>
+      <w:proofErr w:type="spellStart"/>
+      <w:r>
+        <w:t>old_file_name</w:t>
+      </w:r>
+      <w:proofErr w:type="spellEnd"/>
+      <w:r>
+        <w:t>&gt; &lt;</w:t>
+      </w:r>
+      <w:proofErr w:type="spellStart"/>
+      <w:r>
+        <w:t>new_file_name</w:t>
+      </w:r>
+      <w:proofErr w:type="spellEnd"/>
+      <w:r>
+        <w:t>&gt;</w:t>
+      </w:r>
+    </w:p>
+    <w:p>
+      <w:pPr>
+        <w:rPr>
+          <w:b/>
+          <w:bCs/>
+          <w:color w:val="EE0000"/>
+          <w:sz w:val="32"/>
+          <w:szCs w:val="32"/>
+        </w:rPr>
+      </w:pPr>
+    </w:p>
+    <w:p>
+      <w:r>
+        <w:rPr>
+          <w:b/>
+          <w:bCs/>
+          <w:color w:val="EE0000"/>
+          <w:sz w:val="32"/>
+          <w:szCs w:val="32"/>
+        </w:rPr>
+        <w:t>35.Sort lines based on a specific field or column.</w:t>
+      </w:r>
+      <w:r>
+        <w:rPr>
+          <w:b/>
+          <w:bCs/>
+          <w:color w:val="EE0000"/>
+          <w:sz w:val="32"/>
+          <w:szCs w:val="32"/>
+        </w:rPr>
+        <w:br/>
+      </w:r>
+      <w:r>
+        <w:t>mv &lt;</w:t>
+      </w:r>
+      <w:proofErr w:type="spellStart"/>
+      <w:r>
+        <w:t>old_file_name</w:t>
+      </w:r>
+      <w:proofErr w:type="spellEnd"/>
+      <w:r>
+        <w:t>&gt; &lt;</w:t>
+      </w:r>
+      <w:proofErr w:type="spellStart"/>
+      <w:r>
+        <w:t>new_file_name</w:t>
+      </w:r>
+      <w:proofErr w:type="spellEnd"/>
+      <w:r>
+        <w:t>&gt;</w:t>
+      </w:r>
+    </w:p>
+    <w:p>
+      <w:pPr>
+        <w:rPr>
+          <w:b/>
+          <w:bCs/>
+          <w:color w:val="EE0000"/>
+          <w:sz w:val="32"/>
+          <w:szCs w:val="32"/>
+        </w:rPr>
+      </w:pPr>
+    </w:p>
+    <w:p>
+      <w:r>
+        <w:rPr>
+          <w:b/>
+          <w:bCs/>
+          <w:color w:val="EE0000"/>
+          <w:sz w:val="32"/>
+          <w:szCs w:val="32"/>
+        </w:rPr>
+        <w:t>36.Merge multiple files based on a common field or column.</w:t>
+      </w:r>
+      <w:r>
+        <w:rPr>
+          <w:b/>
+          <w:bCs/>
+          <w:color w:val="EE0000"/>
+          <w:sz w:val="32"/>
+          <w:szCs w:val="32"/>
+        </w:rPr>
+        <w:br/>
+      </w:r>
+      <w:r>
+        <w:t>mv &lt;</w:t>
+      </w:r>
+      <w:proofErr w:type="spellStart"/>
+      <w:r>
+        <w:t>old_file_name</w:t>
+      </w:r>
+      <w:proofErr w:type="spellEnd"/>
+      <w:r>
+        <w:t>&gt; &lt;</w:t>
+      </w:r>
+      <w:proofErr w:type="spellStart"/>
+      <w:r>
+        <w:t>new_file_name</w:t>
+      </w:r>
+      <w:proofErr w:type="spellEnd"/>
+      <w:r>
+        <w:t>&gt;</w:t>
+      </w:r>
+    </w:p>
+    <w:p>
+      <w:pPr>
+        <w:rPr>
+          <w:b/>
+          <w:bCs/>
+          <w:color w:val="EE0000"/>
+          <w:sz w:val="32"/>
+          <w:szCs w:val="32"/>
+        </w:rPr>
+      </w:pPr>
+    </w:p>
+    <w:p>
+      <w:r>
+        <w:rPr>
+          <w:b/>
+          <w:bCs/>
+          <w:color w:val="EE0000"/>
+          <w:sz w:val="32"/>
+          <w:szCs w:val="32"/>
+        </w:rPr>
+        <w:t>37.Substitute text in a file using search and replace.</w:t>
+      </w:r>
+      <w:r>
+        <w:rPr>
+          <w:b/>
+          <w:bCs/>
+          <w:color w:val="EE0000"/>
+          <w:sz w:val="32"/>
+          <w:szCs w:val="32"/>
+        </w:rPr>
+        <w:br/>
+      </w:r>
+      <w:r>
+        <w:t>mv &lt;</w:t>
+      </w:r>
+      <w:proofErr w:type="spellStart"/>
+      <w:r>
+        <w:t>old_file_name</w:t>
+      </w:r>
+      <w:proofErr w:type="spellEnd"/>
+      <w:r>
+        <w:t>&gt; &lt;</w:t>
+      </w:r>
+      <w:proofErr w:type="spellStart"/>
+      <w:r>
+        <w:t>new_file_name</w:t>
+      </w:r>
+      <w:proofErr w:type="spellEnd"/>
+      <w:r>
+        <w:t>&gt;</w:t>
+      </w:r>
+    </w:p>
+    <w:p>
+      <w:pPr>
+        <w:rPr>
+          <w:b/>
+          <w:bCs/>
+          <w:color w:val="EE0000"/>
+          <w:sz w:val="32"/>
+          <w:szCs w:val="32"/>
+        </w:rPr>
+      </w:pPr>
+    </w:p>
+    <w:p>
+      <w:r>
+        <w:rPr>
+          <w:b/>
+          <w:bCs/>
+          <w:color w:val="EE0000"/>
+          <w:sz w:val="32"/>
+          <w:szCs w:val="32"/>
+        </w:rPr>
+        <w:t>38.Delete specific lines based on a pattern or line number.</w:t>
+      </w:r>
+      <w:r>
+        <w:rPr>
+          <w:b/>
+          <w:bCs/>
+          <w:color w:val="EE0000"/>
+          <w:sz w:val="32"/>
+          <w:szCs w:val="32"/>
+        </w:rPr>
+        <w:br/>
+      </w:r>
+      <w:r>
+        <w:t>mv &lt;</w:t>
+      </w:r>
+      <w:proofErr w:type="spellStart"/>
+      <w:r>
+        <w:t>old_file_name</w:t>
+      </w:r>
+      <w:proofErr w:type="spellEnd"/>
+      <w:r>
+        <w:t>&gt; &lt;</w:t>
+      </w:r>
+      <w:proofErr w:type="spellStart"/>
+      <w:r>
+        <w:t>new_file_name</w:t>
+      </w:r>
+      <w:proofErr w:type="spellEnd"/>
+      <w:r>
+        <w:t>&gt;</w:t>
+      </w:r>
+    </w:p>
+    <w:p>
+      <w:pPr>
+        <w:rPr>
+          <w:b/>
+          <w:bCs/>
+          <w:color w:val="EE0000"/>
+          <w:sz w:val="32"/>
+          <w:szCs w:val="32"/>
+        </w:rPr>
+      </w:pPr>
+    </w:p>
+    <w:p>
       <w:r>
         <w:rPr>
           <w:b/>
@@ -2684,19 +8075,18 @@
           <w:szCs w:val="32"/>
         </w:rPr>
         <w:lastRenderedPageBreak/>
-        <w:t>23.Create and manage user groups.</w:t>
-      </w:r>
-    </w:p>
-    <w:p>
-      <w:pPr>
-        <w:rPr>
-          <w:b/>
-          <w:bCs/>
-          <w:color w:val="EE0000"/>
-          <w:sz w:val="32"/>
-          <w:szCs w:val="32"/>
-        </w:rPr>
-      </w:pPr>
+        <w:t>39.Append or insert text before or after a specific pattern or line.</w:t>
+      </w:r>
+      <w:r>
+        <w:rPr>
+          <w:b/>
+          <w:bCs/>
+          <w:color w:val="EE0000"/>
+          <w:sz w:val="32"/>
+          <w:szCs w:val="32"/>
+        </w:rPr>
+        <w:br/>
+      </w:r>
       <w:r>
         <w:t>mv &lt;</w:t>
       </w:r>
@@ -2727,27 +8117,28 @@
           <w:szCs w:val="32"/>
         </w:rPr>
       </w:pPr>
-      <w:r>
-        <w:rPr>
-          <w:b/>
-          <w:bCs/>
-          <w:color w:val="EE0000"/>
-          <w:sz w:val="32"/>
-          <w:szCs w:val="32"/>
-        </w:rPr>
-        <w:t>24.Set up SSH password less authentication.</w:t>
-      </w:r>
-    </w:p>
-    <w:p>
-      <w:pPr>
-        <w:rPr>
-          <w:b/>
-          <w:bCs/>
-          <w:color w:val="EE0000"/>
-          <w:sz w:val="32"/>
-          <w:szCs w:val="32"/>
-        </w:rPr>
-      </w:pPr>
+    </w:p>
+    <w:p>
+      <w:r>
+        <w:rPr>
+          <w:b/>
+          <w:bCs/>
+          <w:color w:val="EE0000"/>
+          <w:sz w:val="32"/>
+          <w:szCs w:val="32"/>
+        </w:rPr>
+        <w:t>40.Print only specific lines from a file.</w:t>
+      </w:r>
+      <w:r>
+        <w:rPr>
+          <w:b/>
+          <w:bCs/>
+          <w:color w:val="EE0000"/>
+          <w:sz w:val="32"/>
+          <w:szCs w:val="32"/>
+        </w:rPr>
+        <w:br/>
+      </w:r>
       <w:r>
         <w:t>mv &lt;</w:t>
       </w:r>
@@ -2778,27 +8169,50 @@
           <w:szCs w:val="32"/>
         </w:rPr>
       </w:pPr>
-      <w:r>
-        <w:rPr>
-          <w:b/>
-          <w:bCs/>
-          <w:color w:val="EE0000"/>
-          <w:sz w:val="32"/>
-          <w:szCs w:val="32"/>
-        </w:rPr>
-        <w:t>25.Monitor log files using tail or grep.</w:t>
-      </w:r>
-    </w:p>
-    <w:p>
-      <w:pPr>
-        <w:rPr>
-          <w:b/>
-          <w:bCs/>
-          <w:color w:val="EE0000"/>
-          <w:sz w:val="32"/>
-          <w:szCs w:val="32"/>
-        </w:rPr>
-      </w:pPr>
+    </w:p>
+    <w:p>
+      <w:r>
+        <w:rPr>
+          <w:b/>
+          <w:bCs/>
+          <w:color w:val="EE0000"/>
+          <w:sz w:val="32"/>
+          <w:szCs w:val="32"/>
+        </w:rPr>
+        <w:t xml:space="preserve">41.Cop file from </w:t>
+      </w:r>
+      <w:proofErr w:type="spellStart"/>
+      <w:r>
+        <w:rPr>
+          <w:b/>
+          <w:bCs/>
+          <w:color w:val="EE0000"/>
+          <w:sz w:val="32"/>
+          <w:szCs w:val="32"/>
+        </w:rPr>
+        <w:t>linux</w:t>
+      </w:r>
+      <w:proofErr w:type="spellEnd"/>
+      <w:r>
+        <w:rPr>
+          <w:b/>
+          <w:bCs/>
+          <w:color w:val="EE0000"/>
+          <w:sz w:val="32"/>
+          <w:szCs w:val="32"/>
+        </w:rPr>
+        <w:t xml:space="preserve"> to windows machine</w:t>
+      </w:r>
+      <w:r>
+        <w:rPr>
+          <w:b/>
+          <w:bCs/>
+          <w:color w:val="EE0000"/>
+          <w:sz w:val="32"/>
+          <w:szCs w:val="32"/>
+        </w:rPr>
+        <w:br/>
+      </w:r>
       <w:r>
         <w:t>mv &lt;</w:t>
       </w:r>
@@ -2829,917 +8243,6 @@
           <w:szCs w:val="32"/>
         </w:rPr>
       </w:pPr>
-      <w:r>
-        <w:rPr>
-          <w:b/>
-          <w:bCs/>
-          <w:color w:val="EE0000"/>
-          <w:sz w:val="32"/>
-          <w:szCs w:val="32"/>
-        </w:rPr>
-        <w:t>26.Set up a web server (e.g., Apache or Nginx).</w:t>
-      </w:r>
-    </w:p>
-    <w:p>
-      <w:pPr>
-        <w:rPr>
-          <w:b/>
-          <w:bCs/>
-          <w:color w:val="EE0000"/>
-          <w:sz w:val="32"/>
-          <w:szCs w:val="32"/>
-        </w:rPr>
-      </w:pPr>
-      <w:r>
-        <w:t>mv &lt;</w:t>
-      </w:r>
-      <w:proofErr w:type="spellStart"/>
-      <w:r>
-        <w:t>old_file_name</w:t>
-      </w:r>
-      <w:proofErr w:type="spellEnd"/>
-      <w:r>
-        <w:t>&gt; &lt;</w:t>
-      </w:r>
-      <w:proofErr w:type="spellStart"/>
-      <w:r>
-        <w:t>new_file_name</w:t>
-      </w:r>
-      <w:proofErr w:type="spellEnd"/>
-      <w:r>
-        <w:t>&gt;</w:t>
-      </w:r>
-    </w:p>
-    <w:p>
-      <w:pPr>
-        <w:rPr>
-          <w:b/>
-          <w:bCs/>
-          <w:color w:val="EE0000"/>
-          <w:sz w:val="32"/>
-          <w:szCs w:val="32"/>
-        </w:rPr>
-      </w:pPr>
-      <w:r>
-        <w:rPr>
-          <w:b/>
-          <w:bCs/>
-          <w:color w:val="EE0000"/>
-          <w:sz w:val="32"/>
-          <w:szCs w:val="32"/>
-        </w:rPr>
-        <w:t>27.Configure and secure a MySQL Database.</w:t>
-      </w:r>
-    </w:p>
-    <w:p>
-      <w:pPr>
-        <w:rPr>
-          <w:b/>
-          <w:bCs/>
-          <w:color w:val="EE0000"/>
-          <w:sz w:val="32"/>
-          <w:szCs w:val="32"/>
-        </w:rPr>
-      </w:pPr>
-      <w:r>
-        <w:t>mv &lt;</w:t>
-      </w:r>
-      <w:proofErr w:type="spellStart"/>
-      <w:r>
-        <w:t>old_file_name</w:t>
-      </w:r>
-      <w:proofErr w:type="spellEnd"/>
-      <w:r>
-        <w:t>&gt; &lt;</w:t>
-      </w:r>
-      <w:proofErr w:type="spellStart"/>
-      <w:r>
-        <w:t>new_file_name</w:t>
-      </w:r>
-      <w:proofErr w:type="spellEnd"/>
-      <w:r>
-        <w:t>&gt;</w:t>
-      </w:r>
-    </w:p>
-    <w:p>
-      <w:pPr>
-        <w:rPr>
-          <w:b/>
-          <w:bCs/>
-          <w:color w:val="EE0000"/>
-          <w:sz w:val="32"/>
-          <w:szCs w:val="32"/>
-        </w:rPr>
-      </w:pPr>
-      <w:r>
-        <w:rPr>
-          <w:b/>
-          <w:bCs/>
-          <w:color w:val="EE0000"/>
-          <w:sz w:val="32"/>
-          <w:szCs w:val="32"/>
-        </w:rPr>
-        <w:t xml:space="preserve">28.Set up </w:t>
-      </w:r>
-      <w:proofErr w:type="spellStart"/>
-      <w:proofErr w:type="gramStart"/>
-      <w:r>
-        <w:rPr>
-          <w:b/>
-          <w:bCs/>
-          <w:color w:val="EE0000"/>
-          <w:sz w:val="32"/>
-          <w:szCs w:val="32"/>
-        </w:rPr>
-        <w:t>a</w:t>
-      </w:r>
-      <w:proofErr w:type="spellEnd"/>
-      <w:proofErr w:type="gramEnd"/>
-      <w:r>
-        <w:rPr>
-          <w:b/>
-          <w:bCs/>
-          <w:color w:val="EE0000"/>
-          <w:sz w:val="32"/>
-          <w:szCs w:val="32"/>
-        </w:rPr>
-        <w:t xml:space="preserve"> Application Server (</w:t>
-      </w:r>
-      <w:proofErr w:type="spellStart"/>
-      <w:r>
-        <w:rPr>
-          <w:b/>
-          <w:bCs/>
-          <w:color w:val="EE0000"/>
-          <w:sz w:val="32"/>
-          <w:szCs w:val="32"/>
-        </w:rPr>
-        <w:t>e.g.,Apache</w:t>
-      </w:r>
-      <w:proofErr w:type="spellEnd"/>
-      <w:r>
-        <w:rPr>
-          <w:b/>
-          <w:bCs/>
-          <w:color w:val="EE0000"/>
-          <w:sz w:val="32"/>
-          <w:szCs w:val="32"/>
-        </w:rPr>
-        <w:t xml:space="preserve"> Tomcat)</w:t>
-      </w:r>
-    </w:p>
-    <w:p>
-      <w:pPr>
-        <w:rPr>
-          <w:b/>
-          <w:bCs/>
-          <w:color w:val="EE0000"/>
-          <w:sz w:val="32"/>
-          <w:szCs w:val="32"/>
-        </w:rPr>
-      </w:pPr>
-      <w:r>
-        <w:t>mv &lt;</w:t>
-      </w:r>
-      <w:proofErr w:type="spellStart"/>
-      <w:r>
-        <w:t>old_file_name</w:t>
-      </w:r>
-      <w:proofErr w:type="spellEnd"/>
-      <w:r>
-        <w:t>&gt; &lt;</w:t>
-      </w:r>
-      <w:proofErr w:type="spellStart"/>
-      <w:r>
-        <w:t>new_file_name</w:t>
-      </w:r>
-      <w:proofErr w:type="spellEnd"/>
-      <w:r>
-        <w:t>&gt;</w:t>
-      </w:r>
-    </w:p>
-    <w:p>
-      <w:pPr>
-        <w:rPr>
-          <w:b/>
-          <w:bCs/>
-          <w:color w:val="EE0000"/>
-          <w:sz w:val="32"/>
-          <w:szCs w:val="32"/>
-        </w:rPr>
-      </w:pPr>
-      <w:r>
-        <w:rPr>
-          <w:b/>
-          <w:bCs/>
-          <w:color w:val="EE0000"/>
-          <w:sz w:val="32"/>
-          <w:szCs w:val="32"/>
-        </w:rPr>
-        <w:t xml:space="preserve">29.create a service file for Apache </w:t>
-      </w:r>
-      <w:proofErr w:type="gramStart"/>
-      <w:r>
-        <w:rPr>
-          <w:b/>
-          <w:bCs/>
-          <w:color w:val="EE0000"/>
-          <w:sz w:val="32"/>
-          <w:szCs w:val="32"/>
-        </w:rPr>
-        <w:t>Tomcat.(</w:t>
-      </w:r>
-      <w:proofErr w:type="gramEnd"/>
-      <w:r>
-        <w:rPr>
-          <w:b/>
-          <w:bCs/>
-          <w:color w:val="EE0000"/>
-          <w:sz w:val="32"/>
-          <w:szCs w:val="32"/>
-        </w:rPr>
-        <w:t xml:space="preserve">Should execute by using </w:t>
-      </w:r>
-      <w:proofErr w:type="spellStart"/>
-      <w:r>
-        <w:rPr>
-          <w:b/>
-          <w:bCs/>
-          <w:color w:val="EE0000"/>
-          <w:sz w:val="32"/>
-          <w:szCs w:val="32"/>
-        </w:rPr>
-        <w:t>systemtctl</w:t>
-      </w:r>
-      <w:proofErr w:type="spellEnd"/>
-      <w:r>
-        <w:rPr>
-          <w:b/>
-          <w:bCs/>
-          <w:color w:val="EE0000"/>
-          <w:sz w:val="32"/>
-          <w:szCs w:val="32"/>
-        </w:rPr>
-        <w:t xml:space="preserve"> command)</w:t>
-      </w:r>
-    </w:p>
-    <w:p>
-      <w:pPr>
-        <w:rPr>
-          <w:b/>
-          <w:bCs/>
-          <w:color w:val="EE0000"/>
-          <w:sz w:val="32"/>
-          <w:szCs w:val="32"/>
-        </w:rPr>
-      </w:pPr>
-      <w:r>
-        <w:t>mv &lt;</w:t>
-      </w:r>
-      <w:proofErr w:type="spellStart"/>
-      <w:r>
-        <w:t>old_file_name</w:t>
-      </w:r>
-      <w:proofErr w:type="spellEnd"/>
-      <w:r>
-        <w:t>&gt; &lt;</w:t>
-      </w:r>
-      <w:proofErr w:type="spellStart"/>
-      <w:r>
-        <w:t>new_file_name</w:t>
-      </w:r>
-      <w:proofErr w:type="spellEnd"/>
-      <w:r>
-        <w:t>&gt;</w:t>
-      </w:r>
-    </w:p>
-    <w:p>
-      <w:pPr>
-        <w:rPr>
-          <w:b/>
-          <w:bCs/>
-          <w:color w:val="EE0000"/>
-          <w:sz w:val="32"/>
-          <w:szCs w:val="32"/>
-        </w:rPr>
-      </w:pPr>
-      <w:r>
-        <w:rPr>
-          <w:b/>
-          <w:bCs/>
-          <w:color w:val="EE0000"/>
-          <w:sz w:val="32"/>
-          <w:szCs w:val="32"/>
-        </w:rPr>
-        <w:t>30.Print specific columns from a delimited file.</w:t>
-      </w:r>
-    </w:p>
-    <w:p>
-      <w:pPr>
-        <w:rPr>
-          <w:b/>
-          <w:bCs/>
-          <w:color w:val="EE0000"/>
-          <w:sz w:val="32"/>
-          <w:szCs w:val="32"/>
-        </w:rPr>
-      </w:pPr>
-      <w:r>
-        <w:t>mv &lt;</w:t>
-      </w:r>
-      <w:proofErr w:type="spellStart"/>
-      <w:r>
-        <w:t>old_file_name</w:t>
-      </w:r>
-      <w:proofErr w:type="spellEnd"/>
-      <w:r>
-        <w:t>&gt; &lt;</w:t>
-      </w:r>
-      <w:proofErr w:type="spellStart"/>
-      <w:r>
-        <w:t>new_file_name</w:t>
-      </w:r>
-      <w:proofErr w:type="spellEnd"/>
-      <w:r>
-        <w:t>&gt;</w:t>
-      </w:r>
-    </w:p>
-    <w:p>
-      <w:pPr>
-        <w:rPr>
-          <w:b/>
-          <w:bCs/>
-          <w:color w:val="EE0000"/>
-          <w:sz w:val="32"/>
-          <w:szCs w:val="32"/>
-        </w:rPr>
-      </w:pPr>
-      <w:r>
-        <w:rPr>
-          <w:b/>
-          <w:bCs/>
-          <w:color w:val="EE0000"/>
-          <w:sz w:val="32"/>
-          <w:szCs w:val="32"/>
-        </w:rPr>
-        <w:t>31.Filter and print lines based on a specific pattern or condition.</w:t>
-      </w:r>
-    </w:p>
-    <w:p>
-      <w:pPr>
-        <w:rPr>
-          <w:b/>
-          <w:bCs/>
-          <w:color w:val="EE0000"/>
-          <w:sz w:val="32"/>
-          <w:szCs w:val="32"/>
-        </w:rPr>
-      </w:pPr>
-      <w:r>
-        <w:t>mv &lt;</w:t>
-      </w:r>
-      <w:proofErr w:type="spellStart"/>
-      <w:r>
-        <w:t>old_file_name</w:t>
-      </w:r>
-      <w:proofErr w:type="spellEnd"/>
-      <w:r>
-        <w:t>&gt; &lt;</w:t>
-      </w:r>
-      <w:proofErr w:type="spellStart"/>
-      <w:r>
-        <w:t>new_file_name</w:t>
-      </w:r>
-      <w:proofErr w:type="spellEnd"/>
-      <w:r>
-        <w:t>&gt;</w:t>
-      </w:r>
-    </w:p>
-    <w:p>
-      <w:pPr>
-        <w:rPr>
-          <w:b/>
-          <w:bCs/>
-          <w:color w:val="EE0000"/>
-          <w:sz w:val="32"/>
-          <w:szCs w:val="32"/>
-        </w:rPr>
-      </w:pPr>
-      <w:r>
-        <w:rPr>
-          <w:b/>
-          <w:bCs/>
-          <w:color w:val="EE0000"/>
-          <w:sz w:val="32"/>
-          <w:szCs w:val="32"/>
-        </w:rPr>
-        <w:t>32.Calculate and print the average, sum, or other statistics of a column.</w:t>
-      </w:r>
-    </w:p>
-    <w:p>
-      <w:pPr>
-        <w:rPr>
-          <w:b/>
-          <w:bCs/>
-          <w:color w:val="EE0000"/>
-          <w:sz w:val="32"/>
-          <w:szCs w:val="32"/>
-        </w:rPr>
-      </w:pPr>
-      <w:r>
-        <w:t>mv &lt;</w:t>
-      </w:r>
-      <w:proofErr w:type="spellStart"/>
-      <w:r>
-        <w:t>old_file_name</w:t>
-      </w:r>
-      <w:proofErr w:type="spellEnd"/>
-      <w:r>
-        <w:t>&gt; &lt;</w:t>
-      </w:r>
-      <w:proofErr w:type="spellStart"/>
-      <w:r>
-        <w:t>new_file_name</w:t>
-      </w:r>
-      <w:proofErr w:type="spellEnd"/>
-      <w:r>
-        <w:t>&gt;</w:t>
-      </w:r>
-    </w:p>
-    <w:p>
-      <w:pPr>
-        <w:rPr>
-          <w:b/>
-          <w:bCs/>
-          <w:color w:val="EE0000"/>
-          <w:sz w:val="32"/>
-          <w:szCs w:val="32"/>
-        </w:rPr>
-      </w:pPr>
-      <w:r>
-        <w:rPr>
-          <w:b/>
-          <w:bCs/>
-          <w:color w:val="EE0000"/>
-          <w:sz w:val="32"/>
-          <w:szCs w:val="32"/>
-        </w:rPr>
-        <w:t>33.Perform string manipulation, such as extracting substrings or changing case.</w:t>
-      </w:r>
-    </w:p>
-    <w:p>
-      <w:pPr>
-        <w:rPr>
-          <w:b/>
-          <w:bCs/>
-          <w:color w:val="EE0000"/>
-          <w:sz w:val="32"/>
-          <w:szCs w:val="32"/>
-        </w:rPr>
-      </w:pPr>
-      <w:r>
-        <w:t>mv &lt;</w:t>
-      </w:r>
-      <w:proofErr w:type="spellStart"/>
-      <w:r>
-        <w:t>old_file_name</w:t>
-      </w:r>
-      <w:proofErr w:type="spellEnd"/>
-      <w:r>
-        <w:t>&gt; &lt;</w:t>
-      </w:r>
-      <w:proofErr w:type="spellStart"/>
-      <w:r>
-        <w:t>new_file_name</w:t>
-      </w:r>
-      <w:proofErr w:type="spellEnd"/>
-      <w:r>
-        <w:t>&gt;</w:t>
-      </w:r>
-    </w:p>
-    <w:p>
-      <w:pPr>
-        <w:rPr>
-          <w:b/>
-          <w:bCs/>
-          <w:color w:val="EE0000"/>
-          <w:sz w:val="32"/>
-          <w:szCs w:val="32"/>
-        </w:rPr>
-      </w:pPr>
-      <w:r>
-        <w:rPr>
-          <w:b/>
-          <w:bCs/>
-          <w:color w:val="EE0000"/>
-          <w:sz w:val="32"/>
-          <w:szCs w:val="32"/>
-        </w:rPr>
-        <w:lastRenderedPageBreak/>
-        <w:t>34.Count the occurrences of a specific pattern in a file.</w:t>
-      </w:r>
-    </w:p>
-    <w:p>
-      <w:pPr>
-        <w:rPr>
-          <w:b/>
-          <w:bCs/>
-          <w:color w:val="EE0000"/>
-          <w:sz w:val="32"/>
-          <w:szCs w:val="32"/>
-        </w:rPr>
-      </w:pPr>
-      <w:r>
-        <w:t>mv &lt;</w:t>
-      </w:r>
-      <w:proofErr w:type="spellStart"/>
-      <w:r>
-        <w:t>old_file_name</w:t>
-      </w:r>
-      <w:proofErr w:type="spellEnd"/>
-      <w:r>
-        <w:t>&gt; &lt;</w:t>
-      </w:r>
-      <w:proofErr w:type="spellStart"/>
-      <w:r>
-        <w:t>new_file_name</w:t>
-      </w:r>
-      <w:proofErr w:type="spellEnd"/>
-      <w:r>
-        <w:t>&gt;</w:t>
-      </w:r>
-    </w:p>
-    <w:p>
-      <w:pPr>
-        <w:rPr>
-          <w:b/>
-          <w:bCs/>
-          <w:color w:val="EE0000"/>
-          <w:sz w:val="32"/>
-          <w:szCs w:val="32"/>
-        </w:rPr>
-      </w:pPr>
-      <w:r>
-        <w:rPr>
-          <w:b/>
-          <w:bCs/>
-          <w:color w:val="EE0000"/>
-          <w:sz w:val="32"/>
-          <w:szCs w:val="32"/>
-        </w:rPr>
-        <w:t>35.Sort lines based on a specific field or column.</w:t>
-      </w:r>
-      <w:r>
-        <w:rPr>
-          <w:b/>
-          <w:bCs/>
-          <w:color w:val="EE0000"/>
-          <w:sz w:val="32"/>
-          <w:szCs w:val="32"/>
-        </w:rPr>
-        <w:br/>
-      </w:r>
-      <w:r>
-        <w:t>mv &lt;</w:t>
-      </w:r>
-      <w:proofErr w:type="spellStart"/>
-      <w:r>
-        <w:t>old_file_name</w:t>
-      </w:r>
-      <w:proofErr w:type="spellEnd"/>
-      <w:r>
-        <w:t>&gt; &lt;</w:t>
-      </w:r>
-      <w:proofErr w:type="spellStart"/>
-      <w:r>
-        <w:t>new_file_name</w:t>
-      </w:r>
-      <w:proofErr w:type="spellEnd"/>
-      <w:r>
-        <w:t>&gt;</w:t>
-      </w:r>
-    </w:p>
-    <w:p>
-      <w:pPr>
-        <w:rPr>
-          <w:b/>
-          <w:bCs/>
-          <w:color w:val="EE0000"/>
-          <w:sz w:val="32"/>
-          <w:szCs w:val="32"/>
-        </w:rPr>
-      </w:pPr>
-      <w:r>
-        <w:rPr>
-          <w:b/>
-          <w:bCs/>
-          <w:color w:val="EE0000"/>
-          <w:sz w:val="32"/>
-          <w:szCs w:val="32"/>
-        </w:rPr>
-        <w:t>36.Merge multiple files based on a common field or column.</w:t>
-      </w:r>
-      <w:r>
-        <w:rPr>
-          <w:b/>
-          <w:bCs/>
-          <w:color w:val="EE0000"/>
-          <w:sz w:val="32"/>
-          <w:szCs w:val="32"/>
-        </w:rPr>
-        <w:br/>
-      </w:r>
-      <w:r>
-        <w:t>mv &lt;</w:t>
-      </w:r>
-      <w:proofErr w:type="spellStart"/>
-      <w:r>
-        <w:t>old_file_name</w:t>
-      </w:r>
-      <w:proofErr w:type="spellEnd"/>
-      <w:r>
-        <w:t>&gt; &lt;</w:t>
-      </w:r>
-      <w:proofErr w:type="spellStart"/>
-      <w:r>
-        <w:t>new_file_name</w:t>
-      </w:r>
-      <w:proofErr w:type="spellEnd"/>
-      <w:r>
-        <w:t>&gt;</w:t>
-      </w:r>
-    </w:p>
-    <w:p>
-      <w:pPr>
-        <w:rPr>
-          <w:b/>
-          <w:bCs/>
-          <w:color w:val="EE0000"/>
-          <w:sz w:val="32"/>
-          <w:szCs w:val="32"/>
-        </w:rPr>
-      </w:pPr>
-      <w:r>
-        <w:rPr>
-          <w:b/>
-          <w:bCs/>
-          <w:color w:val="EE0000"/>
-          <w:sz w:val="32"/>
-          <w:szCs w:val="32"/>
-        </w:rPr>
-        <w:t>37.Substitute text in a file using search and replace.</w:t>
-      </w:r>
-      <w:r>
-        <w:rPr>
-          <w:b/>
-          <w:bCs/>
-          <w:color w:val="EE0000"/>
-          <w:sz w:val="32"/>
-          <w:szCs w:val="32"/>
-        </w:rPr>
-        <w:br/>
-      </w:r>
-      <w:r>
-        <w:t>mv &lt;</w:t>
-      </w:r>
-      <w:proofErr w:type="spellStart"/>
-      <w:r>
-        <w:t>old_file_name</w:t>
-      </w:r>
-      <w:proofErr w:type="spellEnd"/>
-      <w:r>
-        <w:t>&gt; &lt;</w:t>
-      </w:r>
-      <w:proofErr w:type="spellStart"/>
-      <w:r>
-        <w:t>new_file_name</w:t>
-      </w:r>
-      <w:proofErr w:type="spellEnd"/>
-      <w:r>
-        <w:t>&gt;</w:t>
-      </w:r>
-    </w:p>
-    <w:p>
-      <w:pPr>
-        <w:rPr>
-          <w:b/>
-          <w:bCs/>
-          <w:color w:val="EE0000"/>
-          <w:sz w:val="32"/>
-          <w:szCs w:val="32"/>
-        </w:rPr>
-      </w:pPr>
-      <w:r>
-        <w:rPr>
-          <w:b/>
-          <w:bCs/>
-          <w:color w:val="EE0000"/>
-          <w:sz w:val="32"/>
-          <w:szCs w:val="32"/>
-        </w:rPr>
-        <w:t>38.Delete specific lines based on a pattern or line number.</w:t>
-      </w:r>
-      <w:r>
-        <w:rPr>
-          <w:b/>
-          <w:bCs/>
-          <w:color w:val="EE0000"/>
-          <w:sz w:val="32"/>
-          <w:szCs w:val="32"/>
-        </w:rPr>
-        <w:br/>
-      </w:r>
-      <w:r>
-        <w:t>mv &lt;</w:t>
-      </w:r>
-      <w:proofErr w:type="spellStart"/>
-      <w:r>
-        <w:t>old_file_name</w:t>
-      </w:r>
-      <w:proofErr w:type="spellEnd"/>
-      <w:r>
-        <w:t>&gt; &lt;</w:t>
-      </w:r>
-      <w:proofErr w:type="spellStart"/>
-      <w:r>
-        <w:t>new_file_name</w:t>
-      </w:r>
-      <w:proofErr w:type="spellEnd"/>
-      <w:r>
-        <w:t>&gt;</w:t>
-      </w:r>
-    </w:p>
-    <w:p>
-      <w:pPr>
-        <w:rPr>
-          <w:b/>
-          <w:bCs/>
-          <w:color w:val="EE0000"/>
-          <w:sz w:val="32"/>
-          <w:szCs w:val="32"/>
-        </w:rPr>
-      </w:pPr>
-      <w:r>
-        <w:rPr>
-          <w:b/>
-          <w:bCs/>
-          <w:color w:val="EE0000"/>
-          <w:sz w:val="32"/>
-          <w:szCs w:val="32"/>
-        </w:rPr>
-        <w:t>39.Append or insert text before or after a specific pattern or line.</w:t>
-      </w:r>
-      <w:r>
-        <w:rPr>
-          <w:b/>
-          <w:bCs/>
-          <w:color w:val="EE0000"/>
-          <w:sz w:val="32"/>
-          <w:szCs w:val="32"/>
-        </w:rPr>
-        <w:br/>
-      </w:r>
-      <w:r>
-        <w:t>mv &lt;</w:t>
-      </w:r>
-      <w:proofErr w:type="spellStart"/>
-      <w:r>
-        <w:t>old_file_name</w:t>
-      </w:r>
-      <w:proofErr w:type="spellEnd"/>
-      <w:r>
-        <w:t>&gt; &lt;</w:t>
-      </w:r>
-      <w:proofErr w:type="spellStart"/>
-      <w:r>
-        <w:t>new_file_name</w:t>
-      </w:r>
-      <w:proofErr w:type="spellEnd"/>
-      <w:r>
-        <w:t>&gt;</w:t>
-      </w:r>
-    </w:p>
-    <w:p>
-      <w:pPr>
-        <w:rPr>
-          <w:b/>
-          <w:bCs/>
-          <w:color w:val="EE0000"/>
-          <w:sz w:val="32"/>
-          <w:szCs w:val="32"/>
-        </w:rPr>
-      </w:pPr>
-      <w:r>
-        <w:rPr>
-          <w:b/>
-          <w:bCs/>
-          <w:color w:val="EE0000"/>
-          <w:sz w:val="32"/>
-          <w:szCs w:val="32"/>
-        </w:rPr>
-        <w:t>40.Print only specific lines from a file.</w:t>
-      </w:r>
-      <w:r>
-        <w:rPr>
-          <w:b/>
-          <w:bCs/>
-          <w:color w:val="EE0000"/>
-          <w:sz w:val="32"/>
-          <w:szCs w:val="32"/>
-        </w:rPr>
-        <w:br/>
-      </w:r>
-      <w:r>
-        <w:t>mv &lt;</w:t>
-      </w:r>
-      <w:proofErr w:type="spellStart"/>
-      <w:r>
-        <w:t>old_file_name</w:t>
-      </w:r>
-      <w:proofErr w:type="spellEnd"/>
-      <w:r>
-        <w:t>&gt; &lt;</w:t>
-      </w:r>
-      <w:proofErr w:type="spellStart"/>
-      <w:r>
-        <w:t>new_file_name</w:t>
-      </w:r>
-      <w:proofErr w:type="spellEnd"/>
-      <w:r>
-        <w:t>&gt;</w:t>
-      </w:r>
-    </w:p>
-    <w:p>
-      <w:pPr>
-        <w:rPr>
-          <w:b/>
-          <w:bCs/>
-          <w:color w:val="EE0000"/>
-          <w:sz w:val="32"/>
-          <w:szCs w:val="32"/>
-        </w:rPr>
-      </w:pPr>
-      <w:r>
-        <w:rPr>
-          <w:b/>
-          <w:bCs/>
-          <w:color w:val="EE0000"/>
-          <w:sz w:val="32"/>
-          <w:szCs w:val="32"/>
-        </w:rPr>
-        <w:t xml:space="preserve">41.Cop file from </w:t>
-      </w:r>
-      <w:proofErr w:type="spellStart"/>
-      <w:r>
-        <w:rPr>
-          <w:b/>
-          <w:bCs/>
-          <w:color w:val="EE0000"/>
-          <w:sz w:val="32"/>
-          <w:szCs w:val="32"/>
-        </w:rPr>
-        <w:t>linux</w:t>
-      </w:r>
-      <w:proofErr w:type="spellEnd"/>
-      <w:r>
-        <w:rPr>
-          <w:b/>
-          <w:bCs/>
-          <w:color w:val="EE0000"/>
-          <w:sz w:val="32"/>
-          <w:szCs w:val="32"/>
-        </w:rPr>
-        <w:t xml:space="preserve"> to windows machine</w:t>
-      </w:r>
-      <w:r>
-        <w:rPr>
-          <w:b/>
-          <w:bCs/>
-          <w:color w:val="EE0000"/>
-          <w:sz w:val="32"/>
-          <w:szCs w:val="32"/>
-        </w:rPr>
-        <w:br/>
-      </w:r>
-      <w:r>
-        <w:t>mv &lt;</w:t>
-      </w:r>
-      <w:proofErr w:type="spellStart"/>
-      <w:r>
-        <w:t>old_file_name</w:t>
-      </w:r>
-      <w:proofErr w:type="spellEnd"/>
-      <w:r>
-        <w:t>&gt; &lt;</w:t>
-      </w:r>
-      <w:proofErr w:type="spellStart"/>
-      <w:r>
-        <w:t>new_file_name</w:t>
-      </w:r>
-      <w:proofErr w:type="spellEnd"/>
-      <w:r>
-        <w:t>&gt;</w:t>
-      </w:r>
     </w:p>
     <w:p>
       <w:pPr>
@@ -5011,6 +9514,59 @@
       <w:spacing w:val="5"/>
     </w:rPr>
   </w:style>
+  <w:style w:type="paragraph" w:styleId="HTMLPreformatted">
+    <w:name w:val="HTML Preformatted"/>
+    <w:basedOn w:val="Normal"/>
+    <w:link w:val="HTMLPreformattedChar"/>
+    <w:uiPriority w:val="99"/>
+    <w:semiHidden/>
+    <w:unhideWhenUsed/>
+    <w:rsid w:val="00D621B3"/>
+    <w:pPr>
+      <w:spacing w:after="0" w:line="240" w:lineRule="auto"/>
+    </w:pPr>
+    <w:rPr>
+      <w:rFonts w:ascii="Consolas" w:hAnsi="Consolas"/>
+      <w:sz w:val="20"/>
+      <w:szCs w:val="20"/>
+    </w:rPr>
+  </w:style>
+  <w:style w:type="character" w:customStyle="1" w:styleId="HTMLPreformattedChar">
+    <w:name w:val="HTML Preformatted Char"/>
+    <w:basedOn w:val="DefaultParagraphFont"/>
+    <w:link w:val="HTMLPreformatted"/>
+    <w:uiPriority w:val="99"/>
+    <w:semiHidden/>
+    <w:rsid w:val="00D621B3"/>
+    <w:rPr>
+      <w:rFonts w:ascii="Consolas" w:hAnsi="Consolas"/>
+      <w:sz w:val="20"/>
+      <w:szCs w:val="20"/>
+    </w:rPr>
+  </w:style>
+  <w:style w:type="character" w:styleId="Hyperlink">
+    <w:name w:val="Hyperlink"/>
+    <w:basedOn w:val="DefaultParagraphFont"/>
+    <w:uiPriority w:val="99"/>
+    <w:unhideWhenUsed/>
+    <w:rsid w:val="00ED1D28"/>
+    <w:rPr>
+      <w:color w:val="467886" w:themeColor="hyperlink"/>
+      <w:u w:val="single"/>
+    </w:rPr>
+  </w:style>
+  <w:style w:type="character" w:styleId="UnresolvedMention">
+    <w:name w:val="Unresolved Mention"/>
+    <w:basedOn w:val="DefaultParagraphFont"/>
+    <w:uiPriority w:val="99"/>
+    <w:semiHidden/>
+    <w:unhideWhenUsed/>
+    <w:rsid w:val="00ED1D28"/>
+    <w:rPr>
+      <w:color w:val="605E5C"/>
+      <w:shd w:val="clear" w:color="auto" w:fill="E1DFDD"/>
+    </w:rPr>
+  </w:style>
 </w:styles>
 </file>
 
